--- a/docs/Proyecto Incremental.docx
+++ b/docs/Proyecto Incremental.docx
@@ -22,12 +22,12 @@
           <wp:inline distB="114300" distT="114300" distL="114300" distR="114300">
             <wp:extent cx="2082800" cy="1562100"/>
             <wp:effectExtent b="0" l="0" r="0" t="0"/>
-            <wp:docPr descr="Logotipo, nombre de la empresa  El contenido generado por IA puede ser incorrecto." id="1" name="image1.jpg"/>
+            <wp:docPr descr="Logotipo, nombre de la empresa  El contenido generado por IA puede ser incorrecto." id="1" name="image2.jpg"/>
             <a:graphic>
               <a:graphicData uri="http://schemas.openxmlformats.org/drawingml/2006/picture">
                 <pic:pic>
                   <pic:nvPicPr>
-                    <pic:cNvPr descr="Logotipo, nombre de la empresa  El contenido generado por IA puede ser incorrecto." id="0" name="image1.jpg"/>
+                    <pic:cNvPr descr="Logotipo, nombre de la empresa  El contenido generado por IA puede ser incorrecto." id="0" name="image2.jpg"/>
                     <pic:cNvPicPr preferRelativeResize="0"/>
                   </pic:nvPicPr>
                   <pic:blipFill>
@@ -203,26 +203,25 @@
     </w:p>
     <w:p>
       <w:pPr>
-        <w:spacing w:after="160" w:lineRule="auto"/>
+        <w:spacing w:after="0" w:before="60" w:line="276" w:lineRule="auto"/>
         <w:jc w:val="center"/>
-        <w:rPr>
-          <w:rFonts w:ascii="Times New Roman" w:cs="Times New Roman" w:eastAsia="Times New Roman" w:hAnsi="Times New Roman"/>
-          <w:b w:val="1"/>
-          <w:bCs w:val="1"/>
-          <w:sz w:val="24"/>
-          <w:szCs w:val="24"/>
-        </w:rPr>
-      </w:pPr>
-      <w:r>
-        <w:rPr>
-          <w:rFonts w:ascii="Times New Roman" w:cs="Times New Roman" w:eastAsia="Times New Roman" w:hAnsi="Times New Roman"/>
-          <w:b w:val="1"/>
-          <w:bCs w:val="1"/>
-          <w:sz w:val="24"/>
-          <w:szCs w:val="24"/>
-          <w:rtl w:val="0"/>
-        </w:rPr>
-        <w:t xml:space="preserve"> </w:t>
+        <w:rPr/>
+      </w:pPr>
+      <w:r>
+        <w:rPr>
+          <w:rFonts w:ascii="Times New Roman" w:cs="Times New Roman" w:eastAsia="Times New Roman" w:hAnsi="Times New Roman"/>
+          <w:i w:val="1"/>
+          <w:iCs w:val="1"/>
+          <w:sz w:val="24"/>
+          <w:szCs w:val="24"/>
+          <w:rtl w:val="0"/>
+        </w:rPr>
+        <w:t xml:space="preserve">Proyecto: Plataforma web de intermediación LESCO (puente de comunicación digital para la comunidad sorda de Costa Rica)</w:t>
+      </w:r>
+      <w:r>
+        <w:rPr>
+          <w:rtl w:val="0"/>
+        </w:rPr>
       </w:r>
     </w:p>
     <w:p>
@@ -477,7 +476,9 @@
     </w:p>
     <w:p>
       <w:pPr>
-        <w:spacing w:after="180" w:before="360" w:lineRule="auto"/>
+        <w:keepNext w:val="1"/>
+        <w:spacing w:after="180" w:before="360" w:line="276" w:lineRule="auto"/>
+        <w:jc w:val="left"/>
         <w:rPr/>
       </w:pPr>
       <w:r>
@@ -488,20 +489,494 @@
     </w:p>
     <w:p>
       <w:pPr>
-        <w:spacing w:after="180" w:before="360" w:lineRule="auto"/>
+        <w:rPr/>
+      </w:pPr>
+      <w:r>
+        <w:br w:type="page"/>
+      </w:r>
+      <w:r>
+        <w:rPr>
+          <w:rtl w:val="0"/>
+        </w:rPr>
+      </w:r>
+    </w:p>
+    <w:p>
+      <w:pPr>
+        <w:spacing w:after="120" w:before="60" w:lineRule="auto"/>
         <w:jc w:val="both"/>
         <w:rPr/>
       </w:pPr>
       <w:r>
         <w:rPr>
+          <w:rFonts w:ascii="Times New Roman" w:cs="Times New Roman" w:eastAsia="Times New Roman" w:hAnsi="Times New Roman"/>
+          <w:sz w:val="24"/>
+          <w:szCs w:val="24"/>
+          <w:rtl w:val="0"/>
+        </w:rPr>
+        <w:t xml:space="preserve">Scrum Team del proyecto. Al ser un equipo de dos personas, cada integrante combina una responsabilidad de Scrum con el rol de Developer.</w:t>
+      </w:r>
+      <w:r>
+        <w:rPr>
           <w:rtl w:val="0"/>
         </w:rPr>
       </w:r>
     </w:p>
+    <w:tbl>
+      <w:tblPr>
+        <w:tblStyle w:val="Table1"/>
+        <w:tblW w:w="9029.0" w:type="dxa"/>
+        <w:jc w:val="left"/>
+        <w:tblBorders>
+          <w:top w:color="8ea9c1" w:space="0" w:sz="4" w:val="single"/>
+          <w:left w:color="8ea9c1" w:space="0" w:sz="4" w:val="single"/>
+          <w:bottom w:color="8ea9c1" w:space="0" w:sz="4" w:val="single"/>
+          <w:right w:color="8ea9c1" w:space="0" w:sz="4" w:val="single"/>
+          <w:insideH w:color="8ea9c1" w:space="0" w:sz="4" w:val="single"/>
+          <w:insideV w:color="8ea9c1" w:space="0" w:sz="4" w:val="single"/>
+        </w:tblBorders>
+        <w:tblLayout w:type="fixed"/>
+        <w:tblLook w:val="0400"/>
+      </w:tblPr>
+      <w:tblGrid>
+        <w:gridCol w:w="2000"/>
+        <w:gridCol w:w="1350"/>
+        <w:gridCol w:w="1900"/>
+        <w:gridCol w:w="3779"/>
+        <w:tblGridChange w:id="0">
+          <w:tblGrid>
+            <w:gridCol w:w="2000"/>
+            <w:gridCol w:w="1350"/>
+            <w:gridCol w:w="1900"/>
+            <w:gridCol w:w="3779"/>
+          </w:tblGrid>
+        </w:tblGridChange>
+      </w:tblGrid>
+      <w:tr>
+        <w:trPr>
+          <w:cantSplit w:val="1"/>
+          <w:tblHeader w:val="1"/>
+        </w:trPr>
+        <w:tc>
+          <w:tcPr>
+            <w:shd w:fill="1f3864" w:val="clear"/>
+            <w:tcMar>
+              <w:top w:w="40.0" w:type="dxa"/>
+              <w:left w:w="80.0" w:type="dxa"/>
+              <w:bottom w:w="40.0" w:type="dxa"/>
+              <w:right w:w="80.0" w:type="dxa"/>
+            </w:tcMar>
+          </w:tcPr>
+          <w:p>
+            <w:pPr>
+              <w:spacing w:after="20" w:before="20" w:line="240" w:lineRule="auto"/>
+              <w:rPr>
+                <w:rFonts w:ascii="Times New Roman" w:cs="Times New Roman" w:eastAsia="Times New Roman" w:hAnsi="Times New Roman"/>
+                <w:sz w:val="24"/>
+                <w:szCs w:val="24"/>
+              </w:rPr>
+            </w:pPr>
+            <w:r>
+              <w:rPr>
+                <w:rFonts w:ascii="Times New Roman" w:cs="Times New Roman" w:eastAsia="Times New Roman" w:hAnsi="Times New Roman"/>
+                <w:b w:val="1"/>
+                <w:bCs w:val="1"/>
+                <w:color w:val="ffffff"/>
+                <w:sz w:val="24"/>
+                <w:szCs w:val="24"/>
+                <w:rtl w:val="0"/>
+              </w:rPr>
+              <w:t xml:space="preserve">Integrante</w:t>
+            </w:r>
+            <w:r>
+              <w:rPr>
+                <w:rtl w:val="0"/>
+              </w:rPr>
+            </w:r>
+          </w:p>
+        </w:tc>
+        <w:tc>
+          <w:tcPr>
+            <w:shd w:fill="1f3864" w:val="clear"/>
+            <w:tcMar>
+              <w:top w:w="40.0" w:type="dxa"/>
+              <w:left w:w="80.0" w:type="dxa"/>
+              <w:bottom w:w="40.0" w:type="dxa"/>
+              <w:right w:w="80.0" w:type="dxa"/>
+            </w:tcMar>
+          </w:tcPr>
+          <w:p>
+            <w:pPr>
+              <w:spacing w:after="20" w:before="20" w:line="240" w:lineRule="auto"/>
+              <w:rPr>
+                <w:rFonts w:ascii="Times New Roman" w:cs="Times New Roman" w:eastAsia="Times New Roman" w:hAnsi="Times New Roman"/>
+                <w:sz w:val="24"/>
+                <w:szCs w:val="24"/>
+              </w:rPr>
+            </w:pPr>
+            <w:r>
+              <w:rPr>
+                <w:rFonts w:ascii="Times New Roman" w:cs="Times New Roman" w:eastAsia="Times New Roman" w:hAnsi="Times New Roman"/>
+                <w:b w:val="1"/>
+                <w:bCs w:val="1"/>
+                <w:color w:val="ffffff"/>
+                <w:sz w:val="24"/>
+                <w:szCs w:val="24"/>
+                <w:rtl w:val="0"/>
+              </w:rPr>
+              <w:t xml:space="preserve">Cédula</w:t>
+            </w:r>
+            <w:r>
+              <w:rPr>
+                <w:rtl w:val="0"/>
+              </w:rPr>
+            </w:r>
+          </w:p>
+        </w:tc>
+        <w:tc>
+          <w:tcPr>
+            <w:shd w:fill="1f3864" w:val="clear"/>
+            <w:tcMar>
+              <w:top w:w="40.0" w:type="dxa"/>
+              <w:left w:w="80.0" w:type="dxa"/>
+              <w:bottom w:w="40.0" w:type="dxa"/>
+              <w:right w:w="80.0" w:type="dxa"/>
+            </w:tcMar>
+          </w:tcPr>
+          <w:p>
+            <w:pPr>
+              <w:spacing w:after="20" w:before="20" w:line="240" w:lineRule="auto"/>
+              <w:rPr>
+                <w:rFonts w:ascii="Times New Roman" w:cs="Times New Roman" w:eastAsia="Times New Roman" w:hAnsi="Times New Roman"/>
+                <w:sz w:val="24"/>
+                <w:szCs w:val="24"/>
+              </w:rPr>
+            </w:pPr>
+            <w:r>
+              <w:rPr>
+                <w:rFonts w:ascii="Times New Roman" w:cs="Times New Roman" w:eastAsia="Times New Roman" w:hAnsi="Times New Roman"/>
+                <w:b w:val="1"/>
+                <w:bCs w:val="1"/>
+                <w:color w:val="ffffff"/>
+                <w:sz w:val="24"/>
+                <w:szCs w:val="24"/>
+                <w:rtl w:val="0"/>
+              </w:rPr>
+              <w:t xml:space="preserve">Rol en Scrum</w:t>
+            </w:r>
+            <w:r>
+              <w:rPr>
+                <w:rtl w:val="0"/>
+              </w:rPr>
+            </w:r>
+          </w:p>
+        </w:tc>
+        <w:tc>
+          <w:tcPr>
+            <w:shd w:fill="1f3864" w:val="clear"/>
+            <w:tcMar>
+              <w:top w:w="40.0" w:type="dxa"/>
+              <w:left w:w="80.0" w:type="dxa"/>
+              <w:bottom w:w="40.0" w:type="dxa"/>
+              <w:right w:w="80.0" w:type="dxa"/>
+            </w:tcMar>
+          </w:tcPr>
+          <w:p>
+            <w:pPr>
+              <w:spacing w:after="20" w:before="20" w:line="240" w:lineRule="auto"/>
+              <w:rPr>
+                <w:rFonts w:ascii="Times New Roman" w:cs="Times New Roman" w:eastAsia="Times New Roman" w:hAnsi="Times New Roman"/>
+                <w:sz w:val="24"/>
+                <w:szCs w:val="24"/>
+              </w:rPr>
+            </w:pPr>
+            <w:r>
+              <w:rPr>
+                <w:rFonts w:ascii="Times New Roman" w:cs="Times New Roman" w:eastAsia="Times New Roman" w:hAnsi="Times New Roman"/>
+                <w:b w:val="1"/>
+                <w:bCs w:val="1"/>
+                <w:color w:val="ffffff"/>
+                <w:sz w:val="24"/>
+                <w:szCs w:val="24"/>
+                <w:rtl w:val="0"/>
+              </w:rPr>
+              <w:t xml:space="preserve">Responsabilidades principales</w:t>
+            </w:r>
+            <w:r>
+              <w:rPr>
+                <w:rtl w:val="0"/>
+              </w:rPr>
+            </w:r>
+          </w:p>
+        </w:tc>
+      </w:tr>
+      <w:tr>
+        <w:trPr>
+          <w:cantSplit w:val="1"/>
+          <w:tblHeader w:val="0"/>
+        </w:trPr>
+        <w:tc>
+          <w:tcPr>
+            <w:tcMar>
+              <w:top w:w="40.0" w:type="dxa"/>
+              <w:left w:w="80.0" w:type="dxa"/>
+              <w:bottom w:w="40.0" w:type="dxa"/>
+              <w:right w:w="80.0" w:type="dxa"/>
+            </w:tcMar>
+          </w:tcPr>
+          <w:p>
+            <w:pPr>
+              <w:spacing w:after="20" w:before="20" w:line="240" w:lineRule="auto"/>
+              <w:rPr>
+                <w:rFonts w:ascii="Times New Roman" w:cs="Times New Roman" w:eastAsia="Times New Roman" w:hAnsi="Times New Roman"/>
+                <w:sz w:val="24"/>
+                <w:szCs w:val="24"/>
+              </w:rPr>
+            </w:pPr>
+            <w:r>
+              <w:rPr>
+                <w:rFonts w:ascii="Times New Roman" w:cs="Times New Roman" w:eastAsia="Times New Roman" w:hAnsi="Times New Roman"/>
+                <w:b w:val="1"/>
+                <w:bCs w:val="1"/>
+                <w:sz w:val="24"/>
+                <w:szCs w:val="24"/>
+                <w:rtl w:val="0"/>
+              </w:rPr>
+              <w:t xml:space="preserve">Emily Zúñiga Solano</w:t>
+            </w:r>
+            <w:r>
+              <w:rPr>
+                <w:rtl w:val="0"/>
+              </w:rPr>
+            </w:r>
+          </w:p>
+        </w:tc>
+        <w:tc>
+          <w:tcPr>
+            <w:tcMar>
+              <w:top w:w="40.0" w:type="dxa"/>
+              <w:left w:w="80.0" w:type="dxa"/>
+              <w:bottom w:w="40.0" w:type="dxa"/>
+              <w:right w:w="80.0" w:type="dxa"/>
+            </w:tcMar>
+          </w:tcPr>
+          <w:p>
+            <w:pPr>
+              <w:spacing w:after="20" w:before="20" w:line="240" w:lineRule="auto"/>
+              <w:rPr>
+                <w:rFonts w:ascii="Times New Roman" w:cs="Times New Roman" w:eastAsia="Times New Roman" w:hAnsi="Times New Roman"/>
+                <w:sz w:val="24"/>
+                <w:szCs w:val="24"/>
+              </w:rPr>
+            </w:pPr>
+            <w:r>
+              <w:rPr>
+                <w:rFonts w:ascii="Times New Roman" w:cs="Times New Roman" w:eastAsia="Times New Roman" w:hAnsi="Times New Roman"/>
+                <w:sz w:val="24"/>
+                <w:szCs w:val="24"/>
+                <w:rtl w:val="0"/>
+              </w:rPr>
+              <w:t xml:space="preserve">2 0861 0206</w:t>
+            </w:r>
+          </w:p>
+        </w:tc>
+        <w:tc>
+          <w:tcPr>
+            <w:tcMar>
+              <w:top w:w="40.0" w:type="dxa"/>
+              <w:left w:w="80.0" w:type="dxa"/>
+              <w:bottom w:w="40.0" w:type="dxa"/>
+              <w:right w:w="80.0" w:type="dxa"/>
+            </w:tcMar>
+          </w:tcPr>
+          <w:p>
+            <w:pPr>
+              <w:spacing w:after="20" w:before="20" w:line="240" w:lineRule="auto"/>
+              <w:rPr>
+                <w:rFonts w:ascii="Times New Roman" w:cs="Times New Roman" w:eastAsia="Times New Roman" w:hAnsi="Times New Roman"/>
+                <w:sz w:val="24"/>
+                <w:szCs w:val="24"/>
+              </w:rPr>
+            </w:pPr>
+            <w:r>
+              <w:rPr>
+                <w:rFonts w:ascii="Times New Roman" w:cs="Times New Roman" w:eastAsia="Times New Roman" w:hAnsi="Times New Roman"/>
+                <w:sz w:val="24"/>
+                <w:szCs w:val="24"/>
+                <w:rtl w:val="0"/>
+              </w:rPr>
+              <w:t xml:space="preserve">Product Owner + Developer</w:t>
+            </w:r>
+          </w:p>
+        </w:tc>
+        <w:tc>
+          <w:tcPr>
+            <w:tcMar>
+              <w:top w:w="40.0" w:type="dxa"/>
+              <w:left w:w="80.0" w:type="dxa"/>
+              <w:bottom w:w="40.0" w:type="dxa"/>
+              <w:right w:w="80.0" w:type="dxa"/>
+            </w:tcMar>
+          </w:tcPr>
+          <w:p>
+            <w:pPr>
+              <w:spacing w:after="20" w:before="20" w:line="240" w:lineRule="auto"/>
+              <w:rPr>
+                <w:rFonts w:ascii="Times New Roman" w:cs="Times New Roman" w:eastAsia="Times New Roman" w:hAnsi="Times New Roman"/>
+                <w:sz w:val="24"/>
+                <w:szCs w:val="24"/>
+              </w:rPr>
+            </w:pPr>
+            <w:r>
+              <w:rPr>
+                <w:rFonts w:ascii="Times New Roman" w:cs="Times New Roman" w:eastAsia="Times New Roman" w:hAnsi="Times New Roman"/>
+                <w:sz w:val="24"/>
+                <w:szCs w:val="24"/>
+                <w:rtl w:val="0"/>
+              </w:rPr>
+              <w:t xml:space="preserve">Ordena y refina el Product Backlog, valida los incrementos con usuarios e intérpretes y desarrolla la interfaz accesible (front-end).</w:t>
+            </w:r>
+          </w:p>
+        </w:tc>
+      </w:tr>
+      <w:tr>
+        <w:trPr>
+          <w:cantSplit w:val="1"/>
+          <w:tblHeader w:val="0"/>
+        </w:trPr>
+        <w:tc>
+          <w:tcPr>
+            <w:shd w:fill="f2f6fa" w:val="clear"/>
+            <w:tcMar>
+              <w:top w:w="40.0" w:type="dxa"/>
+              <w:left w:w="80.0" w:type="dxa"/>
+              <w:bottom w:w="40.0" w:type="dxa"/>
+              <w:right w:w="80.0" w:type="dxa"/>
+            </w:tcMar>
+          </w:tcPr>
+          <w:p>
+            <w:pPr>
+              <w:spacing w:after="20" w:before="20" w:line="240" w:lineRule="auto"/>
+              <w:rPr>
+                <w:rFonts w:ascii="Times New Roman" w:cs="Times New Roman" w:eastAsia="Times New Roman" w:hAnsi="Times New Roman"/>
+                <w:sz w:val="24"/>
+                <w:szCs w:val="24"/>
+              </w:rPr>
+            </w:pPr>
+            <w:r>
+              <w:rPr>
+                <w:rFonts w:ascii="Times New Roman" w:cs="Times New Roman" w:eastAsia="Times New Roman" w:hAnsi="Times New Roman"/>
+                <w:b w:val="1"/>
+                <w:bCs w:val="1"/>
+                <w:sz w:val="24"/>
+                <w:szCs w:val="24"/>
+                <w:rtl w:val="0"/>
+              </w:rPr>
+              <w:t xml:space="preserve">Dylan Jiménez Alfaro</w:t>
+            </w:r>
+            <w:r>
+              <w:rPr>
+                <w:rtl w:val="0"/>
+              </w:rPr>
+            </w:r>
+          </w:p>
+        </w:tc>
+        <w:tc>
+          <w:tcPr>
+            <w:shd w:fill="f2f6fa" w:val="clear"/>
+            <w:tcMar>
+              <w:top w:w="40.0" w:type="dxa"/>
+              <w:left w:w="80.0" w:type="dxa"/>
+              <w:bottom w:w="40.0" w:type="dxa"/>
+              <w:right w:w="80.0" w:type="dxa"/>
+            </w:tcMar>
+          </w:tcPr>
+          <w:p>
+            <w:pPr>
+              <w:spacing w:after="20" w:before="20" w:line="240" w:lineRule="auto"/>
+              <w:rPr>
+                <w:rFonts w:ascii="Times New Roman" w:cs="Times New Roman" w:eastAsia="Times New Roman" w:hAnsi="Times New Roman"/>
+                <w:sz w:val="24"/>
+                <w:szCs w:val="24"/>
+              </w:rPr>
+            </w:pPr>
+            <w:r>
+              <w:rPr>
+                <w:rFonts w:ascii="Times New Roman" w:cs="Times New Roman" w:eastAsia="Times New Roman" w:hAnsi="Times New Roman"/>
+                <w:sz w:val="24"/>
+                <w:szCs w:val="24"/>
+                <w:rtl w:val="0"/>
+              </w:rPr>
+              <w:t xml:space="preserve">2 0857 0199</w:t>
+            </w:r>
+          </w:p>
+        </w:tc>
+        <w:tc>
+          <w:tcPr>
+            <w:shd w:fill="f2f6fa" w:val="clear"/>
+            <w:tcMar>
+              <w:top w:w="40.0" w:type="dxa"/>
+              <w:left w:w="80.0" w:type="dxa"/>
+              <w:bottom w:w="40.0" w:type="dxa"/>
+              <w:right w:w="80.0" w:type="dxa"/>
+            </w:tcMar>
+          </w:tcPr>
+          <w:p>
+            <w:pPr>
+              <w:spacing w:after="20" w:before="20" w:line="240" w:lineRule="auto"/>
+              <w:rPr>
+                <w:rFonts w:ascii="Times New Roman" w:cs="Times New Roman" w:eastAsia="Times New Roman" w:hAnsi="Times New Roman"/>
+                <w:sz w:val="24"/>
+                <w:szCs w:val="24"/>
+              </w:rPr>
+            </w:pPr>
+            <w:r>
+              <w:rPr>
+                <w:rFonts w:ascii="Times New Roman" w:cs="Times New Roman" w:eastAsia="Times New Roman" w:hAnsi="Times New Roman"/>
+                <w:sz w:val="24"/>
+                <w:szCs w:val="24"/>
+                <w:rtl w:val="0"/>
+              </w:rPr>
+              <w:t xml:space="preserve">Scrum Master + Developer</w:t>
+            </w:r>
+          </w:p>
+        </w:tc>
+        <w:tc>
+          <w:tcPr>
+            <w:shd w:fill="f2f6fa" w:val="clear"/>
+            <w:tcMar>
+              <w:top w:w="40.0" w:type="dxa"/>
+              <w:left w:w="80.0" w:type="dxa"/>
+              <w:bottom w:w="40.0" w:type="dxa"/>
+              <w:right w:w="80.0" w:type="dxa"/>
+            </w:tcMar>
+          </w:tcPr>
+          <w:p>
+            <w:pPr>
+              <w:spacing w:after="20" w:before="20" w:line="240" w:lineRule="auto"/>
+              <w:rPr>
+                <w:rFonts w:ascii="Times New Roman" w:cs="Times New Roman" w:eastAsia="Times New Roman" w:hAnsi="Times New Roman"/>
+                <w:sz w:val="24"/>
+                <w:szCs w:val="24"/>
+              </w:rPr>
+            </w:pPr>
+            <w:r>
+              <w:rPr>
+                <w:rFonts w:ascii="Times New Roman" w:cs="Times New Roman" w:eastAsia="Times New Roman" w:hAnsi="Times New Roman"/>
+                <w:sz w:val="24"/>
+                <w:szCs w:val="24"/>
+                <w:rtl w:val="0"/>
+              </w:rPr>
+              <w:t xml:space="preserve">Facilita los eventos de Scrum, elimina impedimentos, mantiene el tablero y el repositorio, y desarrolla el back-end, la base de datos y la videollamada.</w:t>
+            </w:r>
+          </w:p>
+        </w:tc>
+      </w:tr>
+    </w:tbl>
     <w:p>
       <w:pPr>
-        <w:spacing w:after="180" w:before="360" w:lineRule="auto"/>
-        <w:jc w:val="both"/>
+        <w:keepNext w:val="1"/>
+        <w:spacing w:after="180" w:before="360" w:line="276" w:lineRule="auto"/>
+        <w:jc w:val="left"/>
         <w:rPr>
           <w:rFonts w:ascii="Times New Roman" w:cs="Times New Roman" w:eastAsia="Times New Roman" w:hAnsi="Times New Roman"/>
           <w:b w:val="1"/>
@@ -514,6 +989,19 @@
       </w:pPr>
       <w:r>
         <w:rPr>
+          <w:rtl w:val="0"/>
+        </w:rPr>
+      </w:r>
+    </w:p>
+    <w:p>
+      <w:pPr>
+        <w:keepNext w:val="1"/>
+        <w:spacing w:after="180" w:before="360" w:line="276" w:lineRule="auto"/>
+        <w:jc w:val="left"/>
+        <w:rPr/>
+      </w:pPr>
+      <w:r>
+        <w:rPr>
           <w:rFonts w:ascii="Times New Roman" w:cs="Times New Roman" w:eastAsia="Times New Roman" w:hAnsi="Times New Roman"/>
           <w:b w:val="1"/>
           <w:bCs w:val="1"/>
@@ -523,37 +1011,17 @@
           <w:szCs w:val="32"/>
           <w:rtl w:val="0"/>
         </w:rPr>
-        <w:t xml:space="preserve">Declaración del Problema</w:t>
+        <w:t xml:space="preserve">Sección 01 · Problema, oportunidad y Product Goal</w:t>
+      </w:r>
+      <w:r>
+        <w:rPr>
+          <w:rtl w:val="0"/>
+        </w:rPr>
       </w:r>
     </w:p>
     <w:p>
       <w:pPr>
-        <w:spacing w:after="240" w:before="180" w:lineRule="auto"/>
-        <w:jc w:val="both"/>
-        <w:rPr>
-          <w:rFonts w:ascii="Times New Roman" w:cs="Times New Roman" w:eastAsia="Times New Roman" w:hAnsi="Times New Roman"/>
-          <w:sz w:val="24"/>
-          <w:szCs w:val="24"/>
-        </w:rPr>
-      </w:pPr>
-      <w:r>
-        <w:rPr>
-          <w:rFonts w:ascii="Times New Roman" w:cs="Times New Roman" w:eastAsia="Times New Roman" w:hAnsi="Times New Roman"/>
-          <w:sz w:val="24"/>
-          <w:szCs w:val="24"/>
-          <w:rtl w:val="0"/>
-        </w:rPr>
-        <w:t xml:space="preserve">En Costa Rica, la comunidad sorda enfrenta severas barreras de comunicación y exclusión social al intentar acceder a servicios públicos y privados cotidianos, tales como citas médicas en la CCSS, trámites bancarios, gestiones legales o reuniones laborales. A pesar de la legislación vigente (Ley 9822 que reconoce oficialmente la LESCO), la gran mayoría de las instituciones y comercios no cuentan con personal capacitado en Lengua de Señas Costarricense. Esto obliga a las personas sordas a depender de un acompañante o a gestionar intérpretes físicos de forma independiente, un proceso que es lento, costoso y sumamente escaso, vulnerando su derecho a la autonomía, la privacidad y una atención digna. </w:t>
-      </w:r>
-      <w:r>
-        <w:rPr>
-          <w:rtl w:val="0"/>
-        </w:rPr>
-      </w:r>
-    </w:p>
-    <w:p>
-      <w:pPr>
-        <w:spacing w:after="180" w:before="360" w:lineRule="auto"/>
+        <w:spacing w:after="100" w:before="240" w:lineRule="auto"/>
         <w:jc w:val="both"/>
         <w:rPr>
           <w:rFonts w:ascii="Times New Roman" w:cs="Times New Roman" w:eastAsia="Times New Roman" w:hAnsi="Times New Roman"/>
@@ -561,9 +1029,193 @@
           <w:bCs w:val="1"/>
           <w:i w:val="1"/>
           <w:iCs w:val="1"/>
-          <w:sz w:val="24"/>
-          <w:szCs w:val="24"/>
-        </w:rPr>
+          <w:sz w:val="28"/>
+          <w:szCs w:val="28"/>
+        </w:rPr>
+      </w:pPr>
+      <w:r>
+        <w:rPr>
+          <w:rFonts w:ascii="Times New Roman" w:cs="Times New Roman" w:eastAsia="Times New Roman" w:hAnsi="Times New Roman"/>
+          <w:b w:val="1"/>
+          <w:bCs w:val="1"/>
+          <w:i w:val="1"/>
+          <w:iCs w:val="1"/>
+          <w:sz w:val="28"/>
+          <w:szCs w:val="28"/>
+          <w:rtl w:val="0"/>
+        </w:rPr>
+        <w:t xml:space="preserve">Declaración del Problema</w:t>
+      </w:r>
+    </w:p>
+    <w:p>
+      <w:pPr>
+        <w:spacing w:after="240" w:before="180" w:lineRule="auto"/>
+        <w:jc w:val="both"/>
+        <w:rPr>
+          <w:rFonts w:ascii="Times New Roman" w:cs="Times New Roman" w:eastAsia="Times New Roman" w:hAnsi="Times New Roman"/>
+          <w:sz w:val="24"/>
+          <w:szCs w:val="24"/>
+        </w:rPr>
+      </w:pPr>
+      <w:r>
+        <w:rPr>
+          <w:rFonts w:ascii="Times New Roman" w:cs="Times New Roman" w:eastAsia="Times New Roman" w:hAnsi="Times New Roman"/>
+          <w:sz w:val="24"/>
+          <w:szCs w:val="24"/>
+          <w:rtl w:val="0"/>
+        </w:rPr>
+        <w:t xml:space="preserve">En Costa Rica, la comunidad sorda enfrenta severas barreras de comunicación y exclusión social al intentar acceder a servicios públicos y privados cotidianos, tales como citas médicas en la CCSS, trámites bancarios, gestiones legales o reuniones laborales. A pesar de la legislación vigente (Ley 9822 que reconoce oficialmente la LESCO), la gran mayoría de las instituciones y comercios no cuentan con personal capacitado en Lengua de Señas Costarricense. Esto obliga a las personas sordas a depender de un acompañante o a gestionar intérpretes físicos de forma independiente, un proceso que es lento, costoso y sumamente escaso, vulnerando su derecho a la autonomía, la privacidad y una atención digna. </w:t>
+      </w:r>
+    </w:p>
+    <w:p>
+      <w:pPr>
+        <w:spacing w:after="100" w:before="240" w:lineRule="auto"/>
+        <w:jc w:val="both"/>
+        <w:rPr>
+          <w:rFonts w:ascii="Times New Roman" w:cs="Times New Roman" w:eastAsia="Times New Roman" w:hAnsi="Times New Roman"/>
+          <w:b w:val="1"/>
+          <w:bCs w:val="1"/>
+          <w:i w:val="1"/>
+          <w:iCs w:val="1"/>
+          <w:sz w:val="26"/>
+          <w:szCs w:val="26"/>
+        </w:rPr>
+      </w:pPr>
+      <w:r>
+        <w:rPr>
+          <w:rFonts w:ascii="Times New Roman" w:cs="Times New Roman" w:eastAsia="Times New Roman" w:hAnsi="Times New Roman"/>
+          <w:b w:val="1"/>
+          <w:bCs w:val="1"/>
+          <w:i w:val="1"/>
+          <w:iCs w:val="1"/>
+          <w:sz w:val="28"/>
+          <w:szCs w:val="28"/>
+          <w:rtl w:val="0"/>
+        </w:rPr>
+        <w:t xml:space="preserve">Oportunidad</w:t>
+      </w:r>
+      <w:r>
+        <w:rPr>
+          <w:rtl w:val="0"/>
+        </w:rPr>
+      </w:r>
+    </w:p>
+    <w:p>
+      <w:pPr>
+        <w:spacing w:after="240" w:before="180" w:lineRule="auto"/>
+        <w:jc w:val="both"/>
+        <w:rPr>
+          <w:rFonts w:ascii="Times New Roman" w:cs="Times New Roman" w:eastAsia="Times New Roman" w:hAnsi="Times New Roman"/>
+          <w:sz w:val="24"/>
+          <w:szCs w:val="24"/>
+        </w:rPr>
+      </w:pPr>
+      <w:r>
+        <w:rPr>
+          <w:rFonts w:ascii="Times New Roman" w:cs="Times New Roman" w:eastAsia="Times New Roman" w:hAnsi="Times New Roman"/>
+          <w:sz w:val="24"/>
+          <w:szCs w:val="24"/>
+          <w:rtl w:val="0"/>
+        </w:rPr>
+        <w:t xml:space="preserve">Existe la oportunidad de desarrollar una plataforma web de intermediación y asistencia en tiempo real que actúe como un "puente de comunicación digital". Al conectar bajo demanda a usuarios sordos o a funcionarios institucionales con intérpretes de LESCO certificados mediante videollamadas integradas o citas agendadas, se elimina la barrera idiomática de forma inmediata. Esto optimiza el uso de los pocos recursos de interpretación disponibles en el país y ofrece una solución tecnológica viable, humana y escalable, sin depender en su totalidad de tecnologías experimentales de IA que aún están en desarrollo para la gramática de la LESCO ya que es una funcionalidad experimental del sistema. </w:t>
+      </w:r>
+    </w:p>
+    <w:p>
+      <w:pPr>
+        <w:spacing w:after="100" w:before="240" w:lineRule="auto"/>
+        <w:jc w:val="both"/>
+        <w:rPr>
+          <w:rFonts w:ascii="Times New Roman" w:cs="Times New Roman" w:eastAsia="Times New Roman" w:hAnsi="Times New Roman"/>
+          <w:b w:val="1"/>
+          <w:bCs w:val="1"/>
+          <w:i w:val="1"/>
+          <w:iCs w:val="1"/>
+          <w:sz w:val="28"/>
+          <w:szCs w:val="28"/>
+        </w:rPr>
+      </w:pPr>
+      <w:r>
+        <w:rPr>
+          <w:rtl w:val="0"/>
+        </w:rPr>
+      </w:r>
+    </w:p>
+    <w:p>
+      <w:pPr>
+        <w:spacing w:after="100" w:before="240" w:lineRule="auto"/>
+        <w:jc w:val="both"/>
+        <w:rPr>
+          <w:rFonts w:ascii="Times New Roman" w:cs="Times New Roman" w:eastAsia="Times New Roman" w:hAnsi="Times New Roman"/>
+          <w:b w:val="1"/>
+          <w:bCs w:val="1"/>
+          <w:i w:val="1"/>
+          <w:iCs w:val="1"/>
+          <w:sz w:val="28"/>
+          <w:szCs w:val="28"/>
+        </w:rPr>
+      </w:pPr>
+      <w:r>
+        <w:rPr>
+          <w:rtl w:val="0"/>
+        </w:rPr>
+      </w:r>
+    </w:p>
+    <w:p>
+      <w:pPr>
+        <w:spacing w:after="100" w:before="240" w:lineRule="auto"/>
+        <w:jc w:val="both"/>
+        <w:rPr>
+          <w:rFonts w:ascii="Times New Roman" w:cs="Times New Roman" w:eastAsia="Times New Roman" w:hAnsi="Times New Roman"/>
+          <w:b w:val="1"/>
+          <w:bCs w:val="1"/>
+          <w:i w:val="1"/>
+          <w:iCs w:val="1"/>
+          <w:sz w:val="28"/>
+          <w:szCs w:val="28"/>
+        </w:rPr>
+      </w:pPr>
+      <w:r>
+        <w:rPr>
+          <w:rFonts w:ascii="Times New Roman" w:cs="Times New Roman" w:eastAsia="Times New Roman" w:hAnsi="Times New Roman"/>
+          <w:b w:val="1"/>
+          <w:bCs w:val="1"/>
+          <w:i w:val="1"/>
+          <w:iCs w:val="1"/>
+          <w:sz w:val="28"/>
+          <w:szCs w:val="28"/>
+          <w:rtl w:val="0"/>
+        </w:rPr>
+        <w:t xml:space="preserve">Product Goal</w:t>
+      </w:r>
+    </w:p>
+    <w:p>
+      <w:pPr>
+        <w:spacing w:before="60" w:lineRule="auto"/>
+        <w:ind w:left="0" w:right="600" w:firstLine="0"/>
+        <w:jc w:val="both"/>
+        <w:rPr/>
+      </w:pPr>
+      <w:r>
+        <w:rPr>
+          <w:rFonts w:ascii="Times New Roman" w:cs="Times New Roman" w:eastAsia="Times New Roman" w:hAnsi="Times New Roman"/>
+          <w:sz w:val="24"/>
+          <w:szCs w:val="24"/>
+          <w:rtl w:val="0"/>
+        </w:rPr>
+        <w:t xml:space="preserve">Para la Semana 13, entregar una plataforma web funcional que elimine las barreras de comunicación de la comunidad sorda en Costa Rica, permitiendo a los usuarios agendar citas previas o solicitar asistencia en tiempo real por videollamada con un intérprete de LESCO certificado, facilitando una comunicación fluida entre el usuario sordo y su entorno institucional o comercial y a su vez agregar una opción experimental de interpretación mediante IA. </w:t>
+      </w:r>
+      <w:r>
+        <w:rPr>
+          <w:rtl w:val="0"/>
+        </w:rPr>
+      </w:r>
+    </w:p>
+    <w:p>
+      <w:pPr>
+        <w:keepNext w:val="1"/>
+        <w:spacing w:after="180" w:before="360" w:line="276" w:lineRule="auto"/>
+        <w:jc w:val="left"/>
+        <w:rPr/>
       </w:pPr>
       <w:r>
         <w:rPr>
@@ -576,7 +1228,7 @@
           <w:szCs w:val="32"/>
           <w:rtl w:val="0"/>
         </w:rPr>
-        <w:t xml:space="preserve">Oportunidad</w:t>
+        <w:t xml:space="preserve">Sección 02 · Contexto organizacional y restricciones</w:t>
       </w:r>
       <w:r>
         <w:rPr>
@@ -586,22 +1238,26 @@
     </w:p>
     <w:p>
       <w:pPr>
-        <w:spacing w:after="240" w:before="180" w:lineRule="auto"/>
-        <w:jc w:val="both"/>
-        <w:rPr>
-          <w:rFonts w:ascii="Times New Roman" w:cs="Times New Roman" w:eastAsia="Times New Roman" w:hAnsi="Times New Roman"/>
-          <w:sz w:val="24"/>
-          <w:szCs w:val="24"/>
-        </w:rPr>
-      </w:pPr>
-      <w:r>
-        <w:rPr>
-          <w:rFonts w:ascii="Times New Roman" w:cs="Times New Roman" w:eastAsia="Times New Roman" w:hAnsi="Times New Roman"/>
-          <w:sz w:val="24"/>
-          <w:szCs w:val="24"/>
-          <w:rtl w:val="0"/>
-        </w:rPr>
-        <w:t xml:space="preserve">Existe la oportunidad de desarrollar una plataforma web de intermediación y asistencia en tiempo real que actúe como un "puente de comunicación digital". Al conectar bajo demanda a usuarios sordos o a funcionarios institucionales con intérpretes de LESCO certificados mediante videollamadas integradas o citas agendadas, se elimina la barrera idiomática de forma inmediata. Esto optimiza el uso de los pocos recursos de interpretación disponibles en el país y ofrece una solución tecnológica viable, humana y escalable, sin depender de en su totalidad de tecnologías experimentales de IA que aún están en desarrollo para la gramática de la LESCO ya que es una funcionalidad experimental del sistema. </w:t>
+        <w:keepNext w:val="1"/>
+        <w:spacing w:after="100" w:before="240" w:line="276" w:lineRule="auto"/>
+        <w:jc w:val="left"/>
+        <w:rPr>
+          <w:sz w:val="24"/>
+          <w:szCs w:val="24"/>
+        </w:rPr>
+      </w:pPr>
+      <w:r>
+        <w:rPr>
+          <w:rFonts w:ascii="Times New Roman" w:cs="Times New Roman" w:eastAsia="Times New Roman" w:hAnsi="Times New Roman"/>
+          <w:b w:val="1"/>
+          <w:bCs w:val="1"/>
+          <w:i w:val="1"/>
+          <w:iCs w:val="1"/>
+          <w:sz w:val="28"/>
+          <w:szCs w:val="28"/>
+          <w:rtl w:val="0"/>
+        </w:rPr>
+        <w:t xml:space="preserve">2.1 Organización y estructura</w:t>
       </w:r>
       <w:r>
         <w:rPr>
@@ -611,8 +1267,1880 @@
     </w:p>
     <w:p>
       <w:pPr>
-        <w:spacing w:after="180" w:before="360" w:lineRule="auto"/>
+        <w:spacing w:after="120" w:before="60" w:line="276" w:lineRule="auto"/>
         <w:jc w:val="both"/>
+        <w:rPr/>
+      </w:pPr>
+      <w:r>
+        <w:rPr>
+          <w:rFonts w:ascii="Times New Roman" w:cs="Times New Roman" w:eastAsia="Times New Roman" w:hAnsi="Times New Roman"/>
+          <w:sz w:val="24"/>
+          <w:szCs w:val="24"/>
+          <w:rtl w:val="0"/>
+        </w:rPr>
+        <w:t xml:space="preserve">La Plataforma web de intermediación LESCO es un proyecto académico desarrollado en la Universidad Técnica Nacional, Sede de San Carlos, dentro del curso ISW-912. El trabajo lo realiza un equipo dedicado de dos personas que se autogestiona, por lo que funciona como una </w:t>
+      </w:r>
+      <w:r>
+        <w:rPr>
+          <w:rFonts w:ascii="Times New Roman" w:cs="Times New Roman" w:eastAsia="Times New Roman" w:hAnsi="Times New Roman"/>
+          <w:b w:val="1"/>
+          <w:bCs w:val="1"/>
+          <w:sz w:val="24"/>
+          <w:szCs w:val="24"/>
+          <w:rtl w:val="0"/>
+        </w:rPr>
+        <w:t xml:space="preserve">estructura orientada a proyectos</w:t>
+      </w:r>
+      <w:r>
+        <w:rPr>
+          <w:rFonts w:ascii="Times New Roman" w:cs="Times New Roman" w:eastAsia="Times New Roman" w:hAnsi="Times New Roman"/>
+          <w:sz w:val="24"/>
+          <w:szCs w:val="24"/>
+          <w:rtl w:val="0"/>
+        </w:rPr>
+        <w:t xml:space="preserve">: el equipo tiene autoridad alta sobre cómo organiza su trabajo, condición favorable para aplicar Scrum.</w:t>
+      </w:r>
+      <w:r>
+        <w:rPr>
+          <w:rtl w:val="0"/>
+        </w:rPr>
+      </w:r>
+    </w:p>
+    <w:p>
+      <w:pPr>
+        <w:spacing w:after="120" w:before="60" w:line="276" w:lineRule="auto"/>
+        <w:jc w:val="both"/>
+        <w:rPr/>
+      </w:pPr>
+      <w:r>
+        <w:rPr>
+          <w:rFonts w:ascii="Times New Roman" w:cs="Times New Roman" w:eastAsia="Times New Roman" w:hAnsi="Times New Roman"/>
+          <w:sz w:val="24"/>
+          <w:szCs w:val="24"/>
+          <w:rtl w:val="0"/>
+        </w:rPr>
+        <w:t xml:space="preserve">El docente cumple un papel similar al de una </w:t>
+      </w:r>
+      <w:r>
+        <w:rPr>
+          <w:rFonts w:ascii="Times New Roman" w:cs="Times New Roman" w:eastAsia="Times New Roman" w:hAnsi="Times New Roman"/>
+          <w:b w:val="1"/>
+          <w:bCs w:val="1"/>
+          <w:sz w:val="24"/>
+          <w:szCs w:val="24"/>
+          <w:rtl w:val="0"/>
+        </w:rPr>
+        <w:t xml:space="preserve">PMO de control</w:t>
+      </w:r>
+      <w:r>
+        <w:rPr>
+          <w:rFonts w:ascii="Times New Roman" w:cs="Times New Roman" w:eastAsia="Times New Roman" w:hAnsi="Times New Roman"/>
+          <w:sz w:val="24"/>
+          <w:szCs w:val="24"/>
+          <w:rtl w:val="0"/>
+        </w:rPr>
+        <w:t xml:space="preserve">: define las plantillas (Expediente del Proyecto), las fechas de entrega y los criterios de evaluación. En esta fase no existe una institución cliente formal; por eso la validación del producto se hará con personas sordas e intérpretes voluntarios.</w:t>
+      </w:r>
+      <w:r>
+        <w:rPr>
+          <w:rtl w:val="0"/>
+        </w:rPr>
+      </w:r>
+    </w:p>
+    <w:p>
+      <w:pPr>
+        <w:keepNext w:val="1"/>
+        <w:spacing w:after="100" w:before="240" w:line="276" w:lineRule="auto"/>
+        <w:jc w:val="left"/>
+        <w:rPr>
+          <w:sz w:val="24"/>
+          <w:szCs w:val="24"/>
+        </w:rPr>
+      </w:pPr>
+      <w:r>
+        <w:rPr>
+          <w:rFonts w:ascii="Times New Roman" w:cs="Times New Roman" w:eastAsia="Times New Roman" w:hAnsi="Times New Roman"/>
+          <w:b w:val="1"/>
+          <w:bCs w:val="1"/>
+          <w:i w:val="1"/>
+          <w:iCs w:val="1"/>
+          <w:sz w:val="28"/>
+          <w:szCs w:val="28"/>
+          <w:rtl w:val="0"/>
+        </w:rPr>
+        <w:t xml:space="preserve">2.2 Factores ambientales de la empresa (EEF)</w:t>
+      </w:r>
+      <w:r>
+        <w:rPr>
+          <w:rtl w:val="0"/>
+        </w:rPr>
+      </w:r>
+    </w:p>
+    <w:p>
+      <w:pPr>
+        <w:spacing w:after="60" w:before="60" w:line="276" w:lineRule="auto"/>
+        <w:jc w:val="both"/>
+        <w:rPr/>
+      </w:pPr>
+      <w:r>
+        <w:rPr>
+          <w:rFonts w:ascii="Times New Roman" w:cs="Times New Roman" w:eastAsia="Times New Roman" w:hAnsi="Times New Roman"/>
+          <w:sz w:val="24"/>
+          <w:szCs w:val="24"/>
+          <w:rtl w:val="0"/>
+        </w:rPr>
+        <w:t xml:space="preserve">Son condiciones que el equipo no controla, pero que influyen en el proyecto:</w:t>
+      </w:r>
+      <w:r>
+        <w:rPr>
+          <w:rtl w:val="0"/>
+        </w:rPr>
+      </w:r>
+    </w:p>
+    <w:tbl>
+      <w:tblPr>
+        <w:tblStyle w:val="Table2"/>
+        <w:tblW w:w="9029.0" w:type="dxa"/>
+        <w:jc w:val="left"/>
+        <w:tblBorders>
+          <w:top w:color="8ea9c1" w:space="0" w:sz="4" w:val="single"/>
+          <w:left w:color="8ea9c1" w:space="0" w:sz="4" w:val="single"/>
+          <w:bottom w:color="8ea9c1" w:space="0" w:sz="4" w:val="single"/>
+          <w:right w:color="8ea9c1" w:space="0" w:sz="4" w:val="single"/>
+          <w:insideH w:color="8ea9c1" w:space="0" w:sz="4" w:val="single"/>
+          <w:insideV w:color="8ea9c1" w:space="0" w:sz="4" w:val="single"/>
+        </w:tblBorders>
+        <w:tblLayout w:type="fixed"/>
+        <w:tblLook w:val="0400"/>
+      </w:tblPr>
+      <w:tblGrid>
+        <w:gridCol w:w="1100"/>
+        <w:gridCol w:w="4000"/>
+        <w:gridCol w:w="3929"/>
+        <w:tblGridChange w:id="0">
+          <w:tblGrid>
+            <w:gridCol w:w="1100"/>
+            <w:gridCol w:w="4000"/>
+            <w:gridCol w:w="3929"/>
+          </w:tblGrid>
+        </w:tblGridChange>
+      </w:tblGrid>
+      <w:tr>
+        <w:trPr>
+          <w:cantSplit w:val="1"/>
+          <w:tblHeader w:val="1"/>
+        </w:trPr>
+        <w:tc>
+          <w:tcPr>
+            <w:shd w:fill="1f3864" w:val="clear"/>
+            <w:tcMar>
+              <w:top w:w="40.0" w:type="dxa"/>
+              <w:left w:w="80.0" w:type="dxa"/>
+              <w:bottom w:w="40.0" w:type="dxa"/>
+              <w:right w:w="80.0" w:type="dxa"/>
+            </w:tcMar>
+          </w:tcPr>
+          <w:p>
+            <w:pPr>
+              <w:spacing w:after="20" w:before="20" w:line="240" w:lineRule="auto"/>
+              <w:jc w:val="left"/>
+              <w:rPr>
+                <w:rFonts w:ascii="Times New Roman" w:cs="Times New Roman" w:eastAsia="Times New Roman" w:hAnsi="Times New Roman"/>
+                <w:sz w:val="24"/>
+                <w:szCs w:val="24"/>
+              </w:rPr>
+            </w:pPr>
+            <w:r>
+              <w:rPr>
+                <w:rFonts w:ascii="Times New Roman" w:cs="Times New Roman" w:eastAsia="Times New Roman" w:hAnsi="Times New Roman"/>
+                <w:b w:val="1"/>
+                <w:bCs w:val="1"/>
+                <w:color w:val="ffffff"/>
+                <w:sz w:val="24"/>
+                <w:szCs w:val="24"/>
+                <w:rtl w:val="0"/>
+              </w:rPr>
+              <w:t xml:space="preserve">Tipo</w:t>
+            </w:r>
+            <w:r>
+              <w:rPr>
+                <w:rtl w:val="0"/>
+              </w:rPr>
+            </w:r>
+          </w:p>
+        </w:tc>
+        <w:tc>
+          <w:tcPr>
+            <w:shd w:fill="1f3864" w:val="clear"/>
+            <w:tcMar>
+              <w:top w:w="40.0" w:type="dxa"/>
+              <w:left w:w="80.0" w:type="dxa"/>
+              <w:bottom w:w="40.0" w:type="dxa"/>
+              <w:right w:w="80.0" w:type="dxa"/>
+            </w:tcMar>
+          </w:tcPr>
+          <w:p>
+            <w:pPr>
+              <w:spacing w:after="20" w:before="20" w:line="240" w:lineRule="auto"/>
+              <w:jc w:val="left"/>
+              <w:rPr>
+                <w:rFonts w:ascii="Times New Roman" w:cs="Times New Roman" w:eastAsia="Times New Roman" w:hAnsi="Times New Roman"/>
+                <w:sz w:val="24"/>
+                <w:szCs w:val="24"/>
+              </w:rPr>
+            </w:pPr>
+            <w:r>
+              <w:rPr>
+                <w:rFonts w:ascii="Times New Roman" w:cs="Times New Roman" w:eastAsia="Times New Roman" w:hAnsi="Times New Roman"/>
+                <w:b w:val="1"/>
+                <w:bCs w:val="1"/>
+                <w:color w:val="ffffff"/>
+                <w:sz w:val="24"/>
+                <w:szCs w:val="24"/>
+                <w:rtl w:val="0"/>
+              </w:rPr>
+              <w:t xml:space="preserve">Factor</w:t>
+            </w:r>
+            <w:r>
+              <w:rPr>
+                <w:rtl w:val="0"/>
+              </w:rPr>
+            </w:r>
+          </w:p>
+        </w:tc>
+        <w:tc>
+          <w:tcPr>
+            <w:shd w:fill="1f3864" w:val="clear"/>
+            <w:tcMar>
+              <w:top w:w="40.0" w:type="dxa"/>
+              <w:left w:w="80.0" w:type="dxa"/>
+              <w:bottom w:w="40.0" w:type="dxa"/>
+              <w:right w:w="80.0" w:type="dxa"/>
+            </w:tcMar>
+          </w:tcPr>
+          <w:p>
+            <w:pPr>
+              <w:spacing w:after="20" w:before="20" w:line="240" w:lineRule="auto"/>
+              <w:jc w:val="left"/>
+              <w:rPr>
+                <w:rFonts w:ascii="Times New Roman" w:cs="Times New Roman" w:eastAsia="Times New Roman" w:hAnsi="Times New Roman"/>
+                <w:sz w:val="24"/>
+                <w:szCs w:val="24"/>
+              </w:rPr>
+            </w:pPr>
+            <w:r>
+              <w:rPr>
+                <w:rFonts w:ascii="Times New Roman" w:cs="Times New Roman" w:eastAsia="Times New Roman" w:hAnsi="Times New Roman"/>
+                <w:b w:val="1"/>
+                <w:bCs w:val="1"/>
+                <w:color w:val="ffffff"/>
+                <w:sz w:val="24"/>
+                <w:szCs w:val="24"/>
+                <w:rtl w:val="0"/>
+              </w:rPr>
+              <w:t xml:space="preserve">Impacto en el proyecto</w:t>
+            </w:r>
+            <w:r>
+              <w:rPr>
+                <w:rtl w:val="0"/>
+              </w:rPr>
+            </w:r>
+          </w:p>
+        </w:tc>
+      </w:tr>
+      <w:tr>
+        <w:trPr>
+          <w:cantSplit w:val="1"/>
+          <w:tblHeader w:val="0"/>
+        </w:trPr>
+        <w:tc>
+          <w:tcPr>
+            <w:tcMar>
+              <w:top w:w="40.0" w:type="dxa"/>
+              <w:left w:w="80.0" w:type="dxa"/>
+              <w:bottom w:w="40.0" w:type="dxa"/>
+              <w:right w:w="80.0" w:type="dxa"/>
+            </w:tcMar>
+          </w:tcPr>
+          <w:p>
+            <w:pPr>
+              <w:spacing w:after="20" w:before="20" w:line="240" w:lineRule="auto"/>
+              <w:jc w:val="left"/>
+              <w:rPr>
+                <w:rFonts w:ascii="Times New Roman" w:cs="Times New Roman" w:eastAsia="Times New Roman" w:hAnsi="Times New Roman"/>
+                <w:sz w:val="24"/>
+                <w:szCs w:val="24"/>
+              </w:rPr>
+            </w:pPr>
+            <w:r>
+              <w:rPr>
+                <w:rFonts w:ascii="Times New Roman" w:cs="Times New Roman" w:eastAsia="Times New Roman" w:hAnsi="Times New Roman"/>
+                <w:sz w:val="24"/>
+                <w:szCs w:val="24"/>
+                <w:rtl w:val="0"/>
+              </w:rPr>
+              <w:t xml:space="preserve">Interno</w:t>
+            </w:r>
+          </w:p>
+        </w:tc>
+        <w:tc>
+          <w:tcPr>
+            <w:tcMar>
+              <w:top w:w="40.0" w:type="dxa"/>
+              <w:left w:w="80.0" w:type="dxa"/>
+              <w:bottom w:w="40.0" w:type="dxa"/>
+              <w:right w:w="80.0" w:type="dxa"/>
+            </w:tcMar>
+          </w:tcPr>
+          <w:p>
+            <w:pPr>
+              <w:spacing w:after="20" w:before="20" w:line="240" w:lineRule="auto"/>
+              <w:jc w:val="left"/>
+              <w:rPr>
+                <w:rFonts w:ascii="Times New Roman" w:cs="Times New Roman" w:eastAsia="Times New Roman" w:hAnsi="Times New Roman"/>
+                <w:sz w:val="24"/>
+                <w:szCs w:val="24"/>
+              </w:rPr>
+            </w:pPr>
+            <w:r>
+              <w:rPr>
+                <w:rFonts w:ascii="Times New Roman" w:cs="Times New Roman" w:eastAsia="Times New Roman" w:hAnsi="Times New Roman"/>
+                <w:sz w:val="24"/>
+                <w:szCs w:val="24"/>
+                <w:rtl w:val="0"/>
+              </w:rPr>
+              <w:t xml:space="preserve">Capacidad del equipo: 2 integrantes con disponibilidad parcial por otros cursos.</w:t>
+            </w:r>
+          </w:p>
+        </w:tc>
+        <w:tc>
+          <w:tcPr>
+            <w:tcMar>
+              <w:top w:w="40.0" w:type="dxa"/>
+              <w:left w:w="80.0" w:type="dxa"/>
+              <w:bottom w:w="40.0" w:type="dxa"/>
+              <w:right w:w="80.0" w:type="dxa"/>
+            </w:tcMar>
+          </w:tcPr>
+          <w:p>
+            <w:pPr>
+              <w:spacing w:after="20" w:before="20" w:line="240" w:lineRule="auto"/>
+              <w:jc w:val="left"/>
+              <w:rPr>
+                <w:rFonts w:ascii="Times New Roman" w:cs="Times New Roman" w:eastAsia="Times New Roman" w:hAnsi="Times New Roman"/>
+                <w:sz w:val="24"/>
+                <w:szCs w:val="24"/>
+              </w:rPr>
+            </w:pPr>
+            <w:r>
+              <w:rPr>
+                <w:rFonts w:ascii="Times New Roman" w:cs="Times New Roman" w:eastAsia="Times New Roman" w:hAnsi="Times New Roman"/>
+                <w:sz w:val="24"/>
+                <w:szCs w:val="24"/>
+                <w:rtl w:val="0"/>
+              </w:rPr>
+              <w:t xml:space="preserve">Limita cuánto alcance se puede comprometer en cada Sprint.</w:t>
+            </w:r>
+          </w:p>
+        </w:tc>
+      </w:tr>
+      <w:tr>
+        <w:trPr>
+          <w:cantSplit w:val="1"/>
+          <w:tblHeader w:val="0"/>
+        </w:trPr>
+        <w:tc>
+          <w:tcPr>
+            <w:shd w:fill="f2f6fa" w:val="clear"/>
+            <w:tcMar>
+              <w:top w:w="40.0" w:type="dxa"/>
+              <w:left w:w="80.0" w:type="dxa"/>
+              <w:bottom w:w="40.0" w:type="dxa"/>
+              <w:right w:w="80.0" w:type="dxa"/>
+            </w:tcMar>
+          </w:tcPr>
+          <w:p>
+            <w:pPr>
+              <w:spacing w:after="20" w:before="20" w:line="240" w:lineRule="auto"/>
+              <w:jc w:val="left"/>
+              <w:rPr>
+                <w:rFonts w:ascii="Times New Roman" w:cs="Times New Roman" w:eastAsia="Times New Roman" w:hAnsi="Times New Roman"/>
+                <w:sz w:val="24"/>
+                <w:szCs w:val="24"/>
+              </w:rPr>
+            </w:pPr>
+            <w:r>
+              <w:rPr>
+                <w:rFonts w:ascii="Times New Roman" w:cs="Times New Roman" w:eastAsia="Times New Roman" w:hAnsi="Times New Roman"/>
+                <w:sz w:val="24"/>
+                <w:szCs w:val="24"/>
+                <w:rtl w:val="0"/>
+              </w:rPr>
+              <w:t xml:space="preserve">Interno</w:t>
+            </w:r>
+          </w:p>
+        </w:tc>
+        <w:tc>
+          <w:tcPr>
+            <w:shd w:fill="f2f6fa" w:val="clear"/>
+            <w:tcMar>
+              <w:top w:w="40.0" w:type="dxa"/>
+              <w:left w:w="80.0" w:type="dxa"/>
+              <w:bottom w:w="40.0" w:type="dxa"/>
+              <w:right w:w="80.0" w:type="dxa"/>
+            </w:tcMar>
+          </w:tcPr>
+          <w:p>
+            <w:pPr>
+              <w:spacing w:after="20" w:before="20" w:line="240" w:lineRule="auto"/>
+              <w:jc w:val="left"/>
+              <w:rPr>
+                <w:rFonts w:ascii="Times New Roman" w:cs="Times New Roman" w:eastAsia="Times New Roman" w:hAnsi="Times New Roman"/>
+                <w:sz w:val="24"/>
+                <w:szCs w:val="24"/>
+              </w:rPr>
+            </w:pPr>
+            <w:r>
+              <w:rPr>
+                <w:rFonts w:ascii="Times New Roman" w:cs="Times New Roman" w:eastAsia="Times New Roman" w:hAnsi="Times New Roman"/>
+                <w:sz w:val="24"/>
+                <w:szCs w:val="24"/>
+                <w:rtl w:val="0"/>
+              </w:rPr>
+              <w:t xml:space="preserve">Infraestructura y herramientas: computadoras personales, GitHub y servicios en la nube con planes gratuitos.</w:t>
+            </w:r>
+          </w:p>
+        </w:tc>
+        <w:tc>
+          <w:tcPr>
+            <w:shd w:fill="f2f6fa" w:val="clear"/>
+            <w:tcMar>
+              <w:top w:w="40.0" w:type="dxa"/>
+              <w:left w:w="80.0" w:type="dxa"/>
+              <w:bottom w:w="40.0" w:type="dxa"/>
+              <w:right w:w="80.0" w:type="dxa"/>
+            </w:tcMar>
+          </w:tcPr>
+          <w:p>
+            <w:pPr>
+              <w:spacing w:after="20" w:before="20" w:line="240" w:lineRule="auto"/>
+              <w:jc w:val="left"/>
+              <w:rPr>
+                <w:rFonts w:ascii="Times New Roman" w:cs="Times New Roman" w:eastAsia="Times New Roman" w:hAnsi="Times New Roman"/>
+                <w:sz w:val="24"/>
+                <w:szCs w:val="24"/>
+              </w:rPr>
+            </w:pPr>
+            <w:r>
+              <w:rPr>
+                <w:rFonts w:ascii="Times New Roman" w:cs="Times New Roman" w:eastAsia="Times New Roman" w:hAnsi="Times New Roman"/>
+                <w:sz w:val="24"/>
+                <w:szCs w:val="24"/>
+                <w:rtl w:val="0"/>
+              </w:rPr>
+              <w:t xml:space="preserve">Condiciona el hosting, la base de datos y el servicio de videollamada.</w:t>
+            </w:r>
+          </w:p>
+        </w:tc>
+      </w:tr>
+      <w:tr>
+        <w:trPr>
+          <w:cantSplit w:val="1"/>
+          <w:tblHeader w:val="0"/>
+        </w:trPr>
+        <w:tc>
+          <w:tcPr>
+            <w:tcMar>
+              <w:top w:w="40.0" w:type="dxa"/>
+              <w:left w:w="80.0" w:type="dxa"/>
+              <w:bottom w:w="40.0" w:type="dxa"/>
+              <w:right w:w="80.0" w:type="dxa"/>
+            </w:tcMar>
+          </w:tcPr>
+          <w:p>
+            <w:pPr>
+              <w:spacing w:after="20" w:before="20" w:line="240" w:lineRule="auto"/>
+              <w:jc w:val="left"/>
+              <w:rPr>
+                <w:rFonts w:ascii="Times New Roman" w:cs="Times New Roman" w:eastAsia="Times New Roman" w:hAnsi="Times New Roman"/>
+                <w:sz w:val="24"/>
+                <w:szCs w:val="24"/>
+              </w:rPr>
+            </w:pPr>
+            <w:r>
+              <w:rPr>
+                <w:rFonts w:ascii="Times New Roman" w:cs="Times New Roman" w:eastAsia="Times New Roman" w:hAnsi="Times New Roman"/>
+                <w:sz w:val="24"/>
+                <w:szCs w:val="24"/>
+                <w:rtl w:val="0"/>
+              </w:rPr>
+              <w:t xml:space="preserve">Interno</w:t>
+            </w:r>
+          </w:p>
+        </w:tc>
+        <w:tc>
+          <w:tcPr>
+            <w:tcMar>
+              <w:top w:w="40.0" w:type="dxa"/>
+              <w:left w:w="80.0" w:type="dxa"/>
+              <w:bottom w:w="40.0" w:type="dxa"/>
+              <w:right w:w="80.0" w:type="dxa"/>
+            </w:tcMar>
+          </w:tcPr>
+          <w:p>
+            <w:pPr>
+              <w:spacing w:after="20" w:before="20" w:line="240" w:lineRule="auto"/>
+              <w:jc w:val="left"/>
+              <w:rPr>
+                <w:rFonts w:ascii="Times New Roman" w:cs="Times New Roman" w:eastAsia="Times New Roman" w:hAnsi="Times New Roman"/>
+                <w:sz w:val="24"/>
+                <w:szCs w:val="24"/>
+              </w:rPr>
+            </w:pPr>
+            <w:r>
+              <w:rPr>
+                <w:rFonts w:ascii="Times New Roman" w:cs="Times New Roman" w:eastAsia="Times New Roman" w:hAnsi="Times New Roman"/>
+                <w:sz w:val="24"/>
+                <w:szCs w:val="24"/>
+                <w:rtl w:val="0"/>
+              </w:rPr>
+              <w:t xml:space="preserve">Cultura y calendario académico: entregas semanales y cierre fijo en la Semana 13.</w:t>
+            </w:r>
+          </w:p>
+        </w:tc>
+        <w:tc>
+          <w:tcPr>
+            <w:tcMar>
+              <w:top w:w="40.0" w:type="dxa"/>
+              <w:left w:w="80.0" w:type="dxa"/>
+              <w:bottom w:w="40.0" w:type="dxa"/>
+              <w:right w:w="80.0" w:type="dxa"/>
+            </w:tcMar>
+          </w:tcPr>
+          <w:p>
+            <w:pPr>
+              <w:spacing w:after="20" w:before="20" w:line="240" w:lineRule="auto"/>
+              <w:jc w:val="left"/>
+              <w:rPr>
+                <w:rFonts w:ascii="Times New Roman" w:cs="Times New Roman" w:eastAsia="Times New Roman" w:hAnsi="Times New Roman"/>
+                <w:sz w:val="24"/>
+                <w:szCs w:val="24"/>
+              </w:rPr>
+            </w:pPr>
+            <w:r>
+              <w:rPr>
+                <w:rFonts w:ascii="Times New Roman" w:cs="Times New Roman" w:eastAsia="Times New Roman" w:hAnsi="Times New Roman"/>
+                <w:sz w:val="24"/>
+                <w:szCs w:val="24"/>
+                <w:rtl w:val="0"/>
+              </w:rPr>
+              <w:t xml:space="preserve">La fecha final no es negociable; se ajusta el alcance, no el plazo.</w:t>
+            </w:r>
+          </w:p>
+        </w:tc>
+      </w:tr>
+      <w:tr>
+        <w:trPr>
+          <w:cantSplit w:val="1"/>
+          <w:tblHeader w:val="0"/>
+        </w:trPr>
+        <w:tc>
+          <w:tcPr>
+            <w:shd w:fill="f2f6fa" w:val="clear"/>
+            <w:tcMar>
+              <w:top w:w="40.0" w:type="dxa"/>
+              <w:left w:w="80.0" w:type="dxa"/>
+              <w:bottom w:w="40.0" w:type="dxa"/>
+              <w:right w:w="80.0" w:type="dxa"/>
+            </w:tcMar>
+          </w:tcPr>
+          <w:p>
+            <w:pPr>
+              <w:spacing w:after="20" w:before="20" w:line="240" w:lineRule="auto"/>
+              <w:jc w:val="left"/>
+              <w:rPr>
+                <w:rFonts w:ascii="Times New Roman" w:cs="Times New Roman" w:eastAsia="Times New Roman" w:hAnsi="Times New Roman"/>
+                <w:sz w:val="24"/>
+                <w:szCs w:val="24"/>
+              </w:rPr>
+            </w:pPr>
+            <w:r>
+              <w:rPr>
+                <w:rFonts w:ascii="Times New Roman" w:cs="Times New Roman" w:eastAsia="Times New Roman" w:hAnsi="Times New Roman"/>
+                <w:sz w:val="24"/>
+                <w:szCs w:val="24"/>
+                <w:rtl w:val="0"/>
+              </w:rPr>
+              <w:t xml:space="preserve">Externo</w:t>
+            </w:r>
+          </w:p>
+        </w:tc>
+        <w:tc>
+          <w:tcPr>
+            <w:shd w:fill="f2f6fa" w:val="clear"/>
+            <w:tcMar>
+              <w:top w:w="40.0" w:type="dxa"/>
+              <w:left w:w="80.0" w:type="dxa"/>
+              <w:bottom w:w="40.0" w:type="dxa"/>
+              <w:right w:w="80.0" w:type="dxa"/>
+            </w:tcMar>
+          </w:tcPr>
+          <w:p>
+            <w:pPr>
+              <w:spacing w:after="20" w:before="20" w:line="240" w:lineRule="auto"/>
+              <w:jc w:val="left"/>
+              <w:rPr>
+                <w:rFonts w:ascii="Times New Roman" w:cs="Times New Roman" w:eastAsia="Times New Roman" w:hAnsi="Times New Roman"/>
+                <w:sz w:val="24"/>
+                <w:szCs w:val="24"/>
+              </w:rPr>
+            </w:pPr>
+            <w:r>
+              <w:rPr>
+                <w:rFonts w:ascii="Times New Roman" w:cs="Times New Roman" w:eastAsia="Times New Roman" w:hAnsi="Times New Roman"/>
+                <w:sz w:val="24"/>
+                <w:szCs w:val="24"/>
+                <w:rtl w:val="0"/>
+              </w:rPr>
+              <w:t xml:space="preserve">Ley 9822 de Reconocimiento y Promoción de la LESCO (sustituyó a la Ley 9049).</w:t>
+            </w:r>
+          </w:p>
+        </w:tc>
+        <w:tc>
+          <w:tcPr>
+            <w:shd w:fill="f2f6fa" w:val="clear"/>
+            <w:tcMar>
+              <w:top w:w="40.0" w:type="dxa"/>
+              <w:left w:w="80.0" w:type="dxa"/>
+              <w:bottom w:w="40.0" w:type="dxa"/>
+              <w:right w:w="80.0" w:type="dxa"/>
+            </w:tcMar>
+          </w:tcPr>
+          <w:p>
+            <w:pPr>
+              <w:spacing w:after="20" w:before="20" w:line="240" w:lineRule="auto"/>
+              <w:jc w:val="left"/>
+              <w:rPr>
+                <w:rFonts w:ascii="Times New Roman" w:cs="Times New Roman" w:eastAsia="Times New Roman" w:hAnsi="Times New Roman"/>
+                <w:sz w:val="24"/>
+                <w:szCs w:val="24"/>
+              </w:rPr>
+            </w:pPr>
+            <w:r>
+              <w:rPr>
+                <w:rFonts w:ascii="Times New Roman" w:cs="Times New Roman" w:eastAsia="Times New Roman" w:hAnsi="Times New Roman"/>
+                <w:sz w:val="24"/>
+                <w:szCs w:val="24"/>
+                <w:rtl w:val="0"/>
+              </w:rPr>
+              <w:t xml:space="preserve">Respalda la necesidad y obliga a respetar la LESCO como lengua de la comunidad sorda.</w:t>
+            </w:r>
+          </w:p>
+        </w:tc>
+      </w:tr>
+      <w:tr>
+        <w:trPr>
+          <w:cantSplit w:val="1"/>
+          <w:tblHeader w:val="0"/>
+        </w:trPr>
+        <w:tc>
+          <w:tcPr>
+            <w:tcMar>
+              <w:top w:w="40.0" w:type="dxa"/>
+              <w:left w:w="80.0" w:type="dxa"/>
+              <w:bottom w:w="40.0" w:type="dxa"/>
+              <w:right w:w="80.0" w:type="dxa"/>
+            </w:tcMar>
+          </w:tcPr>
+          <w:p>
+            <w:pPr>
+              <w:spacing w:after="20" w:before="20" w:line="240" w:lineRule="auto"/>
+              <w:jc w:val="left"/>
+              <w:rPr>
+                <w:rFonts w:ascii="Times New Roman" w:cs="Times New Roman" w:eastAsia="Times New Roman" w:hAnsi="Times New Roman"/>
+                <w:sz w:val="24"/>
+                <w:szCs w:val="24"/>
+              </w:rPr>
+            </w:pPr>
+            <w:r>
+              <w:rPr>
+                <w:rFonts w:ascii="Times New Roman" w:cs="Times New Roman" w:eastAsia="Times New Roman" w:hAnsi="Times New Roman"/>
+                <w:sz w:val="24"/>
+                <w:szCs w:val="24"/>
+                <w:rtl w:val="0"/>
+              </w:rPr>
+              <w:t xml:space="preserve">Externo</w:t>
+            </w:r>
+          </w:p>
+        </w:tc>
+        <w:tc>
+          <w:tcPr>
+            <w:tcMar>
+              <w:top w:w="40.0" w:type="dxa"/>
+              <w:left w:w="80.0" w:type="dxa"/>
+              <w:bottom w:w="40.0" w:type="dxa"/>
+              <w:right w:w="80.0" w:type="dxa"/>
+            </w:tcMar>
+          </w:tcPr>
+          <w:p>
+            <w:pPr>
+              <w:spacing w:after="20" w:before="20" w:line="240" w:lineRule="auto"/>
+              <w:jc w:val="left"/>
+              <w:rPr>
+                <w:rFonts w:ascii="Times New Roman" w:cs="Times New Roman" w:eastAsia="Times New Roman" w:hAnsi="Times New Roman"/>
+                <w:sz w:val="24"/>
+                <w:szCs w:val="24"/>
+              </w:rPr>
+            </w:pPr>
+            <w:r>
+              <w:rPr>
+                <w:rFonts w:ascii="Times New Roman" w:cs="Times New Roman" w:eastAsia="Times New Roman" w:hAnsi="Times New Roman"/>
+                <w:sz w:val="24"/>
+                <w:szCs w:val="24"/>
+                <w:rtl w:val="0"/>
+              </w:rPr>
+              <w:t xml:space="preserve">Ley 7600 de Igualdad de Oportunidades para las Personas con Discapacidad.</w:t>
+            </w:r>
+          </w:p>
+        </w:tc>
+        <w:tc>
+          <w:tcPr>
+            <w:tcMar>
+              <w:top w:w="40.0" w:type="dxa"/>
+              <w:left w:w="80.0" w:type="dxa"/>
+              <w:bottom w:w="40.0" w:type="dxa"/>
+              <w:right w:w="80.0" w:type="dxa"/>
+            </w:tcMar>
+          </w:tcPr>
+          <w:p>
+            <w:pPr>
+              <w:spacing w:after="20" w:before="20" w:line="240" w:lineRule="auto"/>
+              <w:jc w:val="left"/>
+              <w:rPr>
+                <w:rFonts w:ascii="Times New Roman" w:cs="Times New Roman" w:eastAsia="Times New Roman" w:hAnsi="Times New Roman"/>
+                <w:sz w:val="24"/>
+                <w:szCs w:val="24"/>
+              </w:rPr>
+            </w:pPr>
+            <w:r>
+              <w:rPr>
+                <w:rFonts w:ascii="Times New Roman" w:cs="Times New Roman" w:eastAsia="Times New Roman" w:hAnsi="Times New Roman"/>
+                <w:sz w:val="24"/>
+                <w:szCs w:val="24"/>
+                <w:rtl w:val="0"/>
+              </w:rPr>
+              <w:t xml:space="preserve">La plataforma debe ser accesible en todo su recorrido.</w:t>
+            </w:r>
+          </w:p>
+        </w:tc>
+      </w:tr>
+      <w:tr>
+        <w:trPr>
+          <w:cantSplit w:val="1"/>
+          <w:tblHeader w:val="0"/>
+        </w:trPr>
+        <w:tc>
+          <w:tcPr>
+            <w:shd w:fill="f2f6fa" w:val="clear"/>
+            <w:tcMar>
+              <w:top w:w="40.0" w:type="dxa"/>
+              <w:left w:w="80.0" w:type="dxa"/>
+              <w:bottom w:w="40.0" w:type="dxa"/>
+              <w:right w:w="80.0" w:type="dxa"/>
+            </w:tcMar>
+          </w:tcPr>
+          <w:p>
+            <w:pPr>
+              <w:spacing w:after="20" w:before="20" w:line="240" w:lineRule="auto"/>
+              <w:jc w:val="left"/>
+              <w:rPr>
+                <w:rFonts w:ascii="Times New Roman" w:cs="Times New Roman" w:eastAsia="Times New Roman" w:hAnsi="Times New Roman"/>
+                <w:sz w:val="24"/>
+                <w:szCs w:val="24"/>
+              </w:rPr>
+            </w:pPr>
+            <w:r>
+              <w:rPr>
+                <w:rFonts w:ascii="Times New Roman" w:cs="Times New Roman" w:eastAsia="Times New Roman" w:hAnsi="Times New Roman"/>
+                <w:sz w:val="24"/>
+                <w:szCs w:val="24"/>
+                <w:rtl w:val="0"/>
+              </w:rPr>
+              <w:t xml:space="preserve">Externo</w:t>
+            </w:r>
+          </w:p>
+        </w:tc>
+        <w:tc>
+          <w:tcPr>
+            <w:shd w:fill="f2f6fa" w:val="clear"/>
+            <w:tcMar>
+              <w:top w:w="40.0" w:type="dxa"/>
+              <w:left w:w="80.0" w:type="dxa"/>
+              <w:bottom w:w="40.0" w:type="dxa"/>
+              <w:right w:w="80.0" w:type="dxa"/>
+            </w:tcMar>
+          </w:tcPr>
+          <w:p>
+            <w:pPr>
+              <w:spacing w:after="20" w:before="20" w:line="240" w:lineRule="auto"/>
+              <w:jc w:val="left"/>
+              <w:rPr>
+                <w:rFonts w:ascii="Times New Roman" w:cs="Times New Roman" w:eastAsia="Times New Roman" w:hAnsi="Times New Roman"/>
+                <w:sz w:val="24"/>
+                <w:szCs w:val="24"/>
+              </w:rPr>
+            </w:pPr>
+            <w:r>
+              <w:rPr>
+                <w:rFonts w:ascii="Times New Roman" w:cs="Times New Roman" w:eastAsia="Times New Roman" w:hAnsi="Times New Roman"/>
+                <w:sz w:val="24"/>
+                <w:szCs w:val="24"/>
+                <w:rtl w:val="0"/>
+              </w:rPr>
+              <w:t xml:space="preserve">Ley 8968 de Protección de la Persona frente al Tratamiento de sus Datos Personales.</w:t>
+            </w:r>
+          </w:p>
+        </w:tc>
+        <w:tc>
+          <w:tcPr>
+            <w:shd w:fill="f2f6fa" w:val="clear"/>
+            <w:tcMar>
+              <w:top w:w="40.0" w:type="dxa"/>
+              <w:left w:w="80.0" w:type="dxa"/>
+              <w:bottom w:w="40.0" w:type="dxa"/>
+              <w:right w:w="80.0" w:type="dxa"/>
+            </w:tcMar>
+          </w:tcPr>
+          <w:p>
+            <w:pPr>
+              <w:spacing w:after="20" w:before="20" w:line="240" w:lineRule="auto"/>
+              <w:jc w:val="left"/>
+              <w:rPr>
+                <w:rFonts w:ascii="Times New Roman" w:cs="Times New Roman" w:eastAsia="Times New Roman" w:hAnsi="Times New Roman"/>
+                <w:sz w:val="24"/>
+                <w:szCs w:val="24"/>
+              </w:rPr>
+            </w:pPr>
+            <w:r>
+              <w:rPr>
+                <w:rFonts w:ascii="Times New Roman" w:cs="Times New Roman" w:eastAsia="Times New Roman" w:hAnsi="Times New Roman"/>
+                <w:sz w:val="24"/>
+                <w:szCs w:val="24"/>
+                <w:rtl w:val="0"/>
+              </w:rPr>
+              <w:t xml:space="preserve">Exige consentimiento informado y seguridad; las citas pueden revelar datos sensibles (salud, finanzas).</w:t>
+            </w:r>
+          </w:p>
+        </w:tc>
+      </w:tr>
+      <w:tr>
+        <w:trPr>
+          <w:cantSplit w:val="1"/>
+          <w:tblHeader w:val="0"/>
+        </w:trPr>
+        <w:tc>
+          <w:tcPr>
+            <w:tcMar>
+              <w:top w:w="40.0" w:type="dxa"/>
+              <w:left w:w="80.0" w:type="dxa"/>
+              <w:bottom w:w="40.0" w:type="dxa"/>
+              <w:right w:w="80.0" w:type="dxa"/>
+            </w:tcMar>
+          </w:tcPr>
+          <w:p>
+            <w:pPr>
+              <w:spacing w:after="20" w:before="20" w:line="240" w:lineRule="auto"/>
+              <w:jc w:val="left"/>
+              <w:rPr>
+                <w:rFonts w:ascii="Times New Roman" w:cs="Times New Roman" w:eastAsia="Times New Roman" w:hAnsi="Times New Roman"/>
+                <w:sz w:val="24"/>
+                <w:szCs w:val="24"/>
+              </w:rPr>
+            </w:pPr>
+            <w:r>
+              <w:rPr>
+                <w:rFonts w:ascii="Times New Roman" w:cs="Times New Roman" w:eastAsia="Times New Roman" w:hAnsi="Times New Roman"/>
+                <w:sz w:val="24"/>
+                <w:szCs w:val="24"/>
+                <w:rtl w:val="0"/>
+              </w:rPr>
+              <w:t xml:space="preserve">Externo</w:t>
+            </w:r>
+          </w:p>
+        </w:tc>
+        <w:tc>
+          <w:tcPr>
+            <w:tcMar>
+              <w:top w:w="40.0" w:type="dxa"/>
+              <w:left w:w="80.0" w:type="dxa"/>
+              <w:bottom w:w="40.0" w:type="dxa"/>
+              <w:right w:w="80.0" w:type="dxa"/>
+            </w:tcMar>
+          </w:tcPr>
+          <w:p>
+            <w:pPr>
+              <w:spacing w:after="20" w:before="20" w:line="240" w:lineRule="auto"/>
+              <w:jc w:val="left"/>
+              <w:rPr>
+                <w:rFonts w:ascii="Times New Roman" w:cs="Times New Roman" w:eastAsia="Times New Roman" w:hAnsi="Times New Roman"/>
+                <w:sz w:val="24"/>
+                <w:szCs w:val="24"/>
+              </w:rPr>
+            </w:pPr>
+            <w:r>
+              <w:rPr>
+                <w:rFonts w:ascii="Times New Roman" w:cs="Times New Roman" w:eastAsia="Times New Roman" w:hAnsi="Times New Roman"/>
+                <w:sz w:val="24"/>
+                <w:szCs w:val="24"/>
+                <w:rtl w:val="0"/>
+              </w:rPr>
+              <w:t xml:space="preserve">Escasez de intérpretes de LESCO certificados en el país.</w:t>
+            </w:r>
+          </w:p>
+        </w:tc>
+        <w:tc>
+          <w:tcPr>
+            <w:tcMar>
+              <w:top w:w="40.0" w:type="dxa"/>
+              <w:left w:w="80.0" w:type="dxa"/>
+              <w:bottom w:w="40.0" w:type="dxa"/>
+              <w:right w:w="80.0" w:type="dxa"/>
+            </w:tcMar>
+          </w:tcPr>
+          <w:p>
+            <w:pPr>
+              <w:spacing w:after="20" w:before="20" w:line="240" w:lineRule="auto"/>
+              <w:jc w:val="left"/>
+              <w:rPr>
+                <w:rFonts w:ascii="Times New Roman" w:cs="Times New Roman" w:eastAsia="Times New Roman" w:hAnsi="Times New Roman"/>
+                <w:sz w:val="24"/>
+                <w:szCs w:val="24"/>
+              </w:rPr>
+            </w:pPr>
+            <w:r>
+              <w:rPr>
+                <w:rFonts w:ascii="Times New Roman" w:cs="Times New Roman" w:eastAsia="Times New Roman" w:hAnsi="Times New Roman"/>
+                <w:sz w:val="24"/>
+                <w:szCs w:val="24"/>
+                <w:rtl w:val="0"/>
+              </w:rPr>
+              <w:t xml:space="preserve">Afecta la disponibilidad del servicio en tiempo real y la validación con intérpretes reales.</w:t>
+            </w:r>
+          </w:p>
+        </w:tc>
+      </w:tr>
+      <w:tr>
+        <w:trPr>
+          <w:cantSplit w:val="1"/>
+          <w:tblHeader w:val="0"/>
+        </w:trPr>
+        <w:tc>
+          <w:tcPr>
+            <w:shd w:fill="f2f6fa" w:val="clear"/>
+            <w:tcMar>
+              <w:top w:w="40.0" w:type="dxa"/>
+              <w:left w:w="80.0" w:type="dxa"/>
+              <w:bottom w:w="40.0" w:type="dxa"/>
+              <w:right w:w="80.0" w:type="dxa"/>
+            </w:tcMar>
+          </w:tcPr>
+          <w:p>
+            <w:pPr>
+              <w:spacing w:after="20" w:before="20" w:line="240" w:lineRule="auto"/>
+              <w:jc w:val="left"/>
+              <w:rPr>
+                <w:rFonts w:ascii="Times New Roman" w:cs="Times New Roman" w:eastAsia="Times New Roman" w:hAnsi="Times New Roman"/>
+                <w:sz w:val="24"/>
+                <w:szCs w:val="24"/>
+              </w:rPr>
+            </w:pPr>
+            <w:r>
+              <w:rPr>
+                <w:rFonts w:ascii="Times New Roman" w:cs="Times New Roman" w:eastAsia="Times New Roman" w:hAnsi="Times New Roman"/>
+                <w:sz w:val="24"/>
+                <w:szCs w:val="24"/>
+                <w:rtl w:val="0"/>
+              </w:rPr>
+              <w:t xml:space="preserve">Externo</w:t>
+            </w:r>
+          </w:p>
+        </w:tc>
+        <w:tc>
+          <w:tcPr>
+            <w:shd w:fill="f2f6fa" w:val="clear"/>
+            <w:tcMar>
+              <w:top w:w="40.0" w:type="dxa"/>
+              <w:left w:w="80.0" w:type="dxa"/>
+              <w:bottom w:w="40.0" w:type="dxa"/>
+              <w:right w:w="80.0" w:type="dxa"/>
+            </w:tcMar>
+          </w:tcPr>
+          <w:p>
+            <w:pPr>
+              <w:spacing w:after="20" w:before="20" w:line="240" w:lineRule="auto"/>
+              <w:jc w:val="left"/>
+              <w:rPr>
+                <w:rFonts w:ascii="Times New Roman" w:cs="Times New Roman" w:eastAsia="Times New Roman" w:hAnsi="Times New Roman"/>
+                <w:sz w:val="24"/>
+                <w:szCs w:val="24"/>
+              </w:rPr>
+            </w:pPr>
+            <w:r>
+              <w:rPr>
+                <w:rFonts w:ascii="Times New Roman" w:cs="Times New Roman" w:eastAsia="Times New Roman" w:hAnsi="Times New Roman"/>
+                <w:sz w:val="24"/>
+                <w:szCs w:val="24"/>
+                <w:rtl w:val="0"/>
+              </w:rPr>
+              <w:t xml:space="preserve">Baja madurez de la IA para la gramática de la LESCO.</w:t>
+            </w:r>
+          </w:p>
+        </w:tc>
+        <w:tc>
+          <w:tcPr>
+            <w:shd w:fill="f2f6fa" w:val="clear"/>
+            <w:tcMar>
+              <w:top w:w="40.0" w:type="dxa"/>
+              <w:left w:w="80.0" w:type="dxa"/>
+              <w:bottom w:w="40.0" w:type="dxa"/>
+              <w:right w:w="80.0" w:type="dxa"/>
+            </w:tcMar>
+          </w:tcPr>
+          <w:p>
+            <w:pPr>
+              <w:spacing w:after="20" w:before="20" w:line="240" w:lineRule="auto"/>
+              <w:jc w:val="left"/>
+              <w:rPr>
+                <w:rFonts w:ascii="Times New Roman" w:cs="Times New Roman" w:eastAsia="Times New Roman" w:hAnsi="Times New Roman"/>
+                <w:sz w:val="24"/>
+                <w:szCs w:val="24"/>
+              </w:rPr>
+            </w:pPr>
+            <w:r>
+              <w:rPr>
+                <w:rFonts w:ascii="Times New Roman" w:cs="Times New Roman" w:eastAsia="Times New Roman" w:hAnsi="Times New Roman"/>
+                <w:sz w:val="24"/>
+                <w:szCs w:val="24"/>
+                <w:rtl w:val="0"/>
+              </w:rPr>
+              <w:t xml:space="preserve">La interpretación con IA se mantiene como función experimental, no como base del producto.</w:t>
+            </w:r>
+          </w:p>
+        </w:tc>
+      </w:tr>
+      <w:tr>
+        <w:trPr>
+          <w:cantSplit w:val="1"/>
+          <w:tblHeader w:val="0"/>
+        </w:trPr>
+        <w:tc>
+          <w:tcPr>
+            <w:tcMar>
+              <w:top w:w="40.0" w:type="dxa"/>
+              <w:left w:w="80.0" w:type="dxa"/>
+              <w:bottom w:w="40.0" w:type="dxa"/>
+              <w:right w:w="80.0" w:type="dxa"/>
+            </w:tcMar>
+          </w:tcPr>
+          <w:p>
+            <w:pPr>
+              <w:spacing w:after="20" w:before="20" w:line="240" w:lineRule="auto"/>
+              <w:jc w:val="left"/>
+              <w:rPr>
+                <w:rFonts w:ascii="Times New Roman" w:cs="Times New Roman" w:eastAsia="Times New Roman" w:hAnsi="Times New Roman"/>
+                <w:sz w:val="24"/>
+                <w:szCs w:val="24"/>
+              </w:rPr>
+            </w:pPr>
+            <w:r>
+              <w:rPr>
+                <w:rFonts w:ascii="Times New Roman" w:cs="Times New Roman" w:eastAsia="Times New Roman" w:hAnsi="Times New Roman"/>
+                <w:sz w:val="24"/>
+                <w:szCs w:val="24"/>
+                <w:rtl w:val="0"/>
+              </w:rPr>
+              <w:t xml:space="preserve">Externo</w:t>
+            </w:r>
+          </w:p>
+        </w:tc>
+        <w:tc>
+          <w:tcPr>
+            <w:tcMar>
+              <w:top w:w="40.0" w:type="dxa"/>
+              <w:left w:w="80.0" w:type="dxa"/>
+              <w:bottom w:w="40.0" w:type="dxa"/>
+              <w:right w:w="80.0" w:type="dxa"/>
+            </w:tcMar>
+          </w:tcPr>
+          <w:p>
+            <w:pPr>
+              <w:spacing w:after="20" w:before="20" w:line="240" w:lineRule="auto"/>
+              <w:jc w:val="left"/>
+              <w:rPr>
+                <w:rFonts w:ascii="Times New Roman" w:cs="Times New Roman" w:eastAsia="Times New Roman" w:hAnsi="Times New Roman"/>
+                <w:sz w:val="24"/>
+                <w:szCs w:val="24"/>
+              </w:rPr>
+            </w:pPr>
+            <w:r>
+              <w:rPr>
+                <w:rFonts w:ascii="Times New Roman" w:cs="Times New Roman" w:eastAsia="Times New Roman" w:hAnsi="Times New Roman"/>
+                <w:sz w:val="24"/>
+                <w:szCs w:val="24"/>
+                <w:rtl w:val="0"/>
+              </w:rPr>
+              <w:t xml:space="preserve">Conectividad de los usuarios.</w:t>
+            </w:r>
+          </w:p>
+        </w:tc>
+        <w:tc>
+          <w:tcPr>
+            <w:tcMar>
+              <w:top w:w="40.0" w:type="dxa"/>
+              <w:left w:w="80.0" w:type="dxa"/>
+              <w:bottom w:w="40.0" w:type="dxa"/>
+              <w:right w:w="80.0" w:type="dxa"/>
+            </w:tcMar>
+          </w:tcPr>
+          <w:p>
+            <w:pPr>
+              <w:spacing w:after="20" w:before="20" w:line="240" w:lineRule="auto"/>
+              <w:jc w:val="left"/>
+              <w:rPr>
+                <w:rFonts w:ascii="Times New Roman" w:cs="Times New Roman" w:eastAsia="Times New Roman" w:hAnsi="Times New Roman"/>
+                <w:sz w:val="24"/>
+                <w:szCs w:val="24"/>
+              </w:rPr>
+            </w:pPr>
+            <w:r>
+              <w:rPr>
+                <w:rFonts w:ascii="Times New Roman" w:cs="Times New Roman" w:eastAsia="Times New Roman" w:hAnsi="Times New Roman"/>
+                <w:sz w:val="24"/>
+                <w:szCs w:val="24"/>
+                <w:rtl w:val="0"/>
+              </w:rPr>
+              <w:t xml:space="preserve">La videollamada debe funcionar razonablemente con conexiones lentas.</w:t>
+            </w:r>
+          </w:p>
+        </w:tc>
+      </w:tr>
+    </w:tbl>
+    <w:p>
+      <w:pPr>
+        <w:spacing w:after="60" w:before="0" w:line="276" w:lineRule="auto"/>
+        <w:jc w:val="both"/>
+        <w:rPr/>
+      </w:pPr>
+      <w:r>
+        <w:rPr>
+          <w:rtl w:val="0"/>
+        </w:rPr>
+      </w:r>
+    </w:p>
+    <w:p>
+      <w:pPr>
+        <w:keepNext w:val="1"/>
+        <w:spacing w:after="100" w:before="240" w:line="276" w:lineRule="auto"/>
+        <w:jc w:val="left"/>
+        <w:rPr>
+          <w:sz w:val="24"/>
+          <w:szCs w:val="24"/>
+        </w:rPr>
+      </w:pPr>
+      <w:r>
+        <w:rPr>
+          <w:rFonts w:ascii="Times New Roman" w:cs="Times New Roman" w:eastAsia="Times New Roman" w:hAnsi="Times New Roman"/>
+          <w:b w:val="1"/>
+          <w:bCs w:val="1"/>
+          <w:i w:val="1"/>
+          <w:iCs w:val="1"/>
+          <w:sz w:val="28"/>
+          <w:szCs w:val="28"/>
+          <w:rtl w:val="0"/>
+        </w:rPr>
+        <w:t xml:space="preserve">2.3 Restricciones del proyecto</w:t>
+      </w:r>
+      <w:r>
+        <w:rPr>
+          <w:rtl w:val="0"/>
+        </w:rPr>
+      </w:r>
+    </w:p>
+    <w:tbl>
+      <w:tblPr>
+        <w:tblStyle w:val="Table3"/>
+        <w:tblW w:w="9029.0" w:type="dxa"/>
+        <w:jc w:val="left"/>
+        <w:tblBorders>
+          <w:top w:color="8ea9c1" w:space="0" w:sz="4" w:val="single"/>
+          <w:left w:color="8ea9c1" w:space="0" w:sz="4" w:val="single"/>
+          <w:bottom w:color="8ea9c1" w:space="0" w:sz="4" w:val="single"/>
+          <w:right w:color="8ea9c1" w:space="0" w:sz="4" w:val="single"/>
+          <w:insideH w:color="8ea9c1" w:space="0" w:sz="4" w:val="single"/>
+          <w:insideV w:color="8ea9c1" w:space="0" w:sz="4" w:val="single"/>
+        </w:tblBorders>
+        <w:tblLayout w:type="fixed"/>
+        <w:tblLook w:val="0400"/>
+      </w:tblPr>
+      <w:tblGrid>
+        <w:gridCol w:w="1800"/>
+        <w:gridCol w:w="7229"/>
+        <w:tblGridChange w:id="0">
+          <w:tblGrid>
+            <w:gridCol w:w="1800"/>
+            <w:gridCol w:w="7229"/>
+          </w:tblGrid>
+        </w:tblGridChange>
+      </w:tblGrid>
+      <w:tr>
+        <w:trPr>
+          <w:cantSplit w:val="1"/>
+          <w:tblHeader w:val="1"/>
+        </w:trPr>
+        <w:tc>
+          <w:tcPr>
+            <w:shd w:fill="1f3864" w:val="clear"/>
+            <w:tcMar>
+              <w:top w:w="40.0" w:type="dxa"/>
+              <w:left w:w="80.0" w:type="dxa"/>
+              <w:bottom w:w="40.0" w:type="dxa"/>
+              <w:right w:w="80.0" w:type="dxa"/>
+            </w:tcMar>
+          </w:tcPr>
+          <w:p>
+            <w:pPr>
+              <w:keepNext w:val="1"/>
+              <w:spacing w:after="20" w:before="20" w:line="240" w:lineRule="auto"/>
+              <w:jc w:val="left"/>
+              <w:rPr>
+                <w:rFonts w:ascii="Times New Roman" w:cs="Times New Roman" w:eastAsia="Times New Roman" w:hAnsi="Times New Roman"/>
+                <w:sz w:val="24"/>
+                <w:szCs w:val="24"/>
+              </w:rPr>
+            </w:pPr>
+            <w:r>
+              <w:rPr>
+                <w:rFonts w:ascii="Times New Roman" w:cs="Times New Roman" w:eastAsia="Times New Roman" w:hAnsi="Times New Roman"/>
+                <w:b w:val="1"/>
+                <w:bCs w:val="1"/>
+                <w:color w:val="ffffff"/>
+                <w:sz w:val="24"/>
+                <w:szCs w:val="24"/>
+                <w:rtl w:val="0"/>
+              </w:rPr>
+              <w:t xml:space="preserve">Restricción</w:t>
+            </w:r>
+            <w:r>
+              <w:rPr>
+                <w:rtl w:val="0"/>
+              </w:rPr>
+            </w:r>
+          </w:p>
+        </w:tc>
+        <w:tc>
+          <w:tcPr>
+            <w:shd w:fill="1f3864" w:val="clear"/>
+            <w:tcMar>
+              <w:top w:w="40.0" w:type="dxa"/>
+              <w:left w:w="80.0" w:type="dxa"/>
+              <w:bottom w:w="40.0" w:type="dxa"/>
+              <w:right w:w="80.0" w:type="dxa"/>
+            </w:tcMar>
+          </w:tcPr>
+          <w:p>
+            <w:pPr>
+              <w:keepNext w:val="1"/>
+              <w:spacing w:after="20" w:before="20" w:line="240" w:lineRule="auto"/>
+              <w:jc w:val="left"/>
+              <w:rPr>
+                <w:rFonts w:ascii="Times New Roman" w:cs="Times New Roman" w:eastAsia="Times New Roman" w:hAnsi="Times New Roman"/>
+                <w:sz w:val="24"/>
+                <w:szCs w:val="24"/>
+              </w:rPr>
+            </w:pPr>
+            <w:r>
+              <w:rPr>
+                <w:rFonts w:ascii="Times New Roman" w:cs="Times New Roman" w:eastAsia="Times New Roman" w:hAnsi="Times New Roman"/>
+                <w:b w:val="1"/>
+                <w:bCs w:val="1"/>
+                <w:color w:val="ffffff"/>
+                <w:sz w:val="24"/>
+                <w:szCs w:val="24"/>
+                <w:rtl w:val="0"/>
+              </w:rPr>
+              <w:t xml:space="preserve">Descripción</w:t>
+            </w:r>
+            <w:r>
+              <w:rPr>
+                <w:rtl w:val="0"/>
+              </w:rPr>
+            </w:r>
+          </w:p>
+        </w:tc>
+      </w:tr>
+      <w:tr>
+        <w:trPr>
+          <w:cantSplit w:val="1"/>
+          <w:tblHeader w:val="0"/>
+        </w:trPr>
+        <w:tc>
+          <w:tcPr>
+            <w:tcMar>
+              <w:top w:w="40.0" w:type="dxa"/>
+              <w:left w:w="80.0" w:type="dxa"/>
+              <w:bottom w:w="40.0" w:type="dxa"/>
+              <w:right w:w="80.0" w:type="dxa"/>
+            </w:tcMar>
+          </w:tcPr>
+          <w:p>
+            <w:pPr>
+              <w:keepNext w:val="1"/>
+              <w:spacing w:after="20" w:before="20" w:line="240" w:lineRule="auto"/>
+              <w:jc w:val="left"/>
+              <w:rPr>
+                <w:rFonts w:ascii="Times New Roman" w:cs="Times New Roman" w:eastAsia="Times New Roman" w:hAnsi="Times New Roman"/>
+                <w:sz w:val="24"/>
+                <w:szCs w:val="24"/>
+              </w:rPr>
+            </w:pPr>
+            <w:r>
+              <w:rPr>
+                <w:rFonts w:ascii="Times New Roman" w:cs="Times New Roman" w:eastAsia="Times New Roman" w:hAnsi="Times New Roman"/>
+                <w:b w:val="1"/>
+                <w:bCs w:val="1"/>
+                <w:sz w:val="24"/>
+                <w:szCs w:val="24"/>
+                <w:rtl w:val="0"/>
+              </w:rPr>
+              <w:t xml:space="preserve">Tiempo</w:t>
+            </w:r>
+            <w:r>
+              <w:rPr>
+                <w:rtl w:val="0"/>
+              </w:rPr>
+            </w:r>
+          </w:p>
+        </w:tc>
+        <w:tc>
+          <w:tcPr>
+            <w:tcMar>
+              <w:top w:w="40.0" w:type="dxa"/>
+              <w:left w:w="80.0" w:type="dxa"/>
+              <w:bottom w:w="40.0" w:type="dxa"/>
+              <w:right w:w="80.0" w:type="dxa"/>
+            </w:tcMar>
+          </w:tcPr>
+          <w:p>
+            <w:pPr>
+              <w:keepNext w:val="1"/>
+              <w:spacing w:after="20" w:before="20" w:line="240" w:lineRule="auto"/>
+              <w:jc w:val="left"/>
+              <w:rPr>
+                <w:rFonts w:ascii="Times New Roman" w:cs="Times New Roman" w:eastAsia="Times New Roman" w:hAnsi="Times New Roman"/>
+                <w:sz w:val="24"/>
+                <w:szCs w:val="24"/>
+              </w:rPr>
+            </w:pPr>
+            <w:r>
+              <w:rPr>
+                <w:rFonts w:ascii="Times New Roman" w:cs="Times New Roman" w:eastAsia="Times New Roman" w:hAnsi="Times New Roman"/>
+                <w:sz w:val="24"/>
+                <w:szCs w:val="24"/>
+                <w:rtl w:val="0"/>
+              </w:rPr>
+              <w:t xml:space="preserve">Entrega final en la Semana 13 (diciembre de 2026). La construcción se organiza en 5 Sprints de 2 semanas (Semanas 4 a 13).</w:t>
+            </w:r>
+          </w:p>
+        </w:tc>
+      </w:tr>
+      <w:tr>
+        <w:trPr>
+          <w:cantSplit w:val="1"/>
+          <w:tblHeader w:val="0"/>
+        </w:trPr>
+        <w:tc>
+          <w:tcPr>
+            <w:shd w:fill="f2f6fa" w:val="clear"/>
+            <w:tcMar>
+              <w:top w:w="40.0" w:type="dxa"/>
+              <w:left w:w="80.0" w:type="dxa"/>
+              <w:bottom w:w="40.0" w:type="dxa"/>
+              <w:right w:w="80.0" w:type="dxa"/>
+            </w:tcMar>
+          </w:tcPr>
+          <w:p>
+            <w:pPr>
+              <w:keepNext w:val="1"/>
+              <w:spacing w:after="20" w:before="20" w:line="240" w:lineRule="auto"/>
+              <w:jc w:val="left"/>
+              <w:rPr>
+                <w:rFonts w:ascii="Times New Roman" w:cs="Times New Roman" w:eastAsia="Times New Roman" w:hAnsi="Times New Roman"/>
+                <w:sz w:val="24"/>
+                <w:szCs w:val="24"/>
+              </w:rPr>
+            </w:pPr>
+            <w:r>
+              <w:rPr>
+                <w:rFonts w:ascii="Times New Roman" w:cs="Times New Roman" w:eastAsia="Times New Roman" w:hAnsi="Times New Roman"/>
+                <w:b w:val="1"/>
+                <w:bCs w:val="1"/>
+                <w:sz w:val="24"/>
+                <w:szCs w:val="24"/>
+                <w:rtl w:val="0"/>
+              </w:rPr>
+              <w:t xml:space="preserve">Costo</w:t>
+            </w:r>
+            <w:r>
+              <w:rPr>
+                <w:rtl w:val="0"/>
+              </w:rPr>
+            </w:r>
+          </w:p>
+        </w:tc>
+        <w:tc>
+          <w:tcPr>
+            <w:shd w:fill="f2f6fa" w:val="clear"/>
+            <w:tcMar>
+              <w:top w:w="40.0" w:type="dxa"/>
+              <w:left w:w="80.0" w:type="dxa"/>
+              <w:bottom w:w="40.0" w:type="dxa"/>
+              <w:right w:w="80.0" w:type="dxa"/>
+            </w:tcMar>
+          </w:tcPr>
+          <w:p>
+            <w:pPr>
+              <w:keepNext w:val="1"/>
+              <w:spacing w:after="20" w:before="20" w:line="240" w:lineRule="auto"/>
+              <w:jc w:val="left"/>
+              <w:rPr>
+                <w:rFonts w:ascii="Times New Roman" w:cs="Times New Roman" w:eastAsia="Times New Roman" w:hAnsi="Times New Roman"/>
+                <w:sz w:val="24"/>
+                <w:szCs w:val="24"/>
+              </w:rPr>
+            </w:pPr>
+            <w:r>
+              <w:rPr>
+                <w:rFonts w:ascii="Times New Roman" w:cs="Times New Roman" w:eastAsia="Times New Roman" w:hAnsi="Times New Roman"/>
+                <w:sz w:val="24"/>
+                <w:szCs w:val="24"/>
+                <w:rtl w:val="0"/>
+              </w:rPr>
+              <w:t xml:space="preserve">Sin presupuesto monetario (₡0): solo herramientas gratuitas o con licencia educativa.</w:t>
+            </w:r>
+          </w:p>
+        </w:tc>
+      </w:tr>
+      <w:tr>
+        <w:trPr>
+          <w:cantSplit w:val="1"/>
+          <w:tblHeader w:val="0"/>
+        </w:trPr>
+        <w:tc>
+          <w:tcPr>
+            <w:tcMar>
+              <w:top w:w="40.0" w:type="dxa"/>
+              <w:left w:w="80.0" w:type="dxa"/>
+              <w:bottom w:w="40.0" w:type="dxa"/>
+              <w:right w:w="80.0" w:type="dxa"/>
+            </w:tcMar>
+          </w:tcPr>
+          <w:p>
+            <w:pPr>
+              <w:keepNext w:val="1"/>
+              <w:spacing w:after="20" w:before="20" w:line="240" w:lineRule="auto"/>
+              <w:jc w:val="left"/>
+              <w:rPr>
+                <w:rFonts w:ascii="Times New Roman" w:cs="Times New Roman" w:eastAsia="Times New Roman" w:hAnsi="Times New Roman"/>
+                <w:sz w:val="24"/>
+                <w:szCs w:val="24"/>
+              </w:rPr>
+            </w:pPr>
+            <w:r>
+              <w:rPr>
+                <w:rFonts w:ascii="Times New Roman" w:cs="Times New Roman" w:eastAsia="Times New Roman" w:hAnsi="Times New Roman"/>
+                <w:b w:val="1"/>
+                <w:bCs w:val="1"/>
+                <w:sz w:val="24"/>
+                <w:szCs w:val="24"/>
+                <w:rtl w:val="0"/>
+              </w:rPr>
+              <w:t xml:space="preserve">Recursos</w:t>
+            </w:r>
+            <w:r>
+              <w:rPr>
+                <w:rtl w:val="0"/>
+              </w:rPr>
+            </w:r>
+          </w:p>
+        </w:tc>
+        <w:tc>
+          <w:tcPr>
+            <w:tcMar>
+              <w:top w:w="40.0" w:type="dxa"/>
+              <w:left w:w="80.0" w:type="dxa"/>
+              <w:bottom w:w="40.0" w:type="dxa"/>
+              <w:right w:w="80.0" w:type="dxa"/>
+            </w:tcMar>
+          </w:tcPr>
+          <w:p>
+            <w:pPr>
+              <w:keepNext w:val="1"/>
+              <w:spacing w:after="20" w:before="20" w:line="240" w:lineRule="auto"/>
+              <w:jc w:val="left"/>
+              <w:rPr>
+                <w:rFonts w:ascii="Times New Roman" w:cs="Times New Roman" w:eastAsia="Times New Roman" w:hAnsi="Times New Roman"/>
+                <w:sz w:val="24"/>
+                <w:szCs w:val="24"/>
+              </w:rPr>
+            </w:pPr>
+            <w:r>
+              <w:rPr>
+                <w:rFonts w:ascii="Times New Roman" w:cs="Times New Roman" w:eastAsia="Times New Roman" w:hAnsi="Times New Roman"/>
+                <w:sz w:val="24"/>
+                <w:szCs w:val="24"/>
+                <w:rtl w:val="0"/>
+              </w:rPr>
+              <w:t xml:space="preserve">2 integrantes con disponibilidad parcial, ya que comparten el proyecto con otros cursos.</w:t>
+            </w:r>
+          </w:p>
+        </w:tc>
+      </w:tr>
+      <w:tr>
+        <w:trPr>
+          <w:cantSplit w:val="1"/>
+          <w:tblHeader w:val="0"/>
+        </w:trPr>
+        <w:tc>
+          <w:tcPr>
+            <w:shd w:fill="f2f6fa" w:val="clear"/>
+            <w:tcMar>
+              <w:top w:w="40.0" w:type="dxa"/>
+              <w:left w:w="80.0" w:type="dxa"/>
+              <w:bottom w:w="40.0" w:type="dxa"/>
+              <w:right w:w="80.0" w:type="dxa"/>
+            </w:tcMar>
+          </w:tcPr>
+          <w:p>
+            <w:pPr>
+              <w:keepNext w:val="1"/>
+              <w:spacing w:after="20" w:before="20" w:line="240" w:lineRule="auto"/>
+              <w:jc w:val="left"/>
+              <w:rPr>
+                <w:rFonts w:ascii="Times New Roman" w:cs="Times New Roman" w:eastAsia="Times New Roman" w:hAnsi="Times New Roman"/>
+                <w:sz w:val="24"/>
+                <w:szCs w:val="24"/>
+              </w:rPr>
+            </w:pPr>
+            <w:r>
+              <w:rPr>
+                <w:rFonts w:ascii="Times New Roman" w:cs="Times New Roman" w:eastAsia="Times New Roman" w:hAnsi="Times New Roman"/>
+                <w:b w:val="1"/>
+                <w:bCs w:val="1"/>
+                <w:sz w:val="24"/>
+                <w:szCs w:val="24"/>
+                <w:rtl w:val="0"/>
+              </w:rPr>
+              <w:t xml:space="preserve">Alcance</w:t>
+            </w:r>
+            <w:r>
+              <w:rPr>
+                <w:rtl w:val="0"/>
+              </w:rPr>
+            </w:r>
+          </w:p>
+        </w:tc>
+        <w:tc>
+          <w:tcPr>
+            <w:shd w:fill="f2f6fa" w:val="clear"/>
+            <w:tcMar>
+              <w:top w:w="40.0" w:type="dxa"/>
+              <w:left w:w="80.0" w:type="dxa"/>
+              <w:bottom w:w="40.0" w:type="dxa"/>
+              <w:right w:w="80.0" w:type="dxa"/>
+            </w:tcMar>
+          </w:tcPr>
+          <w:p>
+            <w:pPr>
+              <w:keepNext w:val="1"/>
+              <w:spacing w:after="20" w:before="20" w:line="240" w:lineRule="auto"/>
+              <w:jc w:val="left"/>
+              <w:rPr>
+                <w:rFonts w:ascii="Times New Roman" w:cs="Times New Roman" w:eastAsia="Times New Roman" w:hAnsi="Times New Roman"/>
+                <w:sz w:val="24"/>
+                <w:szCs w:val="24"/>
+              </w:rPr>
+            </w:pPr>
+            <w:r>
+              <w:rPr>
+                <w:rFonts w:ascii="Times New Roman" w:cs="Times New Roman" w:eastAsia="Times New Roman" w:hAnsi="Times New Roman"/>
+                <w:sz w:val="24"/>
+                <w:szCs w:val="24"/>
+                <w:rtl w:val="0"/>
+              </w:rPr>
+              <w:t xml:space="preserve">El producto mínimo se centra en el agendamiento de citas y la videollamada con intérprete. La IA se limita a un prototipo experimental.</w:t>
+            </w:r>
+          </w:p>
+        </w:tc>
+      </w:tr>
+      <w:tr>
+        <w:trPr>
+          <w:cantSplit w:val="1"/>
+          <w:tblHeader w:val="0"/>
+        </w:trPr>
+        <w:tc>
+          <w:tcPr>
+            <w:tcMar>
+              <w:top w:w="40.0" w:type="dxa"/>
+              <w:left w:w="80.0" w:type="dxa"/>
+              <w:bottom w:w="40.0" w:type="dxa"/>
+              <w:right w:w="80.0" w:type="dxa"/>
+            </w:tcMar>
+          </w:tcPr>
+          <w:p>
+            <w:pPr>
+              <w:keepNext w:val="1"/>
+              <w:spacing w:after="20" w:before="20" w:line="240" w:lineRule="auto"/>
+              <w:jc w:val="left"/>
+              <w:rPr>
+                <w:rFonts w:ascii="Times New Roman" w:cs="Times New Roman" w:eastAsia="Times New Roman" w:hAnsi="Times New Roman"/>
+                <w:sz w:val="24"/>
+                <w:szCs w:val="24"/>
+              </w:rPr>
+            </w:pPr>
+            <w:r>
+              <w:rPr>
+                <w:rFonts w:ascii="Times New Roman" w:cs="Times New Roman" w:eastAsia="Times New Roman" w:hAnsi="Times New Roman"/>
+                <w:b w:val="1"/>
+                <w:bCs w:val="1"/>
+                <w:sz w:val="24"/>
+                <w:szCs w:val="24"/>
+                <w:rtl w:val="0"/>
+              </w:rPr>
+              <w:t xml:space="preserve">Calidad</w:t>
+            </w:r>
+            <w:r>
+              <w:rPr>
+                <w:rtl w:val="0"/>
+              </w:rPr>
+            </w:r>
+          </w:p>
+        </w:tc>
+        <w:tc>
+          <w:tcPr>
+            <w:tcMar>
+              <w:top w:w="40.0" w:type="dxa"/>
+              <w:left w:w="80.0" w:type="dxa"/>
+              <w:bottom w:w="40.0" w:type="dxa"/>
+              <w:right w:w="80.0" w:type="dxa"/>
+            </w:tcMar>
+          </w:tcPr>
+          <w:p>
+            <w:pPr>
+              <w:keepNext w:val="1"/>
+              <w:spacing w:after="20" w:before="20" w:line="240" w:lineRule="auto"/>
+              <w:jc w:val="left"/>
+              <w:rPr>
+                <w:rFonts w:ascii="Times New Roman" w:cs="Times New Roman" w:eastAsia="Times New Roman" w:hAnsi="Times New Roman"/>
+                <w:sz w:val="24"/>
+                <w:szCs w:val="24"/>
+              </w:rPr>
+            </w:pPr>
+            <w:r>
+              <w:rPr>
+                <w:rFonts w:ascii="Times New Roman" w:cs="Times New Roman" w:eastAsia="Times New Roman" w:hAnsi="Times New Roman"/>
+                <w:sz w:val="24"/>
+                <w:szCs w:val="24"/>
+                <w:rtl w:val="0"/>
+              </w:rPr>
+              <w:t xml:space="preserve">Accesibilidad según WCAG 2.1 nivel AA; la interfaz no debe depender del audio.</w:t>
+            </w:r>
+          </w:p>
+        </w:tc>
+      </w:tr>
+      <w:tr>
+        <w:trPr>
+          <w:cantSplit w:val="1"/>
+          <w:tblHeader w:val="0"/>
+        </w:trPr>
+        <w:tc>
+          <w:tcPr>
+            <w:shd w:fill="f2f6fa" w:val="clear"/>
+            <w:tcMar>
+              <w:top w:w="40.0" w:type="dxa"/>
+              <w:left w:w="80.0" w:type="dxa"/>
+              <w:bottom w:w="40.0" w:type="dxa"/>
+              <w:right w:w="80.0" w:type="dxa"/>
+            </w:tcMar>
+          </w:tcPr>
+          <w:p>
+            <w:pPr>
+              <w:keepNext w:val="1"/>
+              <w:spacing w:after="20" w:before="20" w:line="240" w:lineRule="auto"/>
+              <w:jc w:val="left"/>
+              <w:rPr>
+                <w:rFonts w:ascii="Times New Roman" w:cs="Times New Roman" w:eastAsia="Times New Roman" w:hAnsi="Times New Roman"/>
+                <w:sz w:val="24"/>
+                <w:szCs w:val="24"/>
+              </w:rPr>
+            </w:pPr>
+            <w:r>
+              <w:rPr>
+                <w:rFonts w:ascii="Times New Roman" w:cs="Times New Roman" w:eastAsia="Times New Roman" w:hAnsi="Times New Roman"/>
+                <w:b w:val="1"/>
+                <w:bCs w:val="1"/>
+                <w:sz w:val="24"/>
+                <w:szCs w:val="24"/>
+                <w:rtl w:val="0"/>
+              </w:rPr>
+              <w:t xml:space="preserve">Tecnología</w:t>
+            </w:r>
+            <w:r>
+              <w:rPr>
+                <w:rtl w:val="0"/>
+              </w:rPr>
+            </w:r>
+          </w:p>
+        </w:tc>
+        <w:tc>
+          <w:tcPr>
+            <w:shd w:fill="f2f6fa" w:val="clear"/>
+            <w:tcMar>
+              <w:top w:w="40.0" w:type="dxa"/>
+              <w:left w:w="80.0" w:type="dxa"/>
+              <w:bottom w:w="40.0" w:type="dxa"/>
+              <w:right w:w="80.0" w:type="dxa"/>
+            </w:tcMar>
+          </w:tcPr>
+          <w:p>
+            <w:pPr>
+              <w:keepNext w:val="1"/>
+              <w:spacing w:after="20" w:before="20" w:line="240" w:lineRule="auto"/>
+              <w:jc w:val="left"/>
+              <w:rPr>
+                <w:rFonts w:ascii="Times New Roman" w:cs="Times New Roman" w:eastAsia="Times New Roman" w:hAnsi="Times New Roman"/>
+                <w:sz w:val="24"/>
+                <w:szCs w:val="24"/>
+              </w:rPr>
+            </w:pPr>
+            <w:r>
+              <w:rPr>
+                <w:rFonts w:ascii="Times New Roman" w:cs="Times New Roman" w:eastAsia="Times New Roman" w:hAnsi="Times New Roman"/>
+                <w:sz w:val="24"/>
+                <w:szCs w:val="24"/>
+                <w:rtl w:val="0"/>
+              </w:rPr>
+              <w:t xml:space="preserve">Aplicación web adaptable (responsive). La videollamada se integrará con un servicio existente basado en WebRTC (p. ej., Jitsi Meet) en lugar de desarrollarla desde cero.</w:t>
+            </w:r>
+          </w:p>
+        </w:tc>
+      </w:tr>
+      <w:tr>
+        <w:trPr>
+          <w:cantSplit w:val="1"/>
+          <w:tblHeader w:val="0"/>
+        </w:trPr>
+        <w:tc>
+          <w:tcPr>
+            <w:tcMar>
+              <w:top w:w="40.0" w:type="dxa"/>
+              <w:left w:w="80.0" w:type="dxa"/>
+              <w:bottom w:w="40.0" w:type="dxa"/>
+              <w:right w:w="80.0" w:type="dxa"/>
+            </w:tcMar>
+          </w:tcPr>
+          <w:p>
+            <w:pPr>
+              <w:spacing w:after="20" w:before="20" w:line="240" w:lineRule="auto"/>
+              <w:jc w:val="left"/>
+              <w:rPr>
+                <w:rFonts w:ascii="Times New Roman" w:cs="Times New Roman" w:eastAsia="Times New Roman" w:hAnsi="Times New Roman"/>
+                <w:sz w:val="24"/>
+                <w:szCs w:val="24"/>
+              </w:rPr>
+            </w:pPr>
+            <w:r>
+              <w:rPr>
+                <w:rFonts w:ascii="Times New Roman" w:cs="Times New Roman" w:eastAsia="Times New Roman" w:hAnsi="Times New Roman"/>
+                <w:b w:val="1"/>
+                <w:bCs w:val="1"/>
+                <w:sz w:val="24"/>
+                <w:szCs w:val="24"/>
+                <w:rtl w:val="0"/>
+              </w:rPr>
+              <w:t xml:space="preserve">Normativa</w:t>
+            </w:r>
+            <w:r>
+              <w:rPr>
+                <w:rtl w:val="0"/>
+              </w:rPr>
+            </w:r>
+          </w:p>
+        </w:tc>
+        <w:tc>
+          <w:tcPr>
+            <w:tcMar>
+              <w:top w:w="40.0" w:type="dxa"/>
+              <w:left w:w="80.0" w:type="dxa"/>
+              <w:bottom w:w="40.0" w:type="dxa"/>
+              <w:right w:w="80.0" w:type="dxa"/>
+            </w:tcMar>
+          </w:tcPr>
+          <w:p>
+            <w:pPr>
+              <w:spacing w:after="20" w:before="20" w:line="240" w:lineRule="auto"/>
+              <w:jc w:val="left"/>
+              <w:rPr>
+                <w:rFonts w:ascii="Times New Roman" w:cs="Times New Roman" w:eastAsia="Times New Roman" w:hAnsi="Times New Roman"/>
+                <w:sz w:val="24"/>
+                <w:szCs w:val="24"/>
+              </w:rPr>
+            </w:pPr>
+            <w:r>
+              <w:rPr>
+                <w:rFonts w:ascii="Times New Roman" w:cs="Times New Roman" w:eastAsia="Times New Roman" w:hAnsi="Times New Roman"/>
+                <w:sz w:val="24"/>
+                <w:szCs w:val="24"/>
+                <w:rtl w:val="0"/>
+              </w:rPr>
+              <w:t xml:space="preserve">Cumplimiento de la Ley 8968 (datos personales) y de la Ley 7600 (accesibilidad).</w:t>
+            </w:r>
+          </w:p>
+        </w:tc>
+      </w:tr>
+    </w:tbl>
+    <w:p>
+      <w:pPr>
+        <w:spacing w:after="60" w:before="0" w:line="276" w:lineRule="auto"/>
+        <w:jc w:val="both"/>
+        <w:rPr/>
+      </w:pPr>
+      <w:r>
+        <w:rPr>
+          <w:rtl w:val="0"/>
+        </w:rPr>
+      </w:r>
+    </w:p>
+    <w:p>
+      <w:pPr>
+        <w:rPr/>
+      </w:pPr>
+      <w:r>
+        <w:br w:type="page"/>
+      </w:r>
+      <w:r>
+        <w:rPr>
+          <w:rtl w:val="0"/>
+        </w:rPr>
+      </w:r>
+    </w:p>
+    <w:p>
+      <w:pPr>
+        <w:keepNext w:val="1"/>
+        <w:spacing w:after="180" w:before="360" w:line="276" w:lineRule="auto"/>
+        <w:jc w:val="left"/>
+        <w:rPr/>
+      </w:pPr>
+      <w:r>
         <w:rPr>
           <w:rFonts w:ascii="Times New Roman" w:cs="Times New Roman" w:eastAsia="Times New Roman" w:hAnsi="Times New Roman"/>
           <w:b w:val="1"/>
@@ -621,7 +3149,3366 @@
           <w:iCs w:val="1"/>
           <w:sz w:val="32"/>
           <w:szCs w:val="32"/>
-        </w:rPr>
+          <w:rtl w:val="0"/>
+        </w:rPr>
+        <w:t xml:space="preserve">Sección 03 · Interesados (stakeholders)</w:t>
+      </w:r>
+      <w:r>
+        <w:rPr>
+          <w:rtl w:val="0"/>
+        </w:rPr>
+      </w:r>
+    </w:p>
+    <w:p>
+      <w:pPr>
+        <w:spacing w:after="120" w:before="60" w:line="276" w:lineRule="auto"/>
+        <w:jc w:val="both"/>
+        <w:rPr/>
+      </w:pPr>
+      <w:r>
+        <w:rPr>
+          <w:rFonts w:ascii="Times New Roman" w:cs="Times New Roman" w:eastAsia="Times New Roman" w:hAnsi="Times New Roman"/>
+          <w:sz w:val="24"/>
+          <w:szCs w:val="24"/>
+          <w:rtl w:val="0"/>
+        </w:rPr>
+        <w:t xml:space="preserve">Los interesados son las personas, grupos u organizaciones que pueden afectar al proyecto o verse afectados por él. Poder e interés se valoran de 1 a 5; para el mapa se considera </w:t>
+      </w:r>
+      <w:r>
+        <w:rPr>
+          <w:rFonts w:ascii="Times New Roman" w:cs="Times New Roman" w:eastAsia="Times New Roman" w:hAnsi="Times New Roman"/>
+          <w:b w:val="1"/>
+          <w:bCs w:val="1"/>
+          <w:sz w:val="24"/>
+          <w:szCs w:val="24"/>
+          <w:rtl w:val="0"/>
+        </w:rPr>
+        <w:t xml:space="preserve">alto</w:t>
+      </w:r>
+      <w:r>
+        <w:rPr>
+          <w:rFonts w:ascii="Times New Roman" w:cs="Times New Roman" w:eastAsia="Times New Roman" w:hAnsi="Times New Roman"/>
+          <w:sz w:val="24"/>
+          <w:szCs w:val="24"/>
+          <w:rtl w:val="0"/>
+        </w:rPr>
+        <w:t xml:space="preserve"> un valor de 4 o 5 y </w:t>
+      </w:r>
+      <w:r>
+        <w:rPr>
+          <w:rFonts w:ascii="Times New Roman" w:cs="Times New Roman" w:eastAsia="Times New Roman" w:hAnsi="Times New Roman"/>
+          <w:b w:val="1"/>
+          <w:bCs w:val="1"/>
+          <w:sz w:val="24"/>
+          <w:szCs w:val="24"/>
+          <w:rtl w:val="0"/>
+        </w:rPr>
+        <w:t xml:space="preserve">bajo</w:t>
+      </w:r>
+      <w:r>
+        <w:rPr>
+          <w:rFonts w:ascii="Times New Roman" w:cs="Times New Roman" w:eastAsia="Times New Roman" w:hAnsi="Times New Roman"/>
+          <w:sz w:val="24"/>
+          <w:szCs w:val="24"/>
+          <w:rtl w:val="0"/>
+        </w:rPr>
+        <w:t xml:space="preserve"> un valor de 1 a 3.</w:t>
+      </w:r>
+      <w:r>
+        <w:rPr>
+          <w:rtl w:val="0"/>
+        </w:rPr>
+      </w:r>
+    </w:p>
+    <w:p>
+      <w:pPr>
+        <w:keepNext w:val="1"/>
+        <w:spacing w:after="100" w:before="240" w:line="276" w:lineRule="auto"/>
+        <w:jc w:val="left"/>
+        <w:rPr>
+          <w:sz w:val="24"/>
+          <w:szCs w:val="24"/>
+        </w:rPr>
+      </w:pPr>
+      <w:r>
+        <w:rPr>
+          <w:rFonts w:ascii="Times New Roman" w:cs="Times New Roman" w:eastAsia="Times New Roman" w:hAnsi="Times New Roman"/>
+          <w:b w:val="1"/>
+          <w:bCs w:val="1"/>
+          <w:i w:val="1"/>
+          <w:iCs w:val="1"/>
+          <w:sz w:val="28"/>
+          <w:szCs w:val="28"/>
+          <w:rtl w:val="0"/>
+        </w:rPr>
+        <w:t xml:space="preserve">3.1 Registro de interesados</w:t>
+      </w:r>
+      <w:r>
+        <w:rPr>
+          <w:rtl w:val="0"/>
+        </w:rPr>
+      </w:r>
+    </w:p>
+    <w:tbl>
+      <w:tblPr>
+        <w:tblStyle w:val="Table4"/>
+        <w:tblW w:w="9029.0" w:type="dxa"/>
+        <w:jc w:val="left"/>
+        <w:tblBorders>
+          <w:top w:color="8ea9c1" w:space="0" w:sz="4" w:val="single"/>
+          <w:left w:color="8ea9c1" w:space="0" w:sz="4" w:val="single"/>
+          <w:bottom w:color="8ea9c1" w:space="0" w:sz="4" w:val="single"/>
+          <w:right w:color="8ea9c1" w:space="0" w:sz="4" w:val="single"/>
+          <w:insideH w:color="8ea9c1" w:space="0" w:sz="4" w:val="single"/>
+          <w:insideV w:color="8ea9c1" w:space="0" w:sz="4" w:val="single"/>
+        </w:tblBorders>
+        <w:tblLayout w:type="fixed"/>
+        <w:tblLook w:val="0400"/>
+      </w:tblPr>
+      <w:tblGrid>
+        <w:gridCol w:w="1250"/>
+        <w:gridCol w:w="1050"/>
+        <w:gridCol w:w="1450"/>
+        <w:gridCol w:w="650"/>
+        <w:gridCol w:w="700"/>
+        <w:gridCol w:w="900"/>
+        <w:gridCol w:w="1979"/>
+        <w:gridCol w:w="1050"/>
+        <w:tblGridChange w:id="0">
+          <w:tblGrid>
+            <w:gridCol w:w="1250"/>
+            <w:gridCol w:w="1050"/>
+            <w:gridCol w:w="1450"/>
+            <w:gridCol w:w="650"/>
+            <w:gridCol w:w="700"/>
+            <w:gridCol w:w="900"/>
+            <w:gridCol w:w="1979"/>
+            <w:gridCol w:w="1050"/>
+          </w:tblGrid>
+        </w:tblGridChange>
+      </w:tblGrid>
+      <w:tr>
+        <w:trPr>
+          <w:cantSplit w:val="1"/>
+          <w:tblHeader w:val="1"/>
+        </w:trPr>
+        <w:tc>
+          <w:tcPr>
+            <w:shd w:fill="1f3864" w:val="clear"/>
+            <w:tcMar>
+              <w:top w:w="40.0" w:type="dxa"/>
+              <w:left w:w="80.0" w:type="dxa"/>
+              <w:bottom w:w="40.0" w:type="dxa"/>
+              <w:right w:w="80.0" w:type="dxa"/>
+            </w:tcMar>
+          </w:tcPr>
+          <w:p>
+            <w:pPr>
+              <w:spacing w:after="20" w:before="20" w:line="240" w:lineRule="auto"/>
+              <w:jc w:val="left"/>
+              <w:rPr>
+                <w:rFonts w:ascii="Times New Roman" w:cs="Times New Roman" w:eastAsia="Times New Roman" w:hAnsi="Times New Roman"/>
+                <w:sz w:val="24"/>
+                <w:szCs w:val="24"/>
+              </w:rPr>
+            </w:pPr>
+            <w:r>
+              <w:rPr>
+                <w:rFonts w:ascii="Times New Roman" w:cs="Times New Roman" w:eastAsia="Times New Roman" w:hAnsi="Times New Roman"/>
+                <w:b w:val="1"/>
+                <w:bCs w:val="1"/>
+                <w:color w:val="ffffff"/>
+                <w:sz w:val="24"/>
+                <w:szCs w:val="24"/>
+                <w:rtl w:val="0"/>
+              </w:rPr>
+              <w:t xml:space="preserve">Interesado</w:t>
+            </w:r>
+            <w:r>
+              <w:rPr>
+                <w:rtl w:val="0"/>
+              </w:rPr>
+            </w:r>
+          </w:p>
+        </w:tc>
+        <w:tc>
+          <w:tcPr>
+            <w:shd w:fill="1f3864" w:val="clear"/>
+            <w:tcMar>
+              <w:top w:w="40.0" w:type="dxa"/>
+              <w:left w:w="80.0" w:type="dxa"/>
+              <w:bottom w:w="40.0" w:type="dxa"/>
+              <w:right w:w="80.0" w:type="dxa"/>
+            </w:tcMar>
+          </w:tcPr>
+          <w:p>
+            <w:pPr>
+              <w:spacing w:after="20" w:before="20" w:line="240" w:lineRule="auto"/>
+              <w:jc w:val="left"/>
+              <w:rPr>
+                <w:rFonts w:ascii="Times New Roman" w:cs="Times New Roman" w:eastAsia="Times New Roman" w:hAnsi="Times New Roman"/>
+                <w:sz w:val="24"/>
+                <w:szCs w:val="24"/>
+              </w:rPr>
+            </w:pPr>
+            <w:r>
+              <w:rPr>
+                <w:rFonts w:ascii="Times New Roman" w:cs="Times New Roman" w:eastAsia="Times New Roman" w:hAnsi="Times New Roman"/>
+                <w:b w:val="1"/>
+                <w:bCs w:val="1"/>
+                <w:color w:val="ffffff"/>
+                <w:sz w:val="24"/>
+                <w:szCs w:val="24"/>
+                <w:rtl w:val="0"/>
+              </w:rPr>
+              <w:t xml:space="preserve">Rol / relación</w:t>
+            </w:r>
+            <w:r>
+              <w:rPr>
+                <w:rtl w:val="0"/>
+              </w:rPr>
+            </w:r>
+          </w:p>
+        </w:tc>
+        <w:tc>
+          <w:tcPr>
+            <w:shd w:fill="1f3864" w:val="clear"/>
+            <w:tcMar>
+              <w:top w:w="40.0" w:type="dxa"/>
+              <w:left w:w="80.0" w:type="dxa"/>
+              <w:bottom w:w="40.0" w:type="dxa"/>
+              <w:right w:w="80.0" w:type="dxa"/>
+            </w:tcMar>
+          </w:tcPr>
+          <w:p>
+            <w:pPr>
+              <w:spacing w:after="20" w:before="20" w:line="240" w:lineRule="auto"/>
+              <w:jc w:val="left"/>
+              <w:rPr>
+                <w:rFonts w:ascii="Times New Roman" w:cs="Times New Roman" w:eastAsia="Times New Roman" w:hAnsi="Times New Roman"/>
+                <w:sz w:val="24"/>
+                <w:szCs w:val="24"/>
+              </w:rPr>
+            </w:pPr>
+            <w:r>
+              <w:rPr>
+                <w:rFonts w:ascii="Times New Roman" w:cs="Times New Roman" w:eastAsia="Times New Roman" w:hAnsi="Times New Roman"/>
+                <w:b w:val="1"/>
+                <w:bCs w:val="1"/>
+                <w:color w:val="ffffff"/>
+                <w:sz w:val="24"/>
+                <w:szCs w:val="24"/>
+                <w:rtl w:val="0"/>
+              </w:rPr>
+              <w:t xml:space="preserve">Necesidad</w:t>
+            </w:r>
+            <w:r>
+              <w:rPr>
+                <w:rtl w:val="0"/>
+              </w:rPr>
+            </w:r>
+          </w:p>
+        </w:tc>
+        <w:tc>
+          <w:tcPr>
+            <w:shd w:fill="1f3864" w:val="clear"/>
+            <w:tcMar>
+              <w:top w:w="40.0" w:type="dxa"/>
+              <w:left w:w="80.0" w:type="dxa"/>
+              <w:bottom w:w="40.0" w:type="dxa"/>
+              <w:right w:w="80.0" w:type="dxa"/>
+            </w:tcMar>
+          </w:tcPr>
+          <w:p>
+            <w:pPr>
+              <w:spacing w:after="20" w:before="20" w:line="240" w:lineRule="auto"/>
+              <w:jc w:val="left"/>
+              <w:rPr>
+                <w:rFonts w:ascii="Times New Roman" w:cs="Times New Roman" w:eastAsia="Times New Roman" w:hAnsi="Times New Roman"/>
+                <w:sz w:val="24"/>
+                <w:szCs w:val="24"/>
+              </w:rPr>
+            </w:pPr>
+            <w:r>
+              <w:rPr>
+                <w:rFonts w:ascii="Times New Roman" w:cs="Times New Roman" w:eastAsia="Times New Roman" w:hAnsi="Times New Roman"/>
+                <w:b w:val="1"/>
+                <w:bCs w:val="1"/>
+                <w:color w:val="ffffff"/>
+                <w:sz w:val="24"/>
+                <w:szCs w:val="24"/>
+                <w:rtl w:val="0"/>
+              </w:rPr>
+              <w:t xml:space="preserve">Poder</w:t>
+            </w:r>
+            <w:r>
+              <w:rPr>
+                <w:rtl w:val="0"/>
+              </w:rPr>
+            </w:r>
+          </w:p>
+        </w:tc>
+        <w:tc>
+          <w:tcPr>
+            <w:shd w:fill="1f3864" w:val="clear"/>
+            <w:tcMar>
+              <w:top w:w="40.0" w:type="dxa"/>
+              <w:left w:w="80.0" w:type="dxa"/>
+              <w:bottom w:w="40.0" w:type="dxa"/>
+              <w:right w:w="80.0" w:type="dxa"/>
+            </w:tcMar>
+          </w:tcPr>
+          <w:p>
+            <w:pPr>
+              <w:spacing w:after="20" w:before="20" w:line="240" w:lineRule="auto"/>
+              <w:jc w:val="left"/>
+              <w:rPr>
+                <w:rFonts w:ascii="Times New Roman" w:cs="Times New Roman" w:eastAsia="Times New Roman" w:hAnsi="Times New Roman"/>
+                <w:sz w:val="24"/>
+                <w:szCs w:val="24"/>
+              </w:rPr>
+            </w:pPr>
+            <w:r>
+              <w:rPr>
+                <w:rFonts w:ascii="Times New Roman" w:cs="Times New Roman" w:eastAsia="Times New Roman" w:hAnsi="Times New Roman"/>
+                <w:b w:val="1"/>
+                <w:bCs w:val="1"/>
+                <w:color w:val="ffffff"/>
+                <w:sz w:val="24"/>
+                <w:szCs w:val="24"/>
+                <w:rtl w:val="0"/>
+              </w:rPr>
+              <w:t xml:space="preserve">Interés</w:t>
+            </w:r>
+            <w:r>
+              <w:rPr>
+                <w:rtl w:val="0"/>
+              </w:rPr>
+            </w:r>
+          </w:p>
+        </w:tc>
+        <w:tc>
+          <w:tcPr>
+            <w:shd w:fill="1f3864" w:val="clear"/>
+            <w:tcMar>
+              <w:top w:w="40.0" w:type="dxa"/>
+              <w:left w:w="80.0" w:type="dxa"/>
+              <w:bottom w:w="40.0" w:type="dxa"/>
+              <w:right w:w="80.0" w:type="dxa"/>
+            </w:tcMar>
+          </w:tcPr>
+          <w:p>
+            <w:pPr>
+              <w:spacing w:after="20" w:before="20" w:line="240" w:lineRule="auto"/>
+              <w:jc w:val="left"/>
+              <w:rPr>
+                <w:rFonts w:ascii="Times New Roman" w:cs="Times New Roman" w:eastAsia="Times New Roman" w:hAnsi="Times New Roman"/>
+                <w:sz w:val="24"/>
+                <w:szCs w:val="24"/>
+              </w:rPr>
+            </w:pPr>
+            <w:r>
+              <w:rPr>
+                <w:rFonts w:ascii="Times New Roman" w:cs="Times New Roman" w:eastAsia="Times New Roman" w:hAnsi="Times New Roman"/>
+                <w:b w:val="1"/>
+                <w:bCs w:val="1"/>
+                <w:color w:val="ffffff"/>
+                <w:sz w:val="24"/>
+                <w:szCs w:val="24"/>
+                <w:rtl w:val="0"/>
+              </w:rPr>
+              <w:t xml:space="preserve">Actitud</w:t>
+            </w:r>
+            <w:r>
+              <w:rPr>
+                <w:rtl w:val="0"/>
+              </w:rPr>
+            </w:r>
+          </w:p>
+        </w:tc>
+        <w:tc>
+          <w:tcPr>
+            <w:shd w:fill="1f3864" w:val="clear"/>
+            <w:tcMar>
+              <w:top w:w="40.0" w:type="dxa"/>
+              <w:left w:w="80.0" w:type="dxa"/>
+              <w:bottom w:w="40.0" w:type="dxa"/>
+              <w:right w:w="80.0" w:type="dxa"/>
+            </w:tcMar>
+          </w:tcPr>
+          <w:p>
+            <w:pPr>
+              <w:spacing w:after="20" w:before="20" w:line="240" w:lineRule="auto"/>
+              <w:jc w:val="left"/>
+              <w:rPr>
+                <w:rFonts w:ascii="Times New Roman" w:cs="Times New Roman" w:eastAsia="Times New Roman" w:hAnsi="Times New Roman"/>
+                <w:sz w:val="24"/>
+                <w:szCs w:val="24"/>
+              </w:rPr>
+            </w:pPr>
+            <w:r>
+              <w:rPr>
+                <w:rFonts w:ascii="Times New Roman" w:cs="Times New Roman" w:eastAsia="Times New Roman" w:hAnsi="Times New Roman"/>
+                <w:b w:val="1"/>
+                <w:bCs w:val="1"/>
+                <w:color w:val="ffffff"/>
+                <w:sz w:val="24"/>
+                <w:szCs w:val="24"/>
+                <w:rtl w:val="0"/>
+              </w:rPr>
+              <w:t xml:space="preserve">Estrategia</w:t>
+            </w:r>
+            <w:r>
+              <w:rPr>
+                <w:rtl w:val="0"/>
+              </w:rPr>
+            </w:r>
+          </w:p>
+        </w:tc>
+        <w:tc>
+          <w:tcPr>
+            <w:shd w:fill="1f3864" w:val="clear"/>
+            <w:tcMar>
+              <w:top w:w="40.0" w:type="dxa"/>
+              <w:left w:w="80.0" w:type="dxa"/>
+              <w:bottom w:w="40.0" w:type="dxa"/>
+              <w:right w:w="80.0" w:type="dxa"/>
+            </w:tcMar>
+          </w:tcPr>
+          <w:p>
+            <w:pPr>
+              <w:spacing w:after="20" w:before="20" w:line="240" w:lineRule="auto"/>
+              <w:jc w:val="left"/>
+              <w:rPr>
+                <w:rFonts w:ascii="Times New Roman" w:cs="Times New Roman" w:eastAsia="Times New Roman" w:hAnsi="Times New Roman"/>
+                <w:sz w:val="24"/>
+                <w:szCs w:val="24"/>
+              </w:rPr>
+            </w:pPr>
+            <w:r>
+              <w:rPr>
+                <w:rFonts w:ascii="Times New Roman" w:cs="Times New Roman" w:eastAsia="Times New Roman" w:hAnsi="Times New Roman"/>
+                <w:b w:val="1"/>
+                <w:bCs w:val="1"/>
+                <w:color w:val="ffffff"/>
+                <w:sz w:val="24"/>
+                <w:szCs w:val="24"/>
+                <w:rtl w:val="0"/>
+              </w:rPr>
+              <w:t xml:space="preserve">Responsable</w:t>
+            </w:r>
+            <w:r>
+              <w:rPr>
+                <w:rtl w:val="0"/>
+              </w:rPr>
+            </w:r>
+          </w:p>
+        </w:tc>
+      </w:tr>
+      <w:tr>
+        <w:trPr>
+          <w:cantSplit w:val="1"/>
+          <w:tblHeader w:val="0"/>
+        </w:trPr>
+        <w:tc>
+          <w:tcPr>
+            <w:tcMar>
+              <w:top w:w="40.0" w:type="dxa"/>
+              <w:left w:w="80.0" w:type="dxa"/>
+              <w:bottom w:w="40.0" w:type="dxa"/>
+              <w:right w:w="80.0" w:type="dxa"/>
+            </w:tcMar>
+          </w:tcPr>
+          <w:p>
+            <w:pPr>
+              <w:spacing w:after="20" w:before="20" w:line="240" w:lineRule="auto"/>
+              <w:jc w:val="left"/>
+              <w:rPr>
+                <w:rFonts w:ascii="Times New Roman" w:cs="Times New Roman" w:eastAsia="Times New Roman" w:hAnsi="Times New Roman"/>
+                <w:sz w:val="24"/>
+                <w:szCs w:val="24"/>
+              </w:rPr>
+            </w:pPr>
+            <w:r>
+              <w:rPr>
+                <w:rFonts w:ascii="Times New Roman" w:cs="Times New Roman" w:eastAsia="Times New Roman" w:hAnsi="Times New Roman"/>
+                <w:sz w:val="24"/>
+                <w:szCs w:val="24"/>
+                <w:rtl w:val="0"/>
+              </w:rPr>
+              <w:t xml:space="preserve">Personas sordas usuarias de LESCO</w:t>
+            </w:r>
+          </w:p>
+        </w:tc>
+        <w:tc>
+          <w:tcPr>
+            <w:tcMar>
+              <w:top w:w="40.0" w:type="dxa"/>
+              <w:left w:w="80.0" w:type="dxa"/>
+              <w:bottom w:w="40.0" w:type="dxa"/>
+              <w:right w:w="80.0" w:type="dxa"/>
+            </w:tcMar>
+          </w:tcPr>
+          <w:p>
+            <w:pPr>
+              <w:spacing w:after="20" w:before="20" w:line="240" w:lineRule="auto"/>
+              <w:jc w:val="left"/>
+              <w:rPr>
+                <w:rFonts w:ascii="Times New Roman" w:cs="Times New Roman" w:eastAsia="Times New Roman" w:hAnsi="Times New Roman"/>
+                <w:sz w:val="24"/>
+                <w:szCs w:val="24"/>
+              </w:rPr>
+            </w:pPr>
+            <w:r>
+              <w:rPr>
+                <w:rFonts w:ascii="Times New Roman" w:cs="Times New Roman" w:eastAsia="Times New Roman" w:hAnsi="Times New Roman"/>
+                <w:sz w:val="24"/>
+                <w:szCs w:val="24"/>
+                <w:rtl w:val="0"/>
+              </w:rPr>
+              <w:t xml:space="preserve">Usuarios finales</w:t>
+            </w:r>
+          </w:p>
+        </w:tc>
+        <w:tc>
+          <w:tcPr>
+            <w:tcMar>
+              <w:top w:w="40.0" w:type="dxa"/>
+              <w:left w:w="80.0" w:type="dxa"/>
+              <w:bottom w:w="40.0" w:type="dxa"/>
+              <w:right w:w="80.0" w:type="dxa"/>
+            </w:tcMar>
+          </w:tcPr>
+          <w:p>
+            <w:pPr>
+              <w:spacing w:after="20" w:before="20" w:line="240" w:lineRule="auto"/>
+              <w:jc w:val="left"/>
+              <w:rPr>
+                <w:rFonts w:ascii="Times New Roman" w:cs="Times New Roman" w:eastAsia="Times New Roman" w:hAnsi="Times New Roman"/>
+                <w:sz w:val="24"/>
+                <w:szCs w:val="24"/>
+              </w:rPr>
+            </w:pPr>
+            <w:r>
+              <w:rPr>
+                <w:rFonts w:ascii="Times New Roman" w:cs="Times New Roman" w:eastAsia="Times New Roman" w:hAnsi="Times New Roman"/>
+                <w:sz w:val="24"/>
+                <w:szCs w:val="24"/>
+                <w:rtl w:val="0"/>
+              </w:rPr>
+              <w:t xml:space="preserve">Comunicarse con autonomía y privacidad en sus trámites</w:t>
+            </w:r>
+          </w:p>
+        </w:tc>
+        <w:tc>
+          <w:tcPr>
+            <w:tcMar>
+              <w:top w:w="40.0" w:type="dxa"/>
+              <w:left w:w="80.0" w:type="dxa"/>
+              <w:bottom w:w="40.0" w:type="dxa"/>
+              <w:right w:w="80.0" w:type="dxa"/>
+            </w:tcMar>
+          </w:tcPr>
+          <w:p>
+            <w:pPr>
+              <w:spacing w:after="20" w:before="20" w:line="240" w:lineRule="auto"/>
+              <w:jc w:val="left"/>
+              <w:rPr>
+                <w:rFonts w:ascii="Times New Roman" w:cs="Times New Roman" w:eastAsia="Times New Roman" w:hAnsi="Times New Roman"/>
+                <w:sz w:val="24"/>
+                <w:szCs w:val="24"/>
+              </w:rPr>
+            </w:pPr>
+            <w:r>
+              <w:rPr>
+                <w:rFonts w:ascii="Times New Roman" w:cs="Times New Roman" w:eastAsia="Times New Roman" w:hAnsi="Times New Roman"/>
+                <w:sz w:val="24"/>
+                <w:szCs w:val="24"/>
+                <w:rtl w:val="0"/>
+              </w:rPr>
+              <w:t xml:space="preserve">4</w:t>
+            </w:r>
+          </w:p>
+        </w:tc>
+        <w:tc>
+          <w:tcPr>
+            <w:tcMar>
+              <w:top w:w="40.0" w:type="dxa"/>
+              <w:left w:w="80.0" w:type="dxa"/>
+              <w:bottom w:w="40.0" w:type="dxa"/>
+              <w:right w:w="80.0" w:type="dxa"/>
+            </w:tcMar>
+          </w:tcPr>
+          <w:p>
+            <w:pPr>
+              <w:spacing w:after="20" w:before="20" w:line="240" w:lineRule="auto"/>
+              <w:jc w:val="left"/>
+              <w:rPr>
+                <w:rFonts w:ascii="Times New Roman" w:cs="Times New Roman" w:eastAsia="Times New Roman" w:hAnsi="Times New Roman"/>
+                <w:sz w:val="24"/>
+                <w:szCs w:val="24"/>
+              </w:rPr>
+            </w:pPr>
+            <w:r>
+              <w:rPr>
+                <w:rFonts w:ascii="Times New Roman" w:cs="Times New Roman" w:eastAsia="Times New Roman" w:hAnsi="Times New Roman"/>
+                <w:sz w:val="24"/>
+                <w:szCs w:val="24"/>
+                <w:rtl w:val="0"/>
+              </w:rPr>
+              <w:t xml:space="preserve">5</w:t>
+            </w:r>
+          </w:p>
+        </w:tc>
+        <w:tc>
+          <w:tcPr>
+            <w:tcMar>
+              <w:top w:w="40.0" w:type="dxa"/>
+              <w:left w:w="80.0" w:type="dxa"/>
+              <w:bottom w:w="40.0" w:type="dxa"/>
+              <w:right w:w="80.0" w:type="dxa"/>
+            </w:tcMar>
+          </w:tcPr>
+          <w:p>
+            <w:pPr>
+              <w:spacing w:after="20" w:before="20" w:line="240" w:lineRule="auto"/>
+              <w:jc w:val="left"/>
+              <w:rPr>
+                <w:rFonts w:ascii="Times New Roman" w:cs="Times New Roman" w:eastAsia="Times New Roman" w:hAnsi="Times New Roman"/>
+                <w:sz w:val="24"/>
+                <w:szCs w:val="24"/>
+              </w:rPr>
+            </w:pPr>
+            <w:r>
+              <w:rPr>
+                <w:rFonts w:ascii="Times New Roman" w:cs="Times New Roman" w:eastAsia="Times New Roman" w:hAnsi="Times New Roman"/>
+                <w:sz w:val="24"/>
+                <w:szCs w:val="24"/>
+                <w:rtl w:val="0"/>
+              </w:rPr>
+              <w:t xml:space="preserve">Favorable</w:t>
+            </w:r>
+          </w:p>
+        </w:tc>
+        <w:tc>
+          <w:tcPr>
+            <w:tcMar>
+              <w:top w:w="40.0" w:type="dxa"/>
+              <w:left w:w="80.0" w:type="dxa"/>
+              <w:bottom w:w="40.0" w:type="dxa"/>
+              <w:right w:w="80.0" w:type="dxa"/>
+            </w:tcMar>
+          </w:tcPr>
+          <w:p>
+            <w:pPr>
+              <w:spacing w:after="20" w:before="20" w:line="240" w:lineRule="auto"/>
+              <w:jc w:val="left"/>
+              <w:rPr>
+                <w:rFonts w:ascii="Times New Roman" w:cs="Times New Roman" w:eastAsia="Times New Roman" w:hAnsi="Times New Roman"/>
+                <w:sz w:val="24"/>
+                <w:szCs w:val="24"/>
+              </w:rPr>
+            </w:pPr>
+            <w:r>
+              <w:rPr>
+                <w:rFonts w:ascii="Times New Roman" w:cs="Times New Roman" w:eastAsia="Times New Roman" w:hAnsi="Times New Roman"/>
+                <w:sz w:val="24"/>
+                <w:szCs w:val="24"/>
+                <w:rtl w:val="0"/>
+              </w:rPr>
+              <w:t xml:space="preserve">Gestionar de cerca: validar cada incremento con ellas</w:t>
+            </w:r>
+          </w:p>
+        </w:tc>
+        <w:tc>
+          <w:tcPr>
+            <w:tcMar>
+              <w:top w:w="40.0" w:type="dxa"/>
+              <w:left w:w="80.0" w:type="dxa"/>
+              <w:bottom w:w="40.0" w:type="dxa"/>
+              <w:right w:w="80.0" w:type="dxa"/>
+            </w:tcMar>
+          </w:tcPr>
+          <w:p>
+            <w:pPr>
+              <w:spacing w:after="20" w:before="20" w:line="240" w:lineRule="auto"/>
+              <w:jc w:val="left"/>
+              <w:rPr>
+                <w:rFonts w:ascii="Times New Roman" w:cs="Times New Roman" w:eastAsia="Times New Roman" w:hAnsi="Times New Roman"/>
+                <w:sz w:val="24"/>
+                <w:szCs w:val="24"/>
+              </w:rPr>
+            </w:pPr>
+            <w:r>
+              <w:rPr>
+                <w:rFonts w:ascii="Times New Roman" w:cs="Times New Roman" w:eastAsia="Times New Roman" w:hAnsi="Times New Roman"/>
+                <w:sz w:val="24"/>
+                <w:szCs w:val="24"/>
+                <w:rtl w:val="0"/>
+              </w:rPr>
+              <w:t xml:space="preserve">Emily</w:t>
+            </w:r>
+          </w:p>
+        </w:tc>
+      </w:tr>
+      <w:tr>
+        <w:trPr>
+          <w:cantSplit w:val="1"/>
+          <w:tblHeader w:val="0"/>
+        </w:trPr>
+        <w:tc>
+          <w:tcPr>
+            <w:shd w:fill="f2f6fa" w:val="clear"/>
+            <w:tcMar>
+              <w:top w:w="40.0" w:type="dxa"/>
+              <w:left w:w="80.0" w:type="dxa"/>
+              <w:bottom w:w="40.0" w:type="dxa"/>
+              <w:right w:w="80.0" w:type="dxa"/>
+            </w:tcMar>
+          </w:tcPr>
+          <w:p>
+            <w:pPr>
+              <w:spacing w:after="20" w:before="20" w:line="240" w:lineRule="auto"/>
+              <w:jc w:val="left"/>
+              <w:rPr>
+                <w:rFonts w:ascii="Times New Roman" w:cs="Times New Roman" w:eastAsia="Times New Roman" w:hAnsi="Times New Roman"/>
+                <w:sz w:val="24"/>
+                <w:szCs w:val="24"/>
+              </w:rPr>
+            </w:pPr>
+            <w:r>
+              <w:rPr>
+                <w:rFonts w:ascii="Times New Roman" w:cs="Times New Roman" w:eastAsia="Times New Roman" w:hAnsi="Times New Roman"/>
+                <w:sz w:val="24"/>
+                <w:szCs w:val="24"/>
+                <w:rtl w:val="0"/>
+              </w:rPr>
+              <w:t xml:space="preserve">Intérpretes de LESCO certificados</w:t>
+            </w:r>
+          </w:p>
+        </w:tc>
+        <w:tc>
+          <w:tcPr>
+            <w:shd w:fill="f2f6fa" w:val="clear"/>
+            <w:tcMar>
+              <w:top w:w="40.0" w:type="dxa"/>
+              <w:left w:w="80.0" w:type="dxa"/>
+              <w:bottom w:w="40.0" w:type="dxa"/>
+              <w:right w:w="80.0" w:type="dxa"/>
+            </w:tcMar>
+          </w:tcPr>
+          <w:p>
+            <w:pPr>
+              <w:spacing w:after="20" w:before="20" w:line="240" w:lineRule="auto"/>
+              <w:jc w:val="left"/>
+              <w:rPr>
+                <w:rFonts w:ascii="Times New Roman" w:cs="Times New Roman" w:eastAsia="Times New Roman" w:hAnsi="Times New Roman"/>
+                <w:sz w:val="24"/>
+                <w:szCs w:val="24"/>
+              </w:rPr>
+            </w:pPr>
+            <w:r>
+              <w:rPr>
+                <w:rFonts w:ascii="Times New Roman" w:cs="Times New Roman" w:eastAsia="Times New Roman" w:hAnsi="Times New Roman"/>
+                <w:sz w:val="24"/>
+                <w:szCs w:val="24"/>
+                <w:rtl w:val="0"/>
+              </w:rPr>
+              <w:t xml:space="preserve">Proveedores del servicio</w:t>
+            </w:r>
+          </w:p>
+        </w:tc>
+        <w:tc>
+          <w:tcPr>
+            <w:shd w:fill="f2f6fa" w:val="clear"/>
+            <w:tcMar>
+              <w:top w:w="40.0" w:type="dxa"/>
+              <w:left w:w="80.0" w:type="dxa"/>
+              <w:bottom w:w="40.0" w:type="dxa"/>
+              <w:right w:w="80.0" w:type="dxa"/>
+            </w:tcMar>
+          </w:tcPr>
+          <w:p>
+            <w:pPr>
+              <w:spacing w:after="20" w:before="20" w:line="240" w:lineRule="auto"/>
+              <w:jc w:val="left"/>
+              <w:rPr>
+                <w:rFonts w:ascii="Times New Roman" w:cs="Times New Roman" w:eastAsia="Times New Roman" w:hAnsi="Times New Roman"/>
+                <w:sz w:val="24"/>
+                <w:szCs w:val="24"/>
+              </w:rPr>
+            </w:pPr>
+            <w:r>
+              <w:rPr>
+                <w:rFonts w:ascii="Times New Roman" w:cs="Times New Roman" w:eastAsia="Times New Roman" w:hAnsi="Times New Roman"/>
+                <w:sz w:val="24"/>
+                <w:szCs w:val="24"/>
+                <w:rtl w:val="0"/>
+              </w:rPr>
+              <w:t xml:space="preserve">Agenda ordenada, buena calidad de video, trabajo reconocido</w:t>
+            </w:r>
+          </w:p>
+        </w:tc>
+        <w:tc>
+          <w:tcPr>
+            <w:shd w:fill="f2f6fa" w:val="clear"/>
+            <w:tcMar>
+              <w:top w:w="40.0" w:type="dxa"/>
+              <w:left w:w="80.0" w:type="dxa"/>
+              <w:bottom w:w="40.0" w:type="dxa"/>
+              <w:right w:w="80.0" w:type="dxa"/>
+            </w:tcMar>
+          </w:tcPr>
+          <w:p>
+            <w:pPr>
+              <w:spacing w:after="20" w:before="20" w:line="240" w:lineRule="auto"/>
+              <w:jc w:val="left"/>
+              <w:rPr>
+                <w:rFonts w:ascii="Times New Roman" w:cs="Times New Roman" w:eastAsia="Times New Roman" w:hAnsi="Times New Roman"/>
+                <w:sz w:val="24"/>
+                <w:szCs w:val="24"/>
+              </w:rPr>
+            </w:pPr>
+            <w:r>
+              <w:rPr>
+                <w:rFonts w:ascii="Times New Roman" w:cs="Times New Roman" w:eastAsia="Times New Roman" w:hAnsi="Times New Roman"/>
+                <w:sz w:val="24"/>
+                <w:szCs w:val="24"/>
+                <w:rtl w:val="0"/>
+              </w:rPr>
+              <w:t xml:space="preserve">4</w:t>
+            </w:r>
+          </w:p>
+        </w:tc>
+        <w:tc>
+          <w:tcPr>
+            <w:shd w:fill="f2f6fa" w:val="clear"/>
+            <w:tcMar>
+              <w:top w:w="40.0" w:type="dxa"/>
+              <w:left w:w="80.0" w:type="dxa"/>
+              <w:bottom w:w="40.0" w:type="dxa"/>
+              <w:right w:w="80.0" w:type="dxa"/>
+            </w:tcMar>
+          </w:tcPr>
+          <w:p>
+            <w:pPr>
+              <w:spacing w:after="20" w:before="20" w:line="240" w:lineRule="auto"/>
+              <w:jc w:val="left"/>
+              <w:rPr>
+                <w:rFonts w:ascii="Times New Roman" w:cs="Times New Roman" w:eastAsia="Times New Roman" w:hAnsi="Times New Roman"/>
+                <w:sz w:val="24"/>
+                <w:szCs w:val="24"/>
+              </w:rPr>
+            </w:pPr>
+            <w:r>
+              <w:rPr>
+                <w:rFonts w:ascii="Times New Roman" w:cs="Times New Roman" w:eastAsia="Times New Roman" w:hAnsi="Times New Roman"/>
+                <w:sz w:val="24"/>
+                <w:szCs w:val="24"/>
+                <w:rtl w:val="0"/>
+              </w:rPr>
+              <w:t xml:space="preserve">4</w:t>
+            </w:r>
+          </w:p>
+        </w:tc>
+        <w:tc>
+          <w:tcPr>
+            <w:shd w:fill="f2f6fa" w:val="clear"/>
+            <w:tcMar>
+              <w:top w:w="40.0" w:type="dxa"/>
+              <w:left w:w="80.0" w:type="dxa"/>
+              <w:bottom w:w="40.0" w:type="dxa"/>
+              <w:right w:w="80.0" w:type="dxa"/>
+            </w:tcMar>
+          </w:tcPr>
+          <w:p>
+            <w:pPr>
+              <w:spacing w:after="20" w:before="20" w:line="240" w:lineRule="auto"/>
+              <w:jc w:val="left"/>
+              <w:rPr>
+                <w:rFonts w:ascii="Times New Roman" w:cs="Times New Roman" w:eastAsia="Times New Roman" w:hAnsi="Times New Roman"/>
+                <w:sz w:val="24"/>
+                <w:szCs w:val="24"/>
+              </w:rPr>
+            </w:pPr>
+            <w:r>
+              <w:rPr>
+                <w:rFonts w:ascii="Times New Roman" w:cs="Times New Roman" w:eastAsia="Times New Roman" w:hAnsi="Times New Roman"/>
+                <w:sz w:val="24"/>
+                <w:szCs w:val="24"/>
+                <w:rtl w:val="0"/>
+              </w:rPr>
+              <w:t xml:space="preserve">Neutral</w:t>
+            </w:r>
+          </w:p>
+        </w:tc>
+        <w:tc>
+          <w:tcPr>
+            <w:shd w:fill="f2f6fa" w:val="clear"/>
+            <w:tcMar>
+              <w:top w:w="40.0" w:type="dxa"/>
+              <w:left w:w="80.0" w:type="dxa"/>
+              <w:bottom w:w="40.0" w:type="dxa"/>
+              <w:right w:w="80.0" w:type="dxa"/>
+            </w:tcMar>
+          </w:tcPr>
+          <w:p>
+            <w:pPr>
+              <w:spacing w:after="20" w:before="20" w:line="240" w:lineRule="auto"/>
+              <w:jc w:val="left"/>
+              <w:rPr>
+                <w:rFonts w:ascii="Times New Roman" w:cs="Times New Roman" w:eastAsia="Times New Roman" w:hAnsi="Times New Roman"/>
+                <w:sz w:val="24"/>
+                <w:szCs w:val="24"/>
+              </w:rPr>
+            </w:pPr>
+            <w:r>
+              <w:rPr>
+                <w:rFonts w:ascii="Times New Roman" w:cs="Times New Roman" w:eastAsia="Times New Roman" w:hAnsi="Times New Roman"/>
+                <w:sz w:val="24"/>
+                <w:szCs w:val="24"/>
+                <w:rtl w:val="0"/>
+              </w:rPr>
+              <w:t xml:space="preserve">Gestionar de cerca: involucrarlos en el diseño de la agenda y la videollamada</w:t>
+            </w:r>
+          </w:p>
+        </w:tc>
+        <w:tc>
+          <w:tcPr>
+            <w:shd w:fill="f2f6fa" w:val="clear"/>
+            <w:tcMar>
+              <w:top w:w="40.0" w:type="dxa"/>
+              <w:left w:w="80.0" w:type="dxa"/>
+              <w:bottom w:w="40.0" w:type="dxa"/>
+              <w:right w:w="80.0" w:type="dxa"/>
+            </w:tcMar>
+          </w:tcPr>
+          <w:p>
+            <w:pPr>
+              <w:spacing w:after="20" w:before="20" w:line="240" w:lineRule="auto"/>
+              <w:jc w:val="left"/>
+              <w:rPr>
+                <w:rFonts w:ascii="Times New Roman" w:cs="Times New Roman" w:eastAsia="Times New Roman" w:hAnsi="Times New Roman"/>
+                <w:sz w:val="24"/>
+                <w:szCs w:val="24"/>
+              </w:rPr>
+            </w:pPr>
+            <w:r>
+              <w:rPr>
+                <w:rFonts w:ascii="Times New Roman" w:cs="Times New Roman" w:eastAsia="Times New Roman" w:hAnsi="Times New Roman"/>
+                <w:sz w:val="24"/>
+                <w:szCs w:val="24"/>
+                <w:rtl w:val="0"/>
+              </w:rPr>
+              <w:t xml:space="preserve">Emily</w:t>
+            </w:r>
+          </w:p>
+        </w:tc>
+      </w:tr>
+      <w:tr>
+        <w:trPr>
+          <w:cantSplit w:val="1"/>
+          <w:tblHeader w:val="0"/>
+        </w:trPr>
+        <w:tc>
+          <w:tcPr>
+            <w:tcMar>
+              <w:top w:w="40.0" w:type="dxa"/>
+              <w:left w:w="80.0" w:type="dxa"/>
+              <w:bottom w:w="40.0" w:type="dxa"/>
+              <w:right w:w="80.0" w:type="dxa"/>
+            </w:tcMar>
+          </w:tcPr>
+          <w:p>
+            <w:pPr>
+              <w:spacing w:after="20" w:before="20" w:line="240" w:lineRule="auto"/>
+              <w:jc w:val="left"/>
+              <w:rPr>
+                <w:rFonts w:ascii="Times New Roman" w:cs="Times New Roman" w:eastAsia="Times New Roman" w:hAnsi="Times New Roman"/>
+                <w:sz w:val="24"/>
+                <w:szCs w:val="24"/>
+              </w:rPr>
+            </w:pPr>
+            <w:r>
+              <w:rPr>
+                <w:rFonts w:ascii="Times New Roman" w:cs="Times New Roman" w:eastAsia="Times New Roman" w:hAnsi="Times New Roman"/>
+                <w:sz w:val="24"/>
+                <w:szCs w:val="24"/>
+                <w:rtl w:val="0"/>
+              </w:rPr>
+              <w:t xml:space="preserve">Docente del curso</w:t>
+            </w:r>
+          </w:p>
+        </w:tc>
+        <w:tc>
+          <w:tcPr>
+            <w:tcMar>
+              <w:top w:w="40.0" w:type="dxa"/>
+              <w:left w:w="80.0" w:type="dxa"/>
+              <w:bottom w:w="40.0" w:type="dxa"/>
+              <w:right w:w="80.0" w:type="dxa"/>
+            </w:tcMar>
+          </w:tcPr>
+          <w:p>
+            <w:pPr>
+              <w:spacing w:after="20" w:before="20" w:line="240" w:lineRule="auto"/>
+              <w:jc w:val="left"/>
+              <w:rPr>
+                <w:rFonts w:ascii="Times New Roman" w:cs="Times New Roman" w:eastAsia="Times New Roman" w:hAnsi="Times New Roman"/>
+                <w:sz w:val="24"/>
+                <w:szCs w:val="24"/>
+              </w:rPr>
+            </w:pPr>
+            <w:r>
+              <w:rPr>
+                <w:rFonts w:ascii="Times New Roman" w:cs="Times New Roman" w:eastAsia="Times New Roman" w:hAnsi="Times New Roman"/>
+                <w:sz w:val="24"/>
+                <w:szCs w:val="24"/>
+                <w:rtl w:val="0"/>
+              </w:rPr>
+              <w:t xml:space="preserve">Patrocinador y evaluador</w:t>
+            </w:r>
+          </w:p>
+        </w:tc>
+        <w:tc>
+          <w:tcPr>
+            <w:tcMar>
+              <w:top w:w="40.0" w:type="dxa"/>
+              <w:left w:w="80.0" w:type="dxa"/>
+              <w:bottom w:w="40.0" w:type="dxa"/>
+              <w:right w:w="80.0" w:type="dxa"/>
+            </w:tcMar>
+          </w:tcPr>
+          <w:p>
+            <w:pPr>
+              <w:spacing w:after="20" w:before="20" w:line="240" w:lineRule="auto"/>
+              <w:jc w:val="left"/>
+              <w:rPr>
+                <w:rFonts w:ascii="Times New Roman" w:cs="Times New Roman" w:eastAsia="Times New Roman" w:hAnsi="Times New Roman"/>
+                <w:sz w:val="24"/>
+                <w:szCs w:val="24"/>
+              </w:rPr>
+            </w:pPr>
+            <w:r>
+              <w:rPr>
+                <w:rFonts w:ascii="Times New Roman" w:cs="Times New Roman" w:eastAsia="Times New Roman" w:hAnsi="Times New Roman"/>
+                <w:sz w:val="24"/>
+                <w:szCs w:val="24"/>
+                <w:rtl w:val="0"/>
+              </w:rPr>
+              <w:t xml:space="preserve">Entregables a tiempo y alineados con el curso</w:t>
+            </w:r>
+          </w:p>
+        </w:tc>
+        <w:tc>
+          <w:tcPr>
+            <w:tcMar>
+              <w:top w:w="40.0" w:type="dxa"/>
+              <w:left w:w="80.0" w:type="dxa"/>
+              <w:bottom w:w="40.0" w:type="dxa"/>
+              <w:right w:w="80.0" w:type="dxa"/>
+            </w:tcMar>
+          </w:tcPr>
+          <w:p>
+            <w:pPr>
+              <w:spacing w:after="20" w:before="20" w:line="240" w:lineRule="auto"/>
+              <w:jc w:val="left"/>
+              <w:rPr>
+                <w:rFonts w:ascii="Times New Roman" w:cs="Times New Roman" w:eastAsia="Times New Roman" w:hAnsi="Times New Roman"/>
+                <w:sz w:val="24"/>
+                <w:szCs w:val="24"/>
+              </w:rPr>
+            </w:pPr>
+            <w:r>
+              <w:rPr>
+                <w:rFonts w:ascii="Times New Roman" w:cs="Times New Roman" w:eastAsia="Times New Roman" w:hAnsi="Times New Roman"/>
+                <w:sz w:val="24"/>
+                <w:szCs w:val="24"/>
+                <w:rtl w:val="0"/>
+              </w:rPr>
+              <w:t xml:space="preserve">5</w:t>
+            </w:r>
+          </w:p>
+        </w:tc>
+        <w:tc>
+          <w:tcPr>
+            <w:tcMar>
+              <w:top w:w="40.0" w:type="dxa"/>
+              <w:left w:w="80.0" w:type="dxa"/>
+              <w:bottom w:w="40.0" w:type="dxa"/>
+              <w:right w:w="80.0" w:type="dxa"/>
+            </w:tcMar>
+          </w:tcPr>
+          <w:p>
+            <w:pPr>
+              <w:spacing w:after="20" w:before="20" w:line="240" w:lineRule="auto"/>
+              <w:jc w:val="left"/>
+              <w:rPr>
+                <w:rFonts w:ascii="Times New Roman" w:cs="Times New Roman" w:eastAsia="Times New Roman" w:hAnsi="Times New Roman"/>
+                <w:sz w:val="24"/>
+                <w:szCs w:val="24"/>
+              </w:rPr>
+            </w:pPr>
+            <w:r>
+              <w:rPr>
+                <w:rFonts w:ascii="Times New Roman" w:cs="Times New Roman" w:eastAsia="Times New Roman" w:hAnsi="Times New Roman"/>
+                <w:sz w:val="24"/>
+                <w:szCs w:val="24"/>
+                <w:rtl w:val="0"/>
+              </w:rPr>
+              <w:t xml:space="preserve">4</w:t>
+            </w:r>
+          </w:p>
+        </w:tc>
+        <w:tc>
+          <w:tcPr>
+            <w:tcMar>
+              <w:top w:w="40.0" w:type="dxa"/>
+              <w:left w:w="80.0" w:type="dxa"/>
+              <w:bottom w:w="40.0" w:type="dxa"/>
+              <w:right w:w="80.0" w:type="dxa"/>
+            </w:tcMar>
+          </w:tcPr>
+          <w:p>
+            <w:pPr>
+              <w:spacing w:after="20" w:before="20" w:line="240" w:lineRule="auto"/>
+              <w:jc w:val="left"/>
+              <w:rPr>
+                <w:rFonts w:ascii="Times New Roman" w:cs="Times New Roman" w:eastAsia="Times New Roman" w:hAnsi="Times New Roman"/>
+                <w:sz w:val="24"/>
+                <w:szCs w:val="24"/>
+              </w:rPr>
+            </w:pPr>
+            <w:r>
+              <w:rPr>
+                <w:rFonts w:ascii="Times New Roman" w:cs="Times New Roman" w:eastAsia="Times New Roman" w:hAnsi="Times New Roman"/>
+                <w:sz w:val="24"/>
+                <w:szCs w:val="24"/>
+                <w:rtl w:val="0"/>
+              </w:rPr>
+              <w:t xml:space="preserve">Favorable</w:t>
+            </w:r>
+          </w:p>
+        </w:tc>
+        <w:tc>
+          <w:tcPr>
+            <w:tcMar>
+              <w:top w:w="40.0" w:type="dxa"/>
+              <w:left w:w="80.0" w:type="dxa"/>
+              <w:bottom w:w="40.0" w:type="dxa"/>
+              <w:right w:w="80.0" w:type="dxa"/>
+            </w:tcMar>
+          </w:tcPr>
+          <w:p>
+            <w:pPr>
+              <w:spacing w:after="20" w:before="20" w:line="240" w:lineRule="auto"/>
+              <w:jc w:val="left"/>
+              <w:rPr>
+                <w:rFonts w:ascii="Times New Roman" w:cs="Times New Roman" w:eastAsia="Times New Roman" w:hAnsi="Times New Roman"/>
+                <w:sz w:val="24"/>
+                <w:szCs w:val="24"/>
+              </w:rPr>
+            </w:pPr>
+            <w:r>
+              <w:rPr>
+                <w:rFonts w:ascii="Times New Roman" w:cs="Times New Roman" w:eastAsia="Times New Roman" w:hAnsi="Times New Roman"/>
+                <w:sz w:val="24"/>
+                <w:szCs w:val="24"/>
+                <w:rtl w:val="0"/>
+              </w:rPr>
+              <w:t xml:space="preserve">Gestionar de cerca: revisión en cada entrega y Sprint Review</w:t>
+            </w:r>
+          </w:p>
+        </w:tc>
+        <w:tc>
+          <w:tcPr>
+            <w:tcMar>
+              <w:top w:w="40.0" w:type="dxa"/>
+              <w:left w:w="80.0" w:type="dxa"/>
+              <w:bottom w:w="40.0" w:type="dxa"/>
+              <w:right w:w="80.0" w:type="dxa"/>
+            </w:tcMar>
+          </w:tcPr>
+          <w:p>
+            <w:pPr>
+              <w:spacing w:after="20" w:before="20" w:line="240" w:lineRule="auto"/>
+              <w:jc w:val="left"/>
+              <w:rPr>
+                <w:rFonts w:ascii="Times New Roman" w:cs="Times New Roman" w:eastAsia="Times New Roman" w:hAnsi="Times New Roman"/>
+                <w:sz w:val="24"/>
+                <w:szCs w:val="24"/>
+              </w:rPr>
+            </w:pPr>
+            <w:r>
+              <w:rPr>
+                <w:rFonts w:ascii="Times New Roman" w:cs="Times New Roman" w:eastAsia="Times New Roman" w:hAnsi="Times New Roman"/>
+                <w:sz w:val="24"/>
+                <w:szCs w:val="24"/>
+                <w:rtl w:val="0"/>
+              </w:rPr>
+              <w:t xml:space="preserve">Dylan</w:t>
+            </w:r>
+          </w:p>
+        </w:tc>
+      </w:tr>
+      <w:tr>
+        <w:trPr>
+          <w:cantSplit w:val="1"/>
+          <w:tblHeader w:val="0"/>
+        </w:trPr>
+        <w:tc>
+          <w:tcPr>
+            <w:shd w:fill="f2f6fa" w:val="clear"/>
+            <w:tcMar>
+              <w:top w:w="40.0" w:type="dxa"/>
+              <w:left w:w="80.0" w:type="dxa"/>
+              <w:bottom w:w="40.0" w:type="dxa"/>
+              <w:right w:w="80.0" w:type="dxa"/>
+            </w:tcMar>
+          </w:tcPr>
+          <w:p>
+            <w:pPr>
+              <w:spacing w:after="20" w:before="20" w:line="240" w:lineRule="auto"/>
+              <w:jc w:val="left"/>
+              <w:rPr>
+                <w:rFonts w:ascii="Times New Roman" w:cs="Times New Roman" w:eastAsia="Times New Roman" w:hAnsi="Times New Roman"/>
+                <w:sz w:val="24"/>
+                <w:szCs w:val="24"/>
+              </w:rPr>
+            </w:pPr>
+            <w:r>
+              <w:rPr>
+                <w:rFonts w:ascii="Times New Roman" w:cs="Times New Roman" w:eastAsia="Times New Roman" w:hAnsi="Times New Roman"/>
+                <w:sz w:val="24"/>
+                <w:szCs w:val="24"/>
+                <w:rtl w:val="0"/>
+              </w:rPr>
+              <w:t xml:space="preserve">Equipo de desarrollo</w:t>
+            </w:r>
+          </w:p>
+        </w:tc>
+        <w:tc>
+          <w:tcPr>
+            <w:shd w:fill="f2f6fa" w:val="clear"/>
+            <w:tcMar>
+              <w:top w:w="40.0" w:type="dxa"/>
+              <w:left w:w="80.0" w:type="dxa"/>
+              <w:bottom w:w="40.0" w:type="dxa"/>
+              <w:right w:w="80.0" w:type="dxa"/>
+            </w:tcMar>
+          </w:tcPr>
+          <w:p>
+            <w:pPr>
+              <w:spacing w:after="20" w:before="20" w:line="240" w:lineRule="auto"/>
+              <w:jc w:val="left"/>
+              <w:rPr>
+                <w:rFonts w:ascii="Times New Roman" w:cs="Times New Roman" w:eastAsia="Times New Roman" w:hAnsi="Times New Roman"/>
+                <w:sz w:val="24"/>
+                <w:szCs w:val="24"/>
+              </w:rPr>
+            </w:pPr>
+            <w:r>
+              <w:rPr>
+                <w:rFonts w:ascii="Times New Roman" w:cs="Times New Roman" w:eastAsia="Times New Roman" w:hAnsi="Times New Roman"/>
+                <w:sz w:val="24"/>
+                <w:szCs w:val="24"/>
+                <w:rtl w:val="0"/>
+              </w:rPr>
+              <w:t xml:space="preserve">Ejecuta el proyecto</w:t>
+            </w:r>
+          </w:p>
+        </w:tc>
+        <w:tc>
+          <w:tcPr>
+            <w:shd w:fill="f2f6fa" w:val="clear"/>
+            <w:tcMar>
+              <w:top w:w="40.0" w:type="dxa"/>
+              <w:left w:w="80.0" w:type="dxa"/>
+              <w:bottom w:w="40.0" w:type="dxa"/>
+              <w:right w:w="80.0" w:type="dxa"/>
+            </w:tcMar>
+          </w:tcPr>
+          <w:p>
+            <w:pPr>
+              <w:spacing w:after="20" w:before="20" w:line="240" w:lineRule="auto"/>
+              <w:jc w:val="left"/>
+              <w:rPr>
+                <w:rFonts w:ascii="Times New Roman" w:cs="Times New Roman" w:eastAsia="Times New Roman" w:hAnsi="Times New Roman"/>
+                <w:sz w:val="24"/>
+                <w:szCs w:val="24"/>
+              </w:rPr>
+            </w:pPr>
+            <w:r>
+              <w:rPr>
+                <w:rFonts w:ascii="Times New Roman" w:cs="Times New Roman" w:eastAsia="Times New Roman" w:hAnsi="Times New Roman"/>
+                <w:sz w:val="24"/>
+                <w:szCs w:val="24"/>
+                <w:rtl w:val="0"/>
+              </w:rPr>
+              <w:t xml:space="preserve">Alcance realista y aprobación del curso</w:t>
+            </w:r>
+          </w:p>
+        </w:tc>
+        <w:tc>
+          <w:tcPr>
+            <w:shd w:fill="f2f6fa" w:val="clear"/>
+            <w:tcMar>
+              <w:top w:w="40.0" w:type="dxa"/>
+              <w:left w:w="80.0" w:type="dxa"/>
+              <w:bottom w:w="40.0" w:type="dxa"/>
+              <w:right w:w="80.0" w:type="dxa"/>
+            </w:tcMar>
+          </w:tcPr>
+          <w:p>
+            <w:pPr>
+              <w:spacing w:after="20" w:before="20" w:line="240" w:lineRule="auto"/>
+              <w:jc w:val="left"/>
+              <w:rPr>
+                <w:rFonts w:ascii="Times New Roman" w:cs="Times New Roman" w:eastAsia="Times New Roman" w:hAnsi="Times New Roman"/>
+                <w:sz w:val="24"/>
+                <w:szCs w:val="24"/>
+              </w:rPr>
+            </w:pPr>
+            <w:r>
+              <w:rPr>
+                <w:rFonts w:ascii="Times New Roman" w:cs="Times New Roman" w:eastAsia="Times New Roman" w:hAnsi="Times New Roman"/>
+                <w:sz w:val="24"/>
+                <w:szCs w:val="24"/>
+                <w:rtl w:val="0"/>
+              </w:rPr>
+              <w:t xml:space="preserve">4</w:t>
+            </w:r>
+          </w:p>
+        </w:tc>
+        <w:tc>
+          <w:tcPr>
+            <w:shd w:fill="f2f6fa" w:val="clear"/>
+            <w:tcMar>
+              <w:top w:w="40.0" w:type="dxa"/>
+              <w:left w:w="80.0" w:type="dxa"/>
+              <w:bottom w:w="40.0" w:type="dxa"/>
+              <w:right w:w="80.0" w:type="dxa"/>
+            </w:tcMar>
+          </w:tcPr>
+          <w:p>
+            <w:pPr>
+              <w:spacing w:after="20" w:before="20" w:line="240" w:lineRule="auto"/>
+              <w:jc w:val="left"/>
+              <w:rPr>
+                <w:rFonts w:ascii="Times New Roman" w:cs="Times New Roman" w:eastAsia="Times New Roman" w:hAnsi="Times New Roman"/>
+                <w:sz w:val="24"/>
+                <w:szCs w:val="24"/>
+              </w:rPr>
+            </w:pPr>
+            <w:r>
+              <w:rPr>
+                <w:rFonts w:ascii="Times New Roman" w:cs="Times New Roman" w:eastAsia="Times New Roman" w:hAnsi="Times New Roman"/>
+                <w:sz w:val="24"/>
+                <w:szCs w:val="24"/>
+                <w:rtl w:val="0"/>
+              </w:rPr>
+              <w:t xml:space="preserve">5</w:t>
+            </w:r>
+          </w:p>
+        </w:tc>
+        <w:tc>
+          <w:tcPr>
+            <w:shd w:fill="f2f6fa" w:val="clear"/>
+            <w:tcMar>
+              <w:top w:w="40.0" w:type="dxa"/>
+              <w:left w:w="80.0" w:type="dxa"/>
+              <w:bottom w:w="40.0" w:type="dxa"/>
+              <w:right w:w="80.0" w:type="dxa"/>
+            </w:tcMar>
+          </w:tcPr>
+          <w:p>
+            <w:pPr>
+              <w:spacing w:after="20" w:before="20" w:line="240" w:lineRule="auto"/>
+              <w:jc w:val="left"/>
+              <w:rPr>
+                <w:rFonts w:ascii="Times New Roman" w:cs="Times New Roman" w:eastAsia="Times New Roman" w:hAnsi="Times New Roman"/>
+                <w:sz w:val="24"/>
+                <w:szCs w:val="24"/>
+              </w:rPr>
+            </w:pPr>
+            <w:r>
+              <w:rPr>
+                <w:rFonts w:ascii="Times New Roman" w:cs="Times New Roman" w:eastAsia="Times New Roman" w:hAnsi="Times New Roman"/>
+                <w:sz w:val="24"/>
+                <w:szCs w:val="24"/>
+                <w:rtl w:val="0"/>
+              </w:rPr>
+              <w:t xml:space="preserve">Favorable</w:t>
+            </w:r>
+          </w:p>
+        </w:tc>
+        <w:tc>
+          <w:tcPr>
+            <w:shd w:fill="f2f6fa" w:val="clear"/>
+            <w:tcMar>
+              <w:top w:w="40.0" w:type="dxa"/>
+              <w:left w:w="80.0" w:type="dxa"/>
+              <w:bottom w:w="40.0" w:type="dxa"/>
+              <w:right w:w="80.0" w:type="dxa"/>
+            </w:tcMar>
+          </w:tcPr>
+          <w:p>
+            <w:pPr>
+              <w:spacing w:after="20" w:before="20" w:line="240" w:lineRule="auto"/>
+              <w:jc w:val="left"/>
+              <w:rPr>
+                <w:rFonts w:ascii="Times New Roman" w:cs="Times New Roman" w:eastAsia="Times New Roman" w:hAnsi="Times New Roman"/>
+                <w:sz w:val="24"/>
+                <w:szCs w:val="24"/>
+              </w:rPr>
+            </w:pPr>
+            <w:r>
+              <w:rPr>
+                <w:rFonts w:ascii="Times New Roman" w:cs="Times New Roman" w:eastAsia="Times New Roman" w:hAnsi="Times New Roman"/>
+                <w:sz w:val="24"/>
+                <w:szCs w:val="24"/>
+                <w:rtl w:val="0"/>
+              </w:rPr>
+              <w:t xml:space="preserve">Gestionar de cerca: Daily Scrum y Retrospectiva</w:t>
+            </w:r>
+          </w:p>
+        </w:tc>
+        <w:tc>
+          <w:tcPr>
+            <w:shd w:fill="f2f6fa" w:val="clear"/>
+            <w:tcMar>
+              <w:top w:w="40.0" w:type="dxa"/>
+              <w:left w:w="80.0" w:type="dxa"/>
+              <w:bottom w:w="40.0" w:type="dxa"/>
+              <w:right w:w="80.0" w:type="dxa"/>
+            </w:tcMar>
+          </w:tcPr>
+          <w:p>
+            <w:pPr>
+              <w:spacing w:after="20" w:before="20" w:line="240" w:lineRule="auto"/>
+              <w:jc w:val="left"/>
+              <w:rPr>
+                <w:rFonts w:ascii="Times New Roman" w:cs="Times New Roman" w:eastAsia="Times New Roman" w:hAnsi="Times New Roman"/>
+                <w:sz w:val="24"/>
+                <w:szCs w:val="24"/>
+              </w:rPr>
+            </w:pPr>
+            <w:r>
+              <w:rPr>
+                <w:rFonts w:ascii="Times New Roman" w:cs="Times New Roman" w:eastAsia="Times New Roman" w:hAnsi="Times New Roman"/>
+                <w:sz w:val="24"/>
+                <w:szCs w:val="24"/>
+                <w:rtl w:val="0"/>
+              </w:rPr>
+              <w:t xml:space="preserve">Dylan</w:t>
+            </w:r>
+          </w:p>
+        </w:tc>
+      </w:tr>
+      <w:tr>
+        <w:trPr>
+          <w:cantSplit w:val="1"/>
+          <w:tblHeader w:val="0"/>
+        </w:trPr>
+        <w:tc>
+          <w:tcPr>
+            <w:tcMar>
+              <w:top w:w="40.0" w:type="dxa"/>
+              <w:left w:w="80.0" w:type="dxa"/>
+              <w:bottom w:w="40.0" w:type="dxa"/>
+              <w:right w:w="80.0" w:type="dxa"/>
+            </w:tcMar>
+          </w:tcPr>
+          <w:p>
+            <w:pPr>
+              <w:spacing w:after="20" w:before="20" w:line="240" w:lineRule="auto"/>
+              <w:jc w:val="left"/>
+              <w:rPr>
+                <w:rFonts w:ascii="Times New Roman" w:cs="Times New Roman" w:eastAsia="Times New Roman" w:hAnsi="Times New Roman"/>
+                <w:sz w:val="24"/>
+                <w:szCs w:val="24"/>
+              </w:rPr>
+            </w:pPr>
+            <w:r>
+              <w:rPr>
+                <w:rFonts w:ascii="Times New Roman" w:cs="Times New Roman" w:eastAsia="Times New Roman" w:hAnsi="Times New Roman"/>
+                <w:sz w:val="24"/>
+                <w:szCs w:val="24"/>
+                <w:rtl w:val="0"/>
+              </w:rPr>
+              <w:t xml:space="preserve">Funcionarios de instituciones y comercios (CCSS, bancos)</w:t>
+            </w:r>
+          </w:p>
+        </w:tc>
+        <w:tc>
+          <w:tcPr>
+            <w:tcMar>
+              <w:top w:w="40.0" w:type="dxa"/>
+              <w:left w:w="80.0" w:type="dxa"/>
+              <w:bottom w:w="40.0" w:type="dxa"/>
+              <w:right w:w="80.0" w:type="dxa"/>
+            </w:tcMar>
+          </w:tcPr>
+          <w:p>
+            <w:pPr>
+              <w:spacing w:after="20" w:before="20" w:line="240" w:lineRule="auto"/>
+              <w:jc w:val="left"/>
+              <w:rPr>
+                <w:rFonts w:ascii="Times New Roman" w:cs="Times New Roman" w:eastAsia="Times New Roman" w:hAnsi="Times New Roman"/>
+                <w:sz w:val="24"/>
+                <w:szCs w:val="24"/>
+              </w:rPr>
+            </w:pPr>
+            <w:r>
+              <w:rPr>
+                <w:rFonts w:ascii="Times New Roman" w:cs="Times New Roman" w:eastAsia="Times New Roman" w:hAnsi="Times New Roman"/>
+                <w:sz w:val="24"/>
+                <w:szCs w:val="24"/>
+                <w:rtl w:val="0"/>
+              </w:rPr>
+              <w:t xml:space="preserve">Usuarios secundarios</w:t>
+            </w:r>
+          </w:p>
+        </w:tc>
+        <w:tc>
+          <w:tcPr>
+            <w:tcMar>
+              <w:top w:w="40.0" w:type="dxa"/>
+              <w:left w:w="80.0" w:type="dxa"/>
+              <w:bottom w:w="40.0" w:type="dxa"/>
+              <w:right w:w="80.0" w:type="dxa"/>
+            </w:tcMar>
+          </w:tcPr>
+          <w:p>
+            <w:pPr>
+              <w:spacing w:after="20" w:before="20" w:line="240" w:lineRule="auto"/>
+              <w:jc w:val="left"/>
+              <w:rPr>
+                <w:rFonts w:ascii="Times New Roman" w:cs="Times New Roman" w:eastAsia="Times New Roman" w:hAnsi="Times New Roman"/>
+                <w:sz w:val="24"/>
+                <w:szCs w:val="24"/>
+              </w:rPr>
+            </w:pPr>
+            <w:r>
+              <w:rPr>
+                <w:rFonts w:ascii="Times New Roman" w:cs="Times New Roman" w:eastAsia="Times New Roman" w:hAnsi="Times New Roman"/>
+                <w:sz w:val="24"/>
+                <w:szCs w:val="24"/>
+                <w:rtl w:val="0"/>
+              </w:rPr>
+              <w:t xml:space="preserve">Atender a personas sordas sin saber LESCO, con un proceso simple</w:t>
+            </w:r>
+          </w:p>
+        </w:tc>
+        <w:tc>
+          <w:tcPr>
+            <w:tcMar>
+              <w:top w:w="40.0" w:type="dxa"/>
+              <w:left w:w="80.0" w:type="dxa"/>
+              <w:bottom w:w="40.0" w:type="dxa"/>
+              <w:right w:w="80.0" w:type="dxa"/>
+            </w:tcMar>
+          </w:tcPr>
+          <w:p>
+            <w:pPr>
+              <w:spacing w:after="20" w:before="20" w:line="240" w:lineRule="auto"/>
+              <w:jc w:val="left"/>
+              <w:rPr>
+                <w:rFonts w:ascii="Times New Roman" w:cs="Times New Roman" w:eastAsia="Times New Roman" w:hAnsi="Times New Roman"/>
+                <w:sz w:val="24"/>
+                <w:szCs w:val="24"/>
+              </w:rPr>
+            </w:pPr>
+            <w:r>
+              <w:rPr>
+                <w:rFonts w:ascii="Times New Roman" w:cs="Times New Roman" w:eastAsia="Times New Roman" w:hAnsi="Times New Roman"/>
+                <w:sz w:val="24"/>
+                <w:szCs w:val="24"/>
+                <w:rtl w:val="0"/>
+              </w:rPr>
+              <w:t xml:space="preserve">2</w:t>
+            </w:r>
+          </w:p>
+        </w:tc>
+        <w:tc>
+          <w:tcPr>
+            <w:tcMar>
+              <w:top w:w="40.0" w:type="dxa"/>
+              <w:left w:w="80.0" w:type="dxa"/>
+              <w:bottom w:w="40.0" w:type="dxa"/>
+              <w:right w:w="80.0" w:type="dxa"/>
+            </w:tcMar>
+          </w:tcPr>
+          <w:p>
+            <w:pPr>
+              <w:spacing w:after="20" w:before="20" w:line="240" w:lineRule="auto"/>
+              <w:jc w:val="left"/>
+              <w:rPr>
+                <w:rFonts w:ascii="Times New Roman" w:cs="Times New Roman" w:eastAsia="Times New Roman" w:hAnsi="Times New Roman"/>
+                <w:sz w:val="24"/>
+                <w:szCs w:val="24"/>
+              </w:rPr>
+            </w:pPr>
+            <w:r>
+              <w:rPr>
+                <w:rFonts w:ascii="Times New Roman" w:cs="Times New Roman" w:eastAsia="Times New Roman" w:hAnsi="Times New Roman"/>
+                <w:sz w:val="24"/>
+                <w:szCs w:val="24"/>
+                <w:rtl w:val="0"/>
+              </w:rPr>
+              <w:t xml:space="preserve">4</w:t>
+            </w:r>
+          </w:p>
+        </w:tc>
+        <w:tc>
+          <w:tcPr>
+            <w:tcMar>
+              <w:top w:w="40.0" w:type="dxa"/>
+              <w:left w:w="80.0" w:type="dxa"/>
+              <w:bottom w:w="40.0" w:type="dxa"/>
+              <w:right w:w="80.0" w:type="dxa"/>
+            </w:tcMar>
+          </w:tcPr>
+          <w:p>
+            <w:pPr>
+              <w:spacing w:after="20" w:before="20" w:line="240" w:lineRule="auto"/>
+              <w:jc w:val="left"/>
+              <w:rPr>
+                <w:rFonts w:ascii="Times New Roman" w:cs="Times New Roman" w:eastAsia="Times New Roman" w:hAnsi="Times New Roman"/>
+                <w:sz w:val="24"/>
+                <w:szCs w:val="24"/>
+              </w:rPr>
+            </w:pPr>
+            <w:r>
+              <w:rPr>
+                <w:rFonts w:ascii="Times New Roman" w:cs="Times New Roman" w:eastAsia="Times New Roman" w:hAnsi="Times New Roman"/>
+                <w:sz w:val="24"/>
+                <w:szCs w:val="24"/>
+                <w:rtl w:val="0"/>
+              </w:rPr>
+              <w:t xml:space="preserve">Neutral</w:t>
+            </w:r>
+          </w:p>
+        </w:tc>
+        <w:tc>
+          <w:tcPr>
+            <w:tcMar>
+              <w:top w:w="40.0" w:type="dxa"/>
+              <w:left w:w="80.0" w:type="dxa"/>
+              <w:bottom w:w="40.0" w:type="dxa"/>
+              <w:right w:w="80.0" w:type="dxa"/>
+            </w:tcMar>
+          </w:tcPr>
+          <w:p>
+            <w:pPr>
+              <w:spacing w:after="20" w:before="20" w:line="240" w:lineRule="auto"/>
+              <w:jc w:val="left"/>
+              <w:rPr>
+                <w:rFonts w:ascii="Times New Roman" w:cs="Times New Roman" w:eastAsia="Times New Roman" w:hAnsi="Times New Roman"/>
+                <w:sz w:val="24"/>
+                <w:szCs w:val="24"/>
+              </w:rPr>
+            </w:pPr>
+            <w:r>
+              <w:rPr>
+                <w:rFonts w:ascii="Times New Roman" w:cs="Times New Roman" w:eastAsia="Times New Roman" w:hAnsi="Times New Roman"/>
+                <w:sz w:val="24"/>
+                <w:szCs w:val="24"/>
+                <w:rtl w:val="0"/>
+              </w:rPr>
+              <w:t xml:space="preserve">Mantener informados: guía rápida de uso</w:t>
+            </w:r>
+          </w:p>
+        </w:tc>
+        <w:tc>
+          <w:tcPr>
+            <w:tcMar>
+              <w:top w:w="40.0" w:type="dxa"/>
+              <w:left w:w="80.0" w:type="dxa"/>
+              <w:bottom w:w="40.0" w:type="dxa"/>
+              <w:right w:w="80.0" w:type="dxa"/>
+            </w:tcMar>
+          </w:tcPr>
+          <w:p>
+            <w:pPr>
+              <w:spacing w:after="20" w:before="20" w:line="240" w:lineRule="auto"/>
+              <w:jc w:val="left"/>
+              <w:rPr>
+                <w:rFonts w:ascii="Times New Roman" w:cs="Times New Roman" w:eastAsia="Times New Roman" w:hAnsi="Times New Roman"/>
+                <w:sz w:val="24"/>
+                <w:szCs w:val="24"/>
+              </w:rPr>
+            </w:pPr>
+            <w:r>
+              <w:rPr>
+                <w:rFonts w:ascii="Times New Roman" w:cs="Times New Roman" w:eastAsia="Times New Roman" w:hAnsi="Times New Roman"/>
+                <w:sz w:val="24"/>
+                <w:szCs w:val="24"/>
+                <w:rtl w:val="0"/>
+              </w:rPr>
+              <w:t xml:space="preserve">Emily</w:t>
+            </w:r>
+          </w:p>
+        </w:tc>
+      </w:tr>
+      <w:tr>
+        <w:trPr>
+          <w:cantSplit w:val="1"/>
+          <w:tblHeader w:val="0"/>
+        </w:trPr>
+        <w:tc>
+          <w:tcPr>
+            <w:shd w:fill="f2f6fa" w:val="clear"/>
+            <w:tcMar>
+              <w:top w:w="40.0" w:type="dxa"/>
+              <w:left w:w="80.0" w:type="dxa"/>
+              <w:bottom w:w="40.0" w:type="dxa"/>
+              <w:right w:w="80.0" w:type="dxa"/>
+            </w:tcMar>
+          </w:tcPr>
+          <w:p>
+            <w:pPr>
+              <w:spacing w:after="20" w:before="20" w:line="240" w:lineRule="auto"/>
+              <w:jc w:val="left"/>
+              <w:rPr>
+                <w:rFonts w:ascii="Times New Roman" w:cs="Times New Roman" w:eastAsia="Times New Roman" w:hAnsi="Times New Roman"/>
+                <w:sz w:val="24"/>
+                <w:szCs w:val="24"/>
+              </w:rPr>
+            </w:pPr>
+            <w:r>
+              <w:rPr>
+                <w:rFonts w:ascii="Times New Roman" w:cs="Times New Roman" w:eastAsia="Times New Roman" w:hAnsi="Times New Roman"/>
+                <w:sz w:val="24"/>
+                <w:szCs w:val="24"/>
+                <w:rtl w:val="0"/>
+              </w:rPr>
+              <w:t xml:space="preserve">Asociaciones de personas sordas</w:t>
+            </w:r>
+          </w:p>
+        </w:tc>
+        <w:tc>
+          <w:tcPr>
+            <w:shd w:fill="f2f6fa" w:val="clear"/>
+            <w:tcMar>
+              <w:top w:w="40.0" w:type="dxa"/>
+              <w:left w:w="80.0" w:type="dxa"/>
+              <w:bottom w:w="40.0" w:type="dxa"/>
+              <w:right w:w="80.0" w:type="dxa"/>
+            </w:tcMar>
+          </w:tcPr>
+          <w:p>
+            <w:pPr>
+              <w:spacing w:after="20" w:before="20" w:line="240" w:lineRule="auto"/>
+              <w:jc w:val="left"/>
+              <w:rPr>
+                <w:rFonts w:ascii="Times New Roman" w:cs="Times New Roman" w:eastAsia="Times New Roman" w:hAnsi="Times New Roman"/>
+                <w:sz w:val="24"/>
+                <w:szCs w:val="24"/>
+              </w:rPr>
+            </w:pPr>
+            <w:r>
+              <w:rPr>
+                <w:rFonts w:ascii="Times New Roman" w:cs="Times New Roman" w:eastAsia="Times New Roman" w:hAnsi="Times New Roman"/>
+                <w:sz w:val="24"/>
+                <w:szCs w:val="24"/>
+                <w:rtl w:val="0"/>
+              </w:rPr>
+              <w:t xml:space="preserve">Representan a la comunidad</w:t>
+            </w:r>
+          </w:p>
+        </w:tc>
+        <w:tc>
+          <w:tcPr>
+            <w:shd w:fill="f2f6fa" w:val="clear"/>
+            <w:tcMar>
+              <w:top w:w="40.0" w:type="dxa"/>
+              <w:left w:w="80.0" w:type="dxa"/>
+              <w:bottom w:w="40.0" w:type="dxa"/>
+              <w:right w:w="80.0" w:type="dxa"/>
+            </w:tcMar>
+          </w:tcPr>
+          <w:p>
+            <w:pPr>
+              <w:spacing w:after="20" w:before="20" w:line="240" w:lineRule="auto"/>
+              <w:jc w:val="left"/>
+              <w:rPr>
+                <w:rFonts w:ascii="Times New Roman" w:cs="Times New Roman" w:eastAsia="Times New Roman" w:hAnsi="Times New Roman"/>
+                <w:sz w:val="24"/>
+                <w:szCs w:val="24"/>
+              </w:rPr>
+            </w:pPr>
+            <w:r>
+              <w:rPr>
+                <w:rFonts w:ascii="Times New Roman" w:cs="Times New Roman" w:eastAsia="Times New Roman" w:hAnsi="Times New Roman"/>
+                <w:sz w:val="24"/>
+                <w:szCs w:val="24"/>
+                <w:rtl w:val="0"/>
+              </w:rPr>
+              <w:t xml:space="preserve">Que la solución respete la LESCO y la cultura sorda</w:t>
+            </w:r>
+          </w:p>
+        </w:tc>
+        <w:tc>
+          <w:tcPr>
+            <w:shd w:fill="f2f6fa" w:val="clear"/>
+            <w:tcMar>
+              <w:top w:w="40.0" w:type="dxa"/>
+              <w:left w:w="80.0" w:type="dxa"/>
+              <w:bottom w:w="40.0" w:type="dxa"/>
+              <w:right w:w="80.0" w:type="dxa"/>
+            </w:tcMar>
+          </w:tcPr>
+          <w:p>
+            <w:pPr>
+              <w:spacing w:after="20" w:before="20" w:line="240" w:lineRule="auto"/>
+              <w:jc w:val="left"/>
+              <w:rPr>
+                <w:rFonts w:ascii="Times New Roman" w:cs="Times New Roman" w:eastAsia="Times New Roman" w:hAnsi="Times New Roman"/>
+                <w:sz w:val="24"/>
+                <w:szCs w:val="24"/>
+              </w:rPr>
+            </w:pPr>
+            <w:r>
+              <w:rPr>
+                <w:rFonts w:ascii="Times New Roman" w:cs="Times New Roman" w:eastAsia="Times New Roman" w:hAnsi="Times New Roman"/>
+                <w:sz w:val="24"/>
+                <w:szCs w:val="24"/>
+                <w:rtl w:val="0"/>
+              </w:rPr>
+              <w:t xml:space="preserve">3</w:t>
+            </w:r>
+          </w:p>
+        </w:tc>
+        <w:tc>
+          <w:tcPr>
+            <w:shd w:fill="f2f6fa" w:val="clear"/>
+            <w:tcMar>
+              <w:top w:w="40.0" w:type="dxa"/>
+              <w:left w:w="80.0" w:type="dxa"/>
+              <w:bottom w:w="40.0" w:type="dxa"/>
+              <w:right w:w="80.0" w:type="dxa"/>
+            </w:tcMar>
+          </w:tcPr>
+          <w:p>
+            <w:pPr>
+              <w:spacing w:after="20" w:before="20" w:line="240" w:lineRule="auto"/>
+              <w:jc w:val="left"/>
+              <w:rPr>
+                <w:rFonts w:ascii="Times New Roman" w:cs="Times New Roman" w:eastAsia="Times New Roman" w:hAnsi="Times New Roman"/>
+                <w:sz w:val="24"/>
+                <w:szCs w:val="24"/>
+              </w:rPr>
+            </w:pPr>
+            <w:r>
+              <w:rPr>
+                <w:rFonts w:ascii="Times New Roman" w:cs="Times New Roman" w:eastAsia="Times New Roman" w:hAnsi="Times New Roman"/>
+                <w:sz w:val="24"/>
+                <w:szCs w:val="24"/>
+                <w:rtl w:val="0"/>
+              </w:rPr>
+              <w:t xml:space="preserve">4</w:t>
+            </w:r>
+          </w:p>
+        </w:tc>
+        <w:tc>
+          <w:tcPr>
+            <w:shd w:fill="f2f6fa" w:val="clear"/>
+            <w:tcMar>
+              <w:top w:w="40.0" w:type="dxa"/>
+              <w:left w:w="80.0" w:type="dxa"/>
+              <w:bottom w:w="40.0" w:type="dxa"/>
+              <w:right w:w="80.0" w:type="dxa"/>
+            </w:tcMar>
+          </w:tcPr>
+          <w:p>
+            <w:pPr>
+              <w:spacing w:after="20" w:before="20" w:line="240" w:lineRule="auto"/>
+              <w:jc w:val="left"/>
+              <w:rPr>
+                <w:rFonts w:ascii="Times New Roman" w:cs="Times New Roman" w:eastAsia="Times New Roman" w:hAnsi="Times New Roman"/>
+                <w:sz w:val="24"/>
+                <w:szCs w:val="24"/>
+              </w:rPr>
+            </w:pPr>
+            <w:r>
+              <w:rPr>
+                <w:rFonts w:ascii="Times New Roman" w:cs="Times New Roman" w:eastAsia="Times New Roman" w:hAnsi="Times New Roman"/>
+                <w:sz w:val="24"/>
+                <w:szCs w:val="24"/>
+                <w:rtl w:val="0"/>
+              </w:rPr>
+              <w:t xml:space="preserve">Neutral</w:t>
+            </w:r>
+          </w:p>
+        </w:tc>
+        <w:tc>
+          <w:tcPr>
+            <w:shd w:fill="f2f6fa" w:val="clear"/>
+            <w:tcMar>
+              <w:top w:w="40.0" w:type="dxa"/>
+              <w:left w:w="80.0" w:type="dxa"/>
+              <w:bottom w:w="40.0" w:type="dxa"/>
+              <w:right w:w="80.0" w:type="dxa"/>
+            </w:tcMar>
+          </w:tcPr>
+          <w:p>
+            <w:pPr>
+              <w:spacing w:after="20" w:before="20" w:line="240" w:lineRule="auto"/>
+              <w:jc w:val="left"/>
+              <w:rPr>
+                <w:rFonts w:ascii="Times New Roman" w:cs="Times New Roman" w:eastAsia="Times New Roman" w:hAnsi="Times New Roman"/>
+                <w:sz w:val="24"/>
+                <w:szCs w:val="24"/>
+              </w:rPr>
+            </w:pPr>
+            <w:r>
+              <w:rPr>
+                <w:rFonts w:ascii="Times New Roman" w:cs="Times New Roman" w:eastAsia="Times New Roman" w:hAnsi="Times New Roman"/>
+                <w:sz w:val="24"/>
+                <w:szCs w:val="24"/>
+                <w:rtl w:val="0"/>
+              </w:rPr>
+              <w:t xml:space="preserve">Mantener informadas y consultarlas en las validaciones</w:t>
+            </w:r>
+          </w:p>
+        </w:tc>
+        <w:tc>
+          <w:tcPr>
+            <w:shd w:fill="f2f6fa" w:val="clear"/>
+            <w:tcMar>
+              <w:top w:w="40.0" w:type="dxa"/>
+              <w:left w:w="80.0" w:type="dxa"/>
+              <w:bottom w:w="40.0" w:type="dxa"/>
+              <w:right w:w="80.0" w:type="dxa"/>
+            </w:tcMar>
+          </w:tcPr>
+          <w:p>
+            <w:pPr>
+              <w:spacing w:after="20" w:before="20" w:line="240" w:lineRule="auto"/>
+              <w:jc w:val="left"/>
+              <w:rPr>
+                <w:rFonts w:ascii="Times New Roman" w:cs="Times New Roman" w:eastAsia="Times New Roman" w:hAnsi="Times New Roman"/>
+                <w:sz w:val="24"/>
+                <w:szCs w:val="24"/>
+              </w:rPr>
+            </w:pPr>
+            <w:r>
+              <w:rPr>
+                <w:rFonts w:ascii="Times New Roman" w:cs="Times New Roman" w:eastAsia="Times New Roman" w:hAnsi="Times New Roman"/>
+                <w:sz w:val="24"/>
+                <w:szCs w:val="24"/>
+                <w:rtl w:val="0"/>
+              </w:rPr>
+              <w:t xml:space="preserve">Emily</w:t>
+            </w:r>
+          </w:p>
+        </w:tc>
+      </w:tr>
+      <w:tr>
+        <w:trPr>
+          <w:cantSplit w:val="1"/>
+          <w:tblHeader w:val="0"/>
+        </w:trPr>
+        <w:tc>
+          <w:tcPr>
+            <w:tcMar>
+              <w:top w:w="40.0" w:type="dxa"/>
+              <w:left w:w="80.0" w:type="dxa"/>
+              <w:bottom w:w="40.0" w:type="dxa"/>
+              <w:right w:w="80.0" w:type="dxa"/>
+            </w:tcMar>
+          </w:tcPr>
+          <w:p>
+            <w:pPr>
+              <w:spacing w:after="20" w:before="20" w:line="240" w:lineRule="auto"/>
+              <w:jc w:val="left"/>
+              <w:rPr>
+                <w:rFonts w:ascii="Times New Roman" w:cs="Times New Roman" w:eastAsia="Times New Roman" w:hAnsi="Times New Roman"/>
+                <w:sz w:val="24"/>
+                <w:szCs w:val="24"/>
+              </w:rPr>
+            </w:pPr>
+            <w:r>
+              <w:rPr>
+                <w:rFonts w:ascii="Times New Roman" w:cs="Times New Roman" w:eastAsia="Times New Roman" w:hAnsi="Times New Roman"/>
+                <w:sz w:val="24"/>
+                <w:szCs w:val="24"/>
+                <w:rtl w:val="0"/>
+              </w:rPr>
+              <w:t xml:space="preserve">CONAPDIS</w:t>
+            </w:r>
+          </w:p>
+        </w:tc>
+        <w:tc>
+          <w:tcPr>
+            <w:tcMar>
+              <w:top w:w="40.0" w:type="dxa"/>
+              <w:left w:w="80.0" w:type="dxa"/>
+              <w:bottom w:w="40.0" w:type="dxa"/>
+              <w:right w:w="80.0" w:type="dxa"/>
+            </w:tcMar>
+          </w:tcPr>
+          <w:p>
+            <w:pPr>
+              <w:spacing w:after="20" w:before="20" w:line="240" w:lineRule="auto"/>
+              <w:jc w:val="left"/>
+              <w:rPr>
+                <w:rFonts w:ascii="Times New Roman" w:cs="Times New Roman" w:eastAsia="Times New Roman" w:hAnsi="Times New Roman"/>
+                <w:sz w:val="24"/>
+                <w:szCs w:val="24"/>
+              </w:rPr>
+            </w:pPr>
+            <w:r>
+              <w:rPr>
+                <w:rFonts w:ascii="Times New Roman" w:cs="Times New Roman" w:eastAsia="Times New Roman" w:hAnsi="Times New Roman"/>
+                <w:sz w:val="24"/>
+                <w:szCs w:val="24"/>
+                <w:rtl w:val="0"/>
+              </w:rPr>
+              <w:t xml:space="preserve">Ente rector en discapacidad</w:t>
+            </w:r>
+          </w:p>
+        </w:tc>
+        <w:tc>
+          <w:tcPr>
+            <w:tcMar>
+              <w:top w:w="40.0" w:type="dxa"/>
+              <w:left w:w="80.0" w:type="dxa"/>
+              <w:bottom w:w="40.0" w:type="dxa"/>
+              <w:right w:w="80.0" w:type="dxa"/>
+            </w:tcMar>
+          </w:tcPr>
+          <w:p>
+            <w:pPr>
+              <w:spacing w:after="20" w:before="20" w:line="240" w:lineRule="auto"/>
+              <w:jc w:val="left"/>
+              <w:rPr>
+                <w:rFonts w:ascii="Times New Roman" w:cs="Times New Roman" w:eastAsia="Times New Roman" w:hAnsi="Times New Roman"/>
+                <w:sz w:val="24"/>
+                <w:szCs w:val="24"/>
+              </w:rPr>
+            </w:pPr>
+            <w:r>
+              <w:rPr>
+                <w:rFonts w:ascii="Times New Roman" w:cs="Times New Roman" w:eastAsia="Times New Roman" w:hAnsi="Times New Roman"/>
+                <w:sz w:val="24"/>
+                <w:szCs w:val="24"/>
+                <w:rtl w:val="0"/>
+              </w:rPr>
+              <w:t xml:space="preserve">Cumplimiento de la accesibilidad (Ley 7600)</w:t>
+            </w:r>
+          </w:p>
+        </w:tc>
+        <w:tc>
+          <w:tcPr>
+            <w:tcMar>
+              <w:top w:w="40.0" w:type="dxa"/>
+              <w:left w:w="80.0" w:type="dxa"/>
+              <w:bottom w:w="40.0" w:type="dxa"/>
+              <w:right w:w="80.0" w:type="dxa"/>
+            </w:tcMar>
+          </w:tcPr>
+          <w:p>
+            <w:pPr>
+              <w:spacing w:after="20" w:before="20" w:line="240" w:lineRule="auto"/>
+              <w:jc w:val="left"/>
+              <w:rPr>
+                <w:rFonts w:ascii="Times New Roman" w:cs="Times New Roman" w:eastAsia="Times New Roman" w:hAnsi="Times New Roman"/>
+                <w:sz w:val="24"/>
+                <w:szCs w:val="24"/>
+              </w:rPr>
+            </w:pPr>
+            <w:r>
+              <w:rPr>
+                <w:rFonts w:ascii="Times New Roman" w:cs="Times New Roman" w:eastAsia="Times New Roman" w:hAnsi="Times New Roman"/>
+                <w:sz w:val="24"/>
+                <w:szCs w:val="24"/>
+                <w:rtl w:val="0"/>
+              </w:rPr>
+              <w:t xml:space="preserve">4</w:t>
+            </w:r>
+          </w:p>
+        </w:tc>
+        <w:tc>
+          <w:tcPr>
+            <w:tcMar>
+              <w:top w:w="40.0" w:type="dxa"/>
+              <w:left w:w="80.0" w:type="dxa"/>
+              <w:bottom w:w="40.0" w:type="dxa"/>
+              <w:right w:w="80.0" w:type="dxa"/>
+            </w:tcMar>
+          </w:tcPr>
+          <w:p>
+            <w:pPr>
+              <w:spacing w:after="20" w:before="20" w:line="240" w:lineRule="auto"/>
+              <w:jc w:val="left"/>
+              <w:rPr>
+                <w:rFonts w:ascii="Times New Roman" w:cs="Times New Roman" w:eastAsia="Times New Roman" w:hAnsi="Times New Roman"/>
+                <w:sz w:val="24"/>
+                <w:szCs w:val="24"/>
+              </w:rPr>
+            </w:pPr>
+            <w:r>
+              <w:rPr>
+                <w:rFonts w:ascii="Times New Roman" w:cs="Times New Roman" w:eastAsia="Times New Roman" w:hAnsi="Times New Roman"/>
+                <w:sz w:val="24"/>
+                <w:szCs w:val="24"/>
+                <w:rtl w:val="0"/>
+              </w:rPr>
+              <w:t xml:space="preserve">2</w:t>
+            </w:r>
+          </w:p>
+        </w:tc>
+        <w:tc>
+          <w:tcPr>
+            <w:tcMar>
+              <w:top w:w="40.0" w:type="dxa"/>
+              <w:left w:w="80.0" w:type="dxa"/>
+              <w:bottom w:w="40.0" w:type="dxa"/>
+              <w:right w:w="80.0" w:type="dxa"/>
+            </w:tcMar>
+          </w:tcPr>
+          <w:p>
+            <w:pPr>
+              <w:spacing w:after="20" w:before="20" w:line="240" w:lineRule="auto"/>
+              <w:jc w:val="left"/>
+              <w:rPr>
+                <w:rFonts w:ascii="Times New Roman" w:cs="Times New Roman" w:eastAsia="Times New Roman" w:hAnsi="Times New Roman"/>
+                <w:sz w:val="24"/>
+                <w:szCs w:val="24"/>
+              </w:rPr>
+            </w:pPr>
+            <w:r>
+              <w:rPr>
+                <w:rFonts w:ascii="Times New Roman" w:cs="Times New Roman" w:eastAsia="Times New Roman" w:hAnsi="Times New Roman"/>
+                <w:sz w:val="24"/>
+                <w:szCs w:val="24"/>
+                <w:rtl w:val="0"/>
+              </w:rPr>
+              <w:t xml:space="preserve">Neutral</w:t>
+            </w:r>
+          </w:p>
+        </w:tc>
+        <w:tc>
+          <w:tcPr>
+            <w:tcMar>
+              <w:top w:w="40.0" w:type="dxa"/>
+              <w:left w:w="80.0" w:type="dxa"/>
+              <w:bottom w:w="40.0" w:type="dxa"/>
+              <w:right w:w="80.0" w:type="dxa"/>
+            </w:tcMar>
+          </w:tcPr>
+          <w:p>
+            <w:pPr>
+              <w:spacing w:after="20" w:before="20" w:line="240" w:lineRule="auto"/>
+              <w:jc w:val="left"/>
+              <w:rPr>
+                <w:rFonts w:ascii="Times New Roman" w:cs="Times New Roman" w:eastAsia="Times New Roman" w:hAnsi="Times New Roman"/>
+                <w:sz w:val="24"/>
+                <w:szCs w:val="24"/>
+              </w:rPr>
+            </w:pPr>
+            <w:r>
+              <w:rPr>
+                <w:rFonts w:ascii="Times New Roman" w:cs="Times New Roman" w:eastAsia="Times New Roman" w:hAnsi="Times New Roman"/>
+                <w:sz w:val="24"/>
+                <w:szCs w:val="24"/>
+                <w:rtl w:val="0"/>
+              </w:rPr>
+              <w:t xml:space="preserve">Mantener satisfecho: alinear la plataforma con la normativa de accesibilidad</w:t>
+            </w:r>
+          </w:p>
+        </w:tc>
+        <w:tc>
+          <w:tcPr>
+            <w:tcMar>
+              <w:top w:w="40.0" w:type="dxa"/>
+              <w:left w:w="80.0" w:type="dxa"/>
+              <w:bottom w:w="40.0" w:type="dxa"/>
+              <w:right w:w="80.0" w:type="dxa"/>
+            </w:tcMar>
+          </w:tcPr>
+          <w:p>
+            <w:pPr>
+              <w:spacing w:after="20" w:before="20" w:line="240" w:lineRule="auto"/>
+              <w:jc w:val="left"/>
+              <w:rPr>
+                <w:rFonts w:ascii="Times New Roman" w:cs="Times New Roman" w:eastAsia="Times New Roman" w:hAnsi="Times New Roman"/>
+                <w:sz w:val="24"/>
+                <w:szCs w:val="24"/>
+              </w:rPr>
+            </w:pPr>
+            <w:r>
+              <w:rPr>
+                <w:rFonts w:ascii="Times New Roman" w:cs="Times New Roman" w:eastAsia="Times New Roman" w:hAnsi="Times New Roman"/>
+                <w:sz w:val="24"/>
+                <w:szCs w:val="24"/>
+                <w:rtl w:val="0"/>
+              </w:rPr>
+              <w:t xml:space="preserve">Dylan</w:t>
+            </w:r>
+          </w:p>
+        </w:tc>
+      </w:tr>
+      <w:tr>
+        <w:trPr>
+          <w:cantSplit w:val="1"/>
+          <w:tblHeader w:val="0"/>
+        </w:trPr>
+        <w:tc>
+          <w:tcPr>
+            <w:shd w:fill="f2f6fa" w:val="clear"/>
+            <w:tcMar>
+              <w:top w:w="40.0" w:type="dxa"/>
+              <w:left w:w="80.0" w:type="dxa"/>
+              <w:bottom w:w="40.0" w:type="dxa"/>
+              <w:right w:w="80.0" w:type="dxa"/>
+            </w:tcMar>
+          </w:tcPr>
+          <w:p>
+            <w:pPr>
+              <w:spacing w:after="20" w:before="20" w:line="240" w:lineRule="auto"/>
+              <w:jc w:val="left"/>
+              <w:rPr>
+                <w:rFonts w:ascii="Times New Roman" w:cs="Times New Roman" w:eastAsia="Times New Roman" w:hAnsi="Times New Roman"/>
+                <w:sz w:val="24"/>
+                <w:szCs w:val="24"/>
+              </w:rPr>
+            </w:pPr>
+            <w:r>
+              <w:rPr>
+                <w:rFonts w:ascii="Times New Roman" w:cs="Times New Roman" w:eastAsia="Times New Roman" w:hAnsi="Times New Roman"/>
+                <w:sz w:val="24"/>
+                <w:szCs w:val="24"/>
+                <w:rtl w:val="0"/>
+              </w:rPr>
+              <w:t xml:space="preserve">PRODHAB</w:t>
+            </w:r>
+          </w:p>
+        </w:tc>
+        <w:tc>
+          <w:tcPr>
+            <w:shd w:fill="f2f6fa" w:val="clear"/>
+            <w:tcMar>
+              <w:top w:w="40.0" w:type="dxa"/>
+              <w:left w:w="80.0" w:type="dxa"/>
+              <w:bottom w:w="40.0" w:type="dxa"/>
+              <w:right w:w="80.0" w:type="dxa"/>
+            </w:tcMar>
+          </w:tcPr>
+          <w:p>
+            <w:pPr>
+              <w:spacing w:after="20" w:before="20" w:line="240" w:lineRule="auto"/>
+              <w:jc w:val="left"/>
+              <w:rPr>
+                <w:rFonts w:ascii="Times New Roman" w:cs="Times New Roman" w:eastAsia="Times New Roman" w:hAnsi="Times New Roman"/>
+                <w:sz w:val="24"/>
+                <w:szCs w:val="24"/>
+              </w:rPr>
+            </w:pPr>
+            <w:r>
+              <w:rPr>
+                <w:rFonts w:ascii="Times New Roman" w:cs="Times New Roman" w:eastAsia="Times New Roman" w:hAnsi="Times New Roman"/>
+                <w:sz w:val="24"/>
+                <w:szCs w:val="24"/>
+                <w:rtl w:val="0"/>
+              </w:rPr>
+              <w:t xml:space="preserve">Regulador de datos personales</w:t>
+            </w:r>
+          </w:p>
+        </w:tc>
+        <w:tc>
+          <w:tcPr>
+            <w:shd w:fill="f2f6fa" w:val="clear"/>
+            <w:tcMar>
+              <w:top w:w="40.0" w:type="dxa"/>
+              <w:left w:w="80.0" w:type="dxa"/>
+              <w:bottom w:w="40.0" w:type="dxa"/>
+              <w:right w:w="80.0" w:type="dxa"/>
+            </w:tcMar>
+          </w:tcPr>
+          <w:p>
+            <w:pPr>
+              <w:spacing w:after="20" w:before="20" w:line="240" w:lineRule="auto"/>
+              <w:jc w:val="left"/>
+              <w:rPr>
+                <w:rFonts w:ascii="Times New Roman" w:cs="Times New Roman" w:eastAsia="Times New Roman" w:hAnsi="Times New Roman"/>
+                <w:sz w:val="24"/>
+                <w:szCs w:val="24"/>
+              </w:rPr>
+            </w:pPr>
+            <w:r>
+              <w:rPr>
+                <w:rFonts w:ascii="Times New Roman" w:cs="Times New Roman" w:eastAsia="Times New Roman" w:hAnsi="Times New Roman"/>
+                <w:sz w:val="24"/>
+                <w:szCs w:val="24"/>
+                <w:rtl w:val="0"/>
+              </w:rPr>
+              <w:t xml:space="preserve">Tratamiento legal de datos personales y sensibles</w:t>
+            </w:r>
+          </w:p>
+        </w:tc>
+        <w:tc>
+          <w:tcPr>
+            <w:shd w:fill="f2f6fa" w:val="clear"/>
+            <w:tcMar>
+              <w:top w:w="40.0" w:type="dxa"/>
+              <w:left w:w="80.0" w:type="dxa"/>
+              <w:bottom w:w="40.0" w:type="dxa"/>
+              <w:right w:w="80.0" w:type="dxa"/>
+            </w:tcMar>
+          </w:tcPr>
+          <w:p>
+            <w:pPr>
+              <w:spacing w:after="20" w:before="20" w:line="240" w:lineRule="auto"/>
+              <w:jc w:val="left"/>
+              <w:rPr>
+                <w:rFonts w:ascii="Times New Roman" w:cs="Times New Roman" w:eastAsia="Times New Roman" w:hAnsi="Times New Roman"/>
+                <w:sz w:val="24"/>
+                <w:szCs w:val="24"/>
+              </w:rPr>
+            </w:pPr>
+            <w:r>
+              <w:rPr>
+                <w:rFonts w:ascii="Times New Roman" w:cs="Times New Roman" w:eastAsia="Times New Roman" w:hAnsi="Times New Roman"/>
+                <w:sz w:val="24"/>
+                <w:szCs w:val="24"/>
+                <w:rtl w:val="0"/>
+              </w:rPr>
+              <w:t xml:space="preserve">5</w:t>
+            </w:r>
+          </w:p>
+        </w:tc>
+        <w:tc>
+          <w:tcPr>
+            <w:shd w:fill="f2f6fa" w:val="clear"/>
+            <w:tcMar>
+              <w:top w:w="40.0" w:type="dxa"/>
+              <w:left w:w="80.0" w:type="dxa"/>
+              <w:bottom w:w="40.0" w:type="dxa"/>
+              <w:right w:w="80.0" w:type="dxa"/>
+            </w:tcMar>
+          </w:tcPr>
+          <w:p>
+            <w:pPr>
+              <w:spacing w:after="20" w:before="20" w:line="240" w:lineRule="auto"/>
+              <w:jc w:val="left"/>
+              <w:rPr>
+                <w:rFonts w:ascii="Times New Roman" w:cs="Times New Roman" w:eastAsia="Times New Roman" w:hAnsi="Times New Roman"/>
+                <w:sz w:val="24"/>
+                <w:szCs w:val="24"/>
+              </w:rPr>
+            </w:pPr>
+            <w:r>
+              <w:rPr>
+                <w:rFonts w:ascii="Times New Roman" w:cs="Times New Roman" w:eastAsia="Times New Roman" w:hAnsi="Times New Roman"/>
+                <w:sz w:val="24"/>
+                <w:szCs w:val="24"/>
+                <w:rtl w:val="0"/>
+              </w:rPr>
+              <w:t xml:space="preserve">1</w:t>
+            </w:r>
+          </w:p>
+        </w:tc>
+        <w:tc>
+          <w:tcPr>
+            <w:shd w:fill="f2f6fa" w:val="clear"/>
+            <w:tcMar>
+              <w:top w:w="40.0" w:type="dxa"/>
+              <w:left w:w="80.0" w:type="dxa"/>
+              <w:bottom w:w="40.0" w:type="dxa"/>
+              <w:right w:w="80.0" w:type="dxa"/>
+            </w:tcMar>
+          </w:tcPr>
+          <w:p>
+            <w:pPr>
+              <w:spacing w:after="20" w:before="20" w:line="240" w:lineRule="auto"/>
+              <w:jc w:val="left"/>
+              <w:rPr>
+                <w:rFonts w:ascii="Times New Roman" w:cs="Times New Roman" w:eastAsia="Times New Roman" w:hAnsi="Times New Roman"/>
+                <w:sz w:val="24"/>
+                <w:szCs w:val="24"/>
+              </w:rPr>
+            </w:pPr>
+            <w:r>
+              <w:rPr>
+                <w:rFonts w:ascii="Times New Roman" w:cs="Times New Roman" w:eastAsia="Times New Roman" w:hAnsi="Times New Roman"/>
+                <w:sz w:val="24"/>
+                <w:szCs w:val="24"/>
+                <w:rtl w:val="0"/>
+              </w:rPr>
+              <w:t xml:space="preserve">Neutral</w:t>
+            </w:r>
+          </w:p>
+        </w:tc>
+        <w:tc>
+          <w:tcPr>
+            <w:shd w:fill="f2f6fa" w:val="clear"/>
+            <w:tcMar>
+              <w:top w:w="40.0" w:type="dxa"/>
+              <w:left w:w="80.0" w:type="dxa"/>
+              <w:bottom w:w="40.0" w:type="dxa"/>
+              <w:right w:w="80.0" w:type="dxa"/>
+            </w:tcMar>
+          </w:tcPr>
+          <w:p>
+            <w:pPr>
+              <w:spacing w:after="20" w:before="20" w:line="240" w:lineRule="auto"/>
+              <w:jc w:val="left"/>
+              <w:rPr>
+                <w:rFonts w:ascii="Times New Roman" w:cs="Times New Roman" w:eastAsia="Times New Roman" w:hAnsi="Times New Roman"/>
+                <w:sz w:val="24"/>
+                <w:szCs w:val="24"/>
+              </w:rPr>
+            </w:pPr>
+            <w:r>
+              <w:rPr>
+                <w:rFonts w:ascii="Times New Roman" w:cs="Times New Roman" w:eastAsia="Times New Roman" w:hAnsi="Times New Roman"/>
+                <w:sz w:val="24"/>
+                <w:szCs w:val="24"/>
+                <w:rtl w:val="0"/>
+              </w:rPr>
+              <w:t xml:space="preserve">Mantener satisfecho: cumplir la Ley 8968 (consentimiento, seguridad)</w:t>
+            </w:r>
+          </w:p>
+        </w:tc>
+        <w:tc>
+          <w:tcPr>
+            <w:shd w:fill="f2f6fa" w:val="clear"/>
+            <w:tcMar>
+              <w:top w:w="40.0" w:type="dxa"/>
+              <w:left w:w="80.0" w:type="dxa"/>
+              <w:bottom w:w="40.0" w:type="dxa"/>
+              <w:right w:w="80.0" w:type="dxa"/>
+            </w:tcMar>
+          </w:tcPr>
+          <w:p>
+            <w:pPr>
+              <w:spacing w:after="20" w:before="20" w:line="240" w:lineRule="auto"/>
+              <w:jc w:val="left"/>
+              <w:rPr>
+                <w:rFonts w:ascii="Times New Roman" w:cs="Times New Roman" w:eastAsia="Times New Roman" w:hAnsi="Times New Roman"/>
+                <w:sz w:val="24"/>
+                <w:szCs w:val="24"/>
+              </w:rPr>
+            </w:pPr>
+            <w:r>
+              <w:rPr>
+                <w:rFonts w:ascii="Times New Roman" w:cs="Times New Roman" w:eastAsia="Times New Roman" w:hAnsi="Times New Roman"/>
+                <w:sz w:val="24"/>
+                <w:szCs w:val="24"/>
+                <w:rtl w:val="0"/>
+              </w:rPr>
+              <w:t xml:space="preserve">Dylan</w:t>
+            </w:r>
+          </w:p>
+        </w:tc>
+      </w:tr>
+    </w:tbl>
+    <w:p>
+      <w:pPr>
+        <w:spacing w:after="60" w:before="0" w:line="276" w:lineRule="auto"/>
+        <w:jc w:val="both"/>
+        <w:rPr/>
+      </w:pPr>
+      <w:r>
+        <w:rPr>
+          <w:rtl w:val="0"/>
+        </w:rPr>
+      </w:r>
+    </w:p>
+    <w:p>
+      <w:pPr>
+        <w:spacing w:after="120" w:before="60" w:line="276" w:lineRule="auto"/>
+        <w:jc w:val="both"/>
+        <w:rPr/>
+      </w:pPr>
+      <w:r>
+        <w:rPr>
+          <w:rFonts w:ascii="Times New Roman" w:cs="Times New Roman" w:eastAsia="Times New Roman" w:hAnsi="Times New Roman"/>
+          <w:b w:val="1"/>
+          <w:bCs w:val="1"/>
+          <w:sz w:val="22"/>
+          <w:szCs w:val="22"/>
+          <w:rtl w:val="0"/>
+        </w:rPr>
+        <w:t xml:space="preserve">Casos discutibles.</w:t>
+      </w:r>
+      <w:r>
+        <w:rPr>
+          <w:rFonts w:ascii="Times New Roman" w:cs="Times New Roman" w:eastAsia="Times New Roman" w:hAnsi="Times New Roman"/>
+          <w:sz w:val="22"/>
+          <w:szCs w:val="22"/>
+          <w:rtl w:val="0"/>
+        </w:rPr>
+        <w:t xml:space="preserve"> A las personas sordas se les asignó poder 4, aunque no aprueban formalmente el proyecto, porque si no adoptan la plataforma el producto fracasa. A la PRODHAB se le asignó poder 5 e interés 1: hoy no conoce el proyecto, pero podría sancionar un mal manejo de datos.</w:t>
+      </w:r>
+      <w:r>
+        <w:rPr>
+          <w:rtl w:val="0"/>
+        </w:rPr>
+      </w:r>
+    </w:p>
+    <w:p>
+      <w:pPr>
+        <w:keepNext w:val="1"/>
+        <w:spacing w:after="100" w:before="240" w:line="276" w:lineRule="auto"/>
+        <w:jc w:val="left"/>
+        <w:rPr>
+          <w:sz w:val="24"/>
+          <w:szCs w:val="24"/>
+        </w:rPr>
+      </w:pPr>
+      <w:r>
+        <w:rPr>
+          <w:rFonts w:ascii="Times New Roman" w:cs="Times New Roman" w:eastAsia="Times New Roman" w:hAnsi="Times New Roman"/>
+          <w:b w:val="1"/>
+          <w:bCs w:val="1"/>
+          <w:i w:val="1"/>
+          <w:iCs w:val="1"/>
+          <w:sz w:val="28"/>
+          <w:szCs w:val="28"/>
+          <w:rtl w:val="0"/>
+        </w:rPr>
+        <w:t xml:space="preserve">3.2 Mapa Poder-Interés</w:t>
+      </w:r>
+      <w:r>
+        <w:rPr>
+          <w:rtl w:val="0"/>
+        </w:rPr>
+      </w:r>
+    </w:p>
+    <w:tbl>
+      <w:tblPr>
+        <w:tblStyle w:val="Table5"/>
+        <w:tblW w:w="9029.0" w:type="dxa"/>
+        <w:jc w:val="left"/>
+        <w:tblBorders>
+          <w:top w:color="8ea9c1" w:space="0" w:sz="4" w:val="single"/>
+          <w:left w:color="8ea9c1" w:space="0" w:sz="4" w:val="single"/>
+          <w:bottom w:color="8ea9c1" w:space="0" w:sz="4" w:val="single"/>
+          <w:right w:color="8ea9c1" w:space="0" w:sz="4" w:val="single"/>
+          <w:insideH w:color="8ea9c1" w:space="0" w:sz="4" w:val="single"/>
+          <w:insideV w:color="8ea9c1" w:space="0" w:sz="4" w:val="single"/>
+        </w:tblBorders>
+        <w:tblLayout w:type="fixed"/>
+        <w:tblLook w:val="0400"/>
+      </w:tblPr>
+      <w:tblGrid>
+        <w:gridCol w:w="4514"/>
+        <w:gridCol w:w="4515"/>
+        <w:tblGridChange w:id="0">
+          <w:tblGrid>
+            <w:gridCol w:w="4514"/>
+            <w:gridCol w:w="4515"/>
+          </w:tblGrid>
+        </w:tblGridChange>
+      </w:tblGrid>
+      <w:tr>
+        <w:trPr>
+          <w:cantSplit w:val="1"/>
+          <w:tblHeader w:val="0"/>
+        </w:trPr>
+        <w:tc>
+          <w:tcPr>
+            <w:shd w:fill="fbe5d6" w:val="clear"/>
+            <w:tcMar>
+              <w:top w:w="40.0" w:type="dxa"/>
+              <w:left w:w="80.0" w:type="dxa"/>
+              <w:bottom w:w="40.0" w:type="dxa"/>
+              <w:right w:w="80.0" w:type="dxa"/>
+            </w:tcMar>
+          </w:tcPr>
+          <w:p>
+            <w:pPr>
+              <w:keepNext w:val="1"/>
+              <w:spacing w:after="20" w:before="20" w:line="240" w:lineRule="auto"/>
+              <w:jc w:val="left"/>
+              <w:rPr>
+                <w:rFonts w:ascii="Times New Roman" w:cs="Times New Roman" w:eastAsia="Times New Roman" w:hAnsi="Times New Roman"/>
+                <w:sz w:val="24"/>
+                <w:szCs w:val="24"/>
+              </w:rPr>
+            </w:pPr>
+            <w:r>
+              <w:rPr>
+                <w:rFonts w:ascii="Times New Roman" w:cs="Times New Roman" w:eastAsia="Times New Roman" w:hAnsi="Times New Roman"/>
+                <w:b w:val="1"/>
+                <w:bCs w:val="1"/>
+                <w:sz w:val="24"/>
+                <w:szCs w:val="24"/>
+                <w:rtl w:val="0"/>
+              </w:rPr>
+              <w:t xml:space="preserve">Mantener satisfecho</w:t>
+            </w:r>
+            <w:r>
+              <w:rPr>
+                <w:rFonts w:ascii="Times New Roman" w:cs="Times New Roman" w:eastAsia="Times New Roman" w:hAnsi="Times New Roman"/>
+                <w:sz w:val="24"/>
+                <w:szCs w:val="24"/>
+                <w:rtl w:val="0"/>
+              </w:rPr>
+              <w:t xml:space="preserve"> (poder alto · interés bajo)</w:t>
+            </w:r>
+          </w:p>
+          <w:p>
+            <w:pPr>
+              <w:keepNext w:val="1"/>
+              <w:spacing w:after="20" w:before="20" w:line="240" w:lineRule="auto"/>
+              <w:jc w:val="left"/>
+              <w:rPr>
+                <w:rFonts w:ascii="Times New Roman" w:cs="Times New Roman" w:eastAsia="Times New Roman" w:hAnsi="Times New Roman"/>
+                <w:sz w:val="24"/>
+                <w:szCs w:val="24"/>
+              </w:rPr>
+            </w:pPr>
+            <w:r>
+              <w:rPr>
+                <w:rFonts w:ascii="Times New Roman" w:cs="Times New Roman" w:eastAsia="Times New Roman" w:hAnsi="Times New Roman"/>
+                <w:sz w:val="24"/>
+                <w:szCs w:val="24"/>
+                <w:rtl w:val="0"/>
+              </w:rPr>
+              <w:t xml:space="preserve">CONAPDIS</w:t>
+            </w:r>
+          </w:p>
+          <w:p>
+            <w:pPr>
+              <w:keepNext w:val="1"/>
+              <w:spacing w:after="20" w:before="20" w:line="240" w:lineRule="auto"/>
+              <w:jc w:val="left"/>
+              <w:rPr>
+                <w:rFonts w:ascii="Times New Roman" w:cs="Times New Roman" w:eastAsia="Times New Roman" w:hAnsi="Times New Roman"/>
+                <w:sz w:val="24"/>
+                <w:szCs w:val="24"/>
+              </w:rPr>
+            </w:pPr>
+            <w:r>
+              <w:rPr>
+                <w:rFonts w:ascii="Times New Roman" w:cs="Times New Roman" w:eastAsia="Times New Roman" w:hAnsi="Times New Roman"/>
+                <w:sz w:val="24"/>
+                <w:szCs w:val="24"/>
+                <w:rtl w:val="0"/>
+              </w:rPr>
+              <w:t xml:space="preserve">PRODHAB</w:t>
+            </w:r>
+          </w:p>
+        </w:tc>
+        <w:tc>
+          <w:tcPr>
+            <w:shd w:fill="fbe5d6" w:val="clear"/>
+            <w:tcMar>
+              <w:top w:w="40.0" w:type="dxa"/>
+              <w:left w:w="80.0" w:type="dxa"/>
+              <w:bottom w:w="40.0" w:type="dxa"/>
+              <w:right w:w="80.0" w:type="dxa"/>
+            </w:tcMar>
+          </w:tcPr>
+          <w:p>
+            <w:pPr>
+              <w:keepNext w:val="1"/>
+              <w:spacing w:after="20" w:before="20" w:line="240" w:lineRule="auto"/>
+              <w:jc w:val="left"/>
+              <w:rPr>
+                <w:rFonts w:ascii="Times New Roman" w:cs="Times New Roman" w:eastAsia="Times New Roman" w:hAnsi="Times New Roman"/>
+                <w:sz w:val="24"/>
+                <w:szCs w:val="24"/>
+              </w:rPr>
+            </w:pPr>
+            <w:r>
+              <w:rPr>
+                <w:rFonts w:ascii="Times New Roman" w:cs="Times New Roman" w:eastAsia="Times New Roman" w:hAnsi="Times New Roman"/>
+                <w:b w:val="1"/>
+                <w:bCs w:val="1"/>
+                <w:sz w:val="24"/>
+                <w:szCs w:val="24"/>
+                <w:rtl w:val="0"/>
+              </w:rPr>
+              <w:t xml:space="preserve">Gestionar de cerca</w:t>
+            </w:r>
+            <w:r>
+              <w:rPr>
+                <w:rFonts w:ascii="Times New Roman" w:cs="Times New Roman" w:eastAsia="Times New Roman" w:hAnsi="Times New Roman"/>
+                <w:sz w:val="24"/>
+                <w:szCs w:val="24"/>
+                <w:rtl w:val="0"/>
+              </w:rPr>
+              <w:t xml:space="preserve"> (poder alto · interés alto)</w:t>
+            </w:r>
+          </w:p>
+          <w:p>
+            <w:pPr>
+              <w:keepNext w:val="1"/>
+              <w:spacing w:after="20" w:before="20" w:line="240" w:lineRule="auto"/>
+              <w:jc w:val="left"/>
+              <w:rPr>
+                <w:rFonts w:ascii="Times New Roman" w:cs="Times New Roman" w:eastAsia="Times New Roman" w:hAnsi="Times New Roman"/>
+                <w:sz w:val="24"/>
+                <w:szCs w:val="24"/>
+              </w:rPr>
+            </w:pPr>
+            <w:r>
+              <w:rPr>
+                <w:rFonts w:ascii="Times New Roman" w:cs="Times New Roman" w:eastAsia="Times New Roman" w:hAnsi="Times New Roman"/>
+                <w:sz w:val="24"/>
+                <w:szCs w:val="24"/>
+                <w:rtl w:val="0"/>
+              </w:rPr>
+              <w:t xml:space="preserve">Personas sordas usuarias</w:t>
+            </w:r>
+          </w:p>
+          <w:p>
+            <w:pPr>
+              <w:keepNext w:val="1"/>
+              <w:spacing w:after="20" w:before="20" w:line="240" w:lineRule="auto"/>
+              <w:jc w:val="left"/>
+              <w:rPr>
+                <w:rFonts w:ascii="Times New Roman" w:cs="Times New Roman" w:eastAsia="Times New Roman" w:hAnsi="Times New Roman"/>
+                <w:sz w:val="24"/>
+                <w:szCs w:val="24"/>
+              </w:rPr>
+            </w:pPr>
+            <w:r>
+              <w:rPr>
+                <w:rFonts w:ascii="Times New Roman" w:cs="Times New Roman" w:eastAsia="Times New Roman" w:hAnsi="Times New Roman"/>
+                <w:sz w:val="24"/>
+                <w:szCs w:val="24"/>
+                <w:rtl w:val="0"/>
+              </w:rPr>
+              <w:t xml:space="preserve">Intérpretes de LESCO</w:t>
+            </w:r>
+          </w:p>
+          <w:p>
+            <w:pPr>
+              <w:keepNext w:val="1"/>
+              <w:spacing w:after="20" w:before="20" w:line="240" w:lineRule="auto"/>
+              <w:jc w:val="left"/>
+              <w:rPr>
+                <w:rFonts w:ascii="Times New Roman" w:cs="Times New Roman" w:eastAsia="Times New Roman" w:hAnsi="Times New Roman"/>
+                <w:sz w:val="24"/>
+                <w:szCs w:val="24"/>
+              </w:rPr>
+            </w:pPr>
+            <w:r>
+              <w:rPr>
+                <w:rFonts w:ascii="Times New Roman" w:cs="Times New Roman" w:eastAsia="Times New Roman" w:hAnsi="Times New Roman"/>
+                <w:sz w:val="24"/>
+                <w:szCs w:val="24"/>
+                <w:rtl w:val="0"/>
+              </w:rPr>
+              <w:t xml:space="preserve">Docente del curso</w:t>
+            </w:r>
+          </w:p>
+          <w:p>
+            <w:pPr>
+              <w:keepNext w:val="1"/>
+              <w:spacing w:after="20" w:before="20" w:line="240" w:lineRule="auto"/>
+              <w:jc w:val="left"/>
+              <w:rPr>
+                <w:rFonts w:ascii="Times New Roman" w:cs="Times New Roman" w:eastAsia="Times New Roman" w:hAnsi="Times New Roman"/>
+                <w:sz w:val="24"/>
+                <w:szCs w:val="24"/>
+              </w:rPr>
+            </w:pPr>
+            <w:r>
+              <w:rPr>
+                <w:rFonts w:ascii="Times New Roman" w:cs="Times New Roman" w:eastAsia="Times New Roman" w:hAnsi="Times New Roman"/>
+                <w:sz w:val="24"/>
+                <w:szCs w:val="24"/>
+                <w:rtl w:val="0"/>
+              </w:rPr>
+              <w:t xml:space="preserve">Equipo de desarrollo</w:t>
+            </w:r>
+          </w:p>
+        </w:tc>
+      </w:tr>
+      <w:tr>
+        <w:trPr>
+          <w:cantSplit w:val="1"/>
+          <w:tblHeader w:val="0"/>
+        </w:trPr>
+        <w:tc>
+          <w:tcPr>
+            <w:shd w:fill="e2efda" w:val="clear"/>
+            <w:tcMar>
+              <w:top w:w="40.0" w:type="dxa"/>
+              <w:left w:w="80.0" w:type="dxa"/>
+              <w:bottom w:w="40.0" w:type="dxa"/>
+              <w:right w:w="80.0" w:type="dxa"/>
+            </w:tcMar>
+          </w:tcPr>
+          <w:p>
+            <w:pPr>
+              <w:spacing w:after="20" w:before="20" w:line="240" w:lineRule="auto"/>
+              <w:jc w:val="left"/>
+              <w:rPr>
+                <w:rFonts w:ascii="Times New Roman" w:cs="Times New Roman" w:eastAsia="Times New Roman" w:hAnsi="Times New Roman"/>
+                <w:sz w:val="24"/>
+                <w:szCs w:val="24"/>
+              </w:rPr>
+            </w:pPr>
+            <w:r>
+              <w:rPr>
+                <w:rFonts w:ascii="Times New Roman" w:cs="Times New Roman" w:eastAsia="Times New Roman" w:hAnsi="Times New Roman"/>
+                <w:b w:val="1"/>
+                <w:bCs w:val="1"/>
+                <w:sz w:val="24"/>
+                <w:szCs w:val="24"/>
+                <w:rtl w:val="0"/>
+              </w:rPr>
+              <w:t xml:space="preserve">Monitorear</w:t>
+            </w:r>
+            <w:r>
+              <w:rPr>
+                <w:rFonts w:ascii="Times New Roman" w:cs="Times New Roman" w:eastAsia="Times New Roman" w:hAnsi="Times New Roman"/>
+                <w:sz w:val="24"/>
+                <w:szCs w:val="24"/>
+                <w:rtl w:val="0"/>
+              </w:rPr>
+              <w:t xml:space="preserve"> (poder bajo · interés bajo)</w:t>
+            </w:r>
+          </w:p>
+          <w:p>
+            <w:pPr>
+              <w:spacing w:after="20" w:before="20" w:line="240" w:lineRule="auto"/>
+              <w:jc w:val="left"/>
+              <w:rPr>
+                <w:rFonts w:ascii="Times New Roman" w:cs="Times New Roman" w:eastAsia="Times New Roman" w:hAnsi="Times New Roman"/>
+                <w:sz w:val="24"/>
+                <w:szCs w:val="24"/>
+              </w:rPr>
+            </w:pPr>
+            <w:r>
+              <w:rPr>
+                <w:rFonts w:ascii="Times New Roman" w:cs="Times New Roman" w:eastAsia="Times New Roman" w:hAnsi="Times New Roman"/>
+                <w:sz w:val="24"/>
+                <w:szCs w:val="24"/>
+                <w:rtl w:val="0"/>
+              </w:rPr>
+              <w:t xml:space="preserve">—</w:t>
+            </w:r>
+          </w:p>
+        </w:tc>
+        <w:tc>
+          <w:tcPr>
+            <w:shd w:fill="e2efda" w:val="clear"/>
+            <w:tcMar>
+              <w:top w:w="40.0" w:type="dxa"/>
+              <w:left w:w="80.0" w:type="dxa"/>
+              <w:bottom w:w="40.0" w:type="dxa"/>
+              <w:right w:w="80.0" w:type="dxa"/>
+            </w:tcMar>
+          </w:tcPr>
+          <w:p>
+            <w:pPr>
+              <w:spacing w:after="20" w:before="20" w:line="240" w:lineRule="auto"/>
+              <w:jc w:val="left"/>
+              <w:rPr>
+                <w:rFonts w:ascii="Times New Roman" w:cs="Times New Roman" w:eastAsia="Times New Roman" w:hAnsi="Times New Roman"/>
+                <w:sz w:val="24"/>
+                <w:szCs w:val="24"/>
+              </w:rPr>
+            </w:pPr>
+            <w:r>
+              <w:rPr>
+                <w:rFonts w:ascii="Times New Roman" w:cs="Times New Roman" w:eastAsia="Times New Roman" w:hAnsi="Times New Roman"/>
+                <w:b w:val="1"/>
+                <w:bCs w:val="1"/>
+                <w:sz w:val="24"/>
+                <w:szCs w:val="24"/>
+                <w:rtl w:val="0"/>
+              </w:rPr>
+              <w:t xml:space="preserve">Mantener informado</w:t>
+            </w:r>
+            <w:r>
+              <w:rPr>
+                <w:rFonts w:ascii="Times New Roman" w:cs="Times New Roman" w:eastAsia="Times New Roman" w:hAnsi="Times New Roman"/>
+                <w:sz w:val="24"/>
+                <w:szCs w:val="24"/>
+                <w:rtl w:val="0"/>
+              </w:rPr>
+              <w:t xml:space="preserve"> (poder bajo · interés alto)</w:t>
+            </w:r>
+          </w:p>
+          <w:p>
+            <w:pPr>
+              <w:spacing w:after="20" w:before="20" w:line="240" w:lineRule="auto"/>
+              <w:jc w:val="left"/>
+              <w:rPr>
+                <w:rFonts w:ascii="Times New Roman" w:cs="Times New Roman" w:eastAsia="Times New Roman" w:hAnsi="Times New Roman"/>
+                <w:sz w:val="24"/>
+                <w:szCs w:val="24"/>
+              </w:rPr>
+            </w:pPr>
+            <w:r>
+              <w:rPr>
+                <w:rFonts w:ascii="Times New Roman" w:cs="Times New Roman" w:eastAsia="Times New Roman" w:hAnsi="Times New Roman"/>
+                <w:sz w:val="24"/>
+                <w:szCs w:val="24"/>
+                <w:rtl w:val="0"/>
+              </w:rPr>
+              <w:t xml:space="preserve">Funcionarios de instituciones y comercios</w:t>
+            </w:r>
+          </w:p>
+          <w:p>
+            <w:pPr>
+              <w:spacing w:after="20" w:before="20" w:line="240" w:lineRule="auto"/>
+              <w:jc w:val="left"/>
+              <w:rPr>
+                <w:rFonts w:ascii="Times New Roman" w:cs="Times New Roman" w:eastAsia="Times New Roman" w:hAnsi="Times New Roman"/>
+                <w:sz w:val="24"/>
+                <w:szCs w:val="24"/>
+              </w:rPr>
+            </w:pPr>
+            <w:r>
+              <w:rPr>
+                <w:rFonts w:ascii="Times New Roman" w:cs="Times New Roman" w:eastAsia="Times New Roman" w:hAnsi="Times New Roman"/>
+                <w:sz w:val="24"/>
+                <w:szCs w:val="24"/>
+                <w:rtl w:val="0"/>
+              </w:rPr>
+              <w:t xml:space="preserve">Asociaciones de personas sordas</w:t>
+            </w:r>
+          </w:p>
+        </w:tc>
+      </w:tr>
+    </w:tbl>
+    <w:p>
+      <w:pPr>
+        <w:spacing w:after="60" w:before="0" w:line="276" w:lineRule="auto"/>
+        <w:jc w:val="both"/>
+        <w:rPr/>
+      </w:pPr>
+      <w:r>
+        <w:rPr>
+          <w:rtl w:val="0"/>
+        </w:rPr>
+      </w:r>
+    </w:p>
+    <w:p>
+      <w:pPr>
+        <w:spacing w:after="120" w:before="0" w:line="276" w:lineRule="auto"/>
+        <w:jc w:val="center"/>
+        <w:rPr/>
+      </w:pPr>
+      <w:r>
+        <w:rPr>
+          <w:rFonts w:ascii="Cardo" w:cs="Cardo" w:eastAsia="Cardo" w:hAnsi="Cardo"/>
+          <w:i w:val="1"/>
+          <w:iCs w:val="1"/>
+          <w:sz w:val="20"/>
+          <w:szCs w:val="20"/>
+          <w:rtl w:val="0"/>
+        </w:rPr>
+        <w:t xml:space="preserve">↑ Poder (eje vertical) · Interés → (eje horizontal). La posición de cada interesado es una hipótesis de trabajo y se revisará en cada Sprint Review.</w:t>
+      </w:r>
+      <w:r>
+        <w:rPr>
+          <w:rtl w:val="0"/>
+        </w:rPr>
+      </w:r>
+    </w:p>
+    <w:p>
+      <w:pPr>
+        <w:keepNext w:val="1"/>
+        <w:spacing w:after="100" w:before="240" w:line="276" w:lineRule="auto"/>
+        <w:jc w:val="left"/>
+        <w:rPr>
+          <w:sz w:val="24"/>
+          <w:szCs w:val="24"/>
+        </w:rPr>
+      </w:pPr>
+      <w:r>
+        <w:rPr>
+          <w:rFonts w:ascii="Times New Roman" w:cs="Times New Roman" w:eastAsia="Times New Roman" w:hAnsi="Times New Roman"/>
+          <w:b w:val="1"/>
+          <w:bCs w:val="1"/>
+          <w:i w:val="1"/>
+          <w:iCs w:val="1"/>
+          <w:sz w:val="28"/>
+          <w:szCs w:val="28"/>
+          <w:rtl w:val="0"/>
+        </w:rPr>
+        <w:t xml:space="preserve">3.3 Interesados críticos y cómo los involucraremos</w:t>
+      </w:r>
+      <w:r>
+        <w:rPr>
+          <w:rtl w:val="0"/>
+        </w:rPr>
+      </w:r>
+    </w:p>
+    <w:p>
+      <w:pPr>
+        <w:numPr>
+          <w:ilvl w:val="0"/>
+          <w:numId w:val="2"/>
+        </w:numPr>
+        <w:spacing w:after="0" w:afterAutospacing="0" w:before="0" w:line="276" w:lineRule="auto"/>
+        <w:ind w:left="720" w:hanging="360"/>
+        <w:jc w:val="both"/>
+        <w:rPr>
+          <w:rFonts w:ascii="Times New Roman" w:cs="Times New Roman" w:eastAsia="Times New Roman" w:hAnsi="Times New Roman"/>
+          <w:sz w:val="24"/>
+          <w:szCs w:val="24"/>
+          <w:u w:val="none"/>
+        </w:rPr>
+      </w:pPr>
+      <w:r>
+        <w:rPr>
+          <w:rFonts w:ascii="Times New Roman" w:cs="Times New Roman" w:eastAsia="Times New Roman" w:hAnsi="Times New Roman"/>
+          <w:b w:val="1"/>
+          <w:bCs w:val="1"/>
+          <w:sz w:val="24"/>
+          <w:szCs w:val="24"/>
+          <w:rtl w:val="0"/>
+        </w:rPr>
+        <w:t xml:space="preserve">Personas sordas usuarias:</w:t>
+      </w:r>
+      <w:r>
+        <w:rPr>
+          <w:rFonts w:ascii="Times New Roman" w:cs="Times New Roman" w:eastAsia="Times New Roman" w:hAnsi="Times New Roman"/>
+          <w:sz w:val="24"/>
+          <w:szCs w:val="24"/>
+          <w:rtl w:val="0"/>
+        </w:rPr>
+        <w:t xml:space="preserve"> se invitará a al menos una persona sorda a probar el incremento de cada Sprint; sus observaciones entran directamente al Product Backlog.</w:t>
+      </w:r>
+      <w:r>
+        <w:rPr>
+          <w:rtl w:val="0"/>
+        </w:rPr>
+      </w:r>
+    </w:p>
+    <w:p>
+      <w:pPr>
+        <w:numPr>
+          <w:ilvl w:val="0"/>
+          <w:numId w:val="2"/>
+        </w:numPr>
+        <w:spacing w:after="0" w:afterAutospacing="0" w:before="0" w:line="276" w:lineRule="auto"/>
+        <w:ind w:left="720" w:hanging="360"/>
+        <w:jc w:val="both"/>
+        <w:rPr>
+          <w:rFonts w:ascii="Times New Roman" w:cs="Times New Roman" w:eastAsia="Times New Roman" w:hAnsi="Times New Roman"/>
+          <w:sz w:val="24"/>
+          <w:szCs w:val="24"/>
+          <w:u w:val="none"/>
+        </w:rPr>
+      </w:pPr>
+      <w:r>
+        <w:rPr>
+          <w:rFonts w:ascii="Times New Roman" w:cs="Times New Roman" w:eastAsia="Times New Roman" w:hAnsi="Times New Roman"/>
+          <w:b w:val="1"/>
+          <w:bCs w:val="1"/>
+          <w:sz w:val="24"/>
+          <w:szCs w:val="24"/>
+          <w:rtl w:val="0"/>
+        </w:rPr>
+        <w:t xml:space="preserve">Intérpretes de LESCO:</w:t>
+      </w:r>
+      <w:r>
+        <w:rPr>
+          <w:rFonts w:ascii="Times New Roman" w:cs="Times New Roman" w:eastAsia="Times New Roman" w:hAnsi="Times New Roman"/>
+          <w:sz w:val="24"/>
+          <w:szCs w:val="24"/>
+          <w:rtl w:val="0"/>
+        </w:rPr>
+        <w:t xml:space="preserve"> se les consultará desde el Sprint 1, y en especial antes de construir la agenda (Sprint 2) y la videollamada (Sprint 3), porque sin su participación no existe el servicio.</w:t>
+      </w:r>
+      <w:r>
+        <w:rPr>
+          <w:rtl w:val="0"/>
+        </w:rPr>
+      </w:r>
+    </w:p>
+    <w:p>
+      <w:pPr>
+        <w:numPr>
+          <w:ilvl w:val="0"/>
+          <w:numId w:val="2"/>
+        </w:numPr>
+        <w:spacing w:after="80" w:before="0" w:line="276" w:lineRule="auto"/>
+        <w:ind w:left="720" w:hanging="360"/>
+        <w:jc w:val="both"/>
+        <w:rPr>
+          <w:rFonts w:ascii="Times New Roman" w:cs="Times New Roman" w:eastAsia="Times New Roman" w:hAnsi="Times New Roman"/>
+          <w:sz w:val="24"/>
+          <w:szCs w:val="24"/>
+          <w:u w:val="none"/>
+        </w:rPr>
+      </w:pPr>
+      <w:r>
+        <w:rPr>
+          <w:rFonts w:ascii="Times New Roman" w:cs="Times New Roman" w:eastAsia="Times New Roman" w:hAnsi="Times New Roman"/>
+          <w:b w:val="1"/>
+          <w:bCs w:val="1"/>
+          <w:sz w:val="24"/>
+          <w:szCs w:val="24"/>
+          <w:rtl w:val="0"/>
+        </w:rPr>
+        <w:t xml:space="preserve">Docente:</w:t>
+      </w:r>
+      <w:r>
+        <w:rPr>
+          <w:rFonts w:ascii="Times New Roman" w:cs="Times New Roman" w:eastAsia="Times New Roman" w:hAnsi="Times New Roman"/>
+          <w:sz w:val="24"/>
+          <w:szCs w:val="24"/>
+          <w:rtl w:val="0"/>
+        </w:rPr>
+        <w:t xml:space="preserve"> se le presentará el avance en cada entrega del Expediente y en la Sprint Review, para recibir aprobación y retroalimentación oportunas.</w:t>
+      </w:r>
+      <w:r>
+        <w:rPr>
+          <w:rtl w:val="0"/>
+        </w:rPr>
+      </w:r>
+    </w:p>
+    <w:p>
+      <w:pPr>
+        <w:keepNext w:val="1"/>
+        <w:spacing w:after="100" w:before="240" w:line="276" w:lineRule="auto"/>
+        <w:jc w:val="left"/>
+        <w:rPr>
+          <w:sz w:val="24"/>
+          <w:szCs w:val="24"/>
+        </w:rPr>
+      </w:pPr>
+      <w:r>
+        <w:rPr>
+          <w:rFonts w:ascii="Times New Roman" w:cs="Times New Roman" w:eastAsia="Times New Roman" w:hAnsi="Times New Roman"/>
+          <w:b w:val="1"/>
+          <w:bCs w:val="1"/>
+          <w:i w:val="1"/>
+          <w:iCs w:val="1"/>
+          <w:sz w:val="28"/>
+          <w:szCs w:val="28"/>
+          <w:rtl w:val="0"/>
+        </w:rPr>
+        <w:t xml:space="preserve">3.4 Preguntas de análisis</w:t>
+      </w:r>
+      <w:r>
+        <w:rPr>
+          <w:rtl w:val="0"/>
+        </w:rPr>
+      </w:r>
+    </w:p>
+    <w:p>
+      <w:pPr>
+        <w:numPr>
+          <w:ilvl w:val="0"/>
+          <w:numId w:val="3"/>
+        </w:numPr>
+        <w:spacing w:after="0" w:afterAutospacing="0" w:before="0" w:line="276" w:lineRule="auto"/>
+        <w:ind w:left="720" w:hanging="360"/>
+        <w:jc w:val="both"/>
+        <w:rPr>
+          <w:rFonts w:ascii="Times New Roman" w:cs="Times New Roman" w:eastAsia="Times New Roman" w:hAnsi="Times New Roman"/>
+          <w:sz w:val="24"/>
+          <w:szCs w:val="24"/>
+          <w:u w:val="none"/>
+        </w:rPr>
+      </w:pPr>
+      <w:r>
+        <w:rPr>
+          <w:rFonts w:ascii="Times New Roman" w:cs="Times New Roman" w:eastAsia="Times New Roman" w:hAnsi="Times New Roman"/>
+          <w:b w:val="1"/>
+          <w:bCs w:val="1"/>
+          <w:sz w:val="24"/>
+          <w:szCs w:val="24"/>
+          <w:rtl w:val="0"/>
+        </w:rPr>
+        <w:t xml:space="preserve">¿A quién involucrar primero?</w:t>
+      </w:r>
+      <w:r>
+        <w:rPr>
+          <w:rFonts w:ascii="Times New Roman" w:cs="Times New Roman" w:eastAsia="Times New Roman" w:hAnsi="Times New Roman"/>
+          <w:sz w:val="24"/>
+          <w:szCs w:val="24"/>
+          <w:rtl w:val="0"/>
+        </w:rPr>
+        <w:t xml:space="preserve"> A las personas sordas y a los intérpretes, porque definen la necesidad real y la viabilidad del servicio.</w:t>
+      </w:r>
+      <w:r>
+        <w:rPr>
+          <w:rtl w:val="0"/>
+        </w:rPr>
+      </w:r>
+    </w:p>
+    <w:p>
+      <w:pPr>
+        <w:numPr>
+          <w:ilvl w:val="0"/>
+          <w:numId w:val="3"/>
+        </w:numPr>
+        <w:spacing w:after="0" w:afterAutospacing="0" w:before="0" w:line="276" w:lineRule="auto"/>
+        <w:ind w:left="720" w:hanging="360"/>
+        <w:jc w:val="both"/>
+        <w:rPr>
+          <w:rFonts w:ascii="Times New Roman" w:cs="Times New Roman" w:eastAsia="Times New Roman" w:hAnsi="Times New Roman"/>
+          <w:sz w:val="24"/>
+          <w:szCs w:val="24"/>
+          <w:u w:val="none"/>
+        </w:rPr>
+      </w:pPr>
+      <w:r>
+        <w:rPr>
+          <w:rFonts w:ascii="Times New Roman" w:cs="Times New Roman" w:eastAsia="Times New Roman" w:hAnsi="Times New Roman"/>
+          <w:b w:val="1"/>
+          <w:bCs w:val="1"/>
+          <w:sz w:val="24"/>
+          <w:szCs w:val="24"/>
+          <w:rtl w:val="0"/>
+        </w:rPr>
+        <w:t xml:space="preserve">¿Quién puede bloquear una decisión?</w:t>
+      </w:r>
+      <w:r>
+        <w:rPr>
+          <w:rFonts w:ascii="Times New Roman" w:cs="Times New Roman" w:eastAsia="Times New Roman" w:hAnsi="Times New Roman"/>
+          <w:sz w:val="24"/>
+          <w:szCs w:val="24"/>
+          <w:rtl w:val="0"/>
+        </w:rPr>
+        <w:t xml:space="preserve"> El docente (aprobación académica), la PRODHAB (aspectos legales) y los intérpretes (sin ellos no hay servicio).</w:t>
+      </w:r>
+      <w:r>
+        <w:rPr>
+          <w:rtl w:val="0"/>
+        </w:rPr>
+      </w:r>
+    </w:p>
+    <w:p>
+      <w:pPr>
+        <w:numPr>
+          <w:ilvl w:val="0"/>
+          <w:numId w:val="3"/>
+        </w:numPr>
+        <w:spacing w:after="0" w:afterAutospacing="0" w:before="0" w:line="276" w:lineRule="auto"/>
+        <w:ind w:left="720" w:hanging="360"/>
+        <w:jc w:val="both"/>
+        <w:rPr>
+          <w:rFonts w:ascii="Times New Roman" w:cs="Times New Roman" w:eastAsia="Times New Roman" w:hAnsi="Times New Roman"/>
+          <w:sz w:val="24"/>
+          <w:szCs w:val="24"/>
+          <w:u w:val="none"/>
+        </w:rPr>
+      </w:pPr>
+      <w:r>
+        <w:rPr>
+          <w:rFonts w:ascii="Times New Roman" w:cs="Times New Roman" w:eastAsia="Times New Roman" w:hAnsi="Times New Roman"/>
+          <w:b w:val="1"/>
+          <w:bCs w:val="1"/>
+          <w:sz w:val="24"/>
+          <w:szCs w:val="24"/>
+          <w:rtl w:val="0"/>
+        </w:rPr>
+        <w:t xml:space="preserve">¿Quién necesita información frecuente?</w:t>
+      </w:r>
+      <w:r>
+        <w:rPr>
+          <w:rFonts w:ascii="Times New Roman" w:cs="Times New Roman" w:eastAsia="Times New Roman" w:hAnsi="Times New Roman"/>
+          <w:sz w:val="24"/>
+          <w:szCs w:val="24"/>
+          <w:rtl w:val="0"/>
+        </w:rPr>
+        <w:t xml:space="preserve"> El docente y los intérpretes que participan en las validaciones.</w:t>
+      </w:r>
+      <w:r>
+        <w:rPr>
+          <w:rtl w:val="0"/>
+        </w:rPr>
+      </w:r>
+    </w:p>
+    <w:p>
+      <w:pPr>
+        <w:numPr>
+          <w:ilvl w:val="0"/>
+          <w:numId w:val="3"/>
+        </w:numPr>
+        <w:spacing w:after="0" w:afterAutospacing="0" w:before="0" w:line="276" w:lineRule="auto"/>
+        <w:ind w:left="720" w:hanging="360"/>
+        <w:jc w:val="both"/>
+        <w:rPr>
+          <w:rFonts w:ascii="Times New Roman" w:cs="Times New Roman" w:eastAsia="Times New Roman" w:hAnsi="Times New Roman"/>
+          <w:sz w:val="24"/>
+          <w:szCs w:val="24"/>
+          <w:u w:val="none"/>
+        </w:rPr>
+      </w:pPr>
+      <w:r>
+        <w:rPr>
+          <w:rFonts w:ascii="Times New Roman" w:cs="Times New Roman" w:eastAsia="Times New Roman" w:hAnsi="Times New Roman"/>
+          <w:b w:val="1"/>
+          <w:bCs w:val="1"/>
+          <w:sz w:val="24"/>
+          <w:szCs w:val="24"/>
+          <w:rtl w:val="0"/>
+        </w:rPr>
+        <w:t xml:space="preserve">¿A quién estamos subestimando?</w:t>
+      </w:r>
+      <w:r>
+        <w:rPr>
+          <w:rFonts w:ascii="Times New Roman" w:cs="Times New Roman" w:eastAsia="Times New Roman" w:hAnsi="Times New Roman"/>
+          <w:sz w:val="24"/>
+          <w:szCs w:val="24"/>
+          <w:rtl w:val="0"/>
+        </w:rPr>
+        <w:t xml:space="preserve"> A las asociaciones de personas sordas, que dan legitimidad al proyecto ante la comunidad.</w:t>
+      </w:r>
+      <w:r>
+        <w:rPr>
+          <w:rtl w:val="0"/>
+        </w:rPr>
+      </w:r>
+    </w:p>
+    <w:p>
+      <w:pPr>
+        <w:numPr>
+          <w:ilvl w:val="0"/>
+          <w:numId w:val="3"/>
+        </w:numPr>
+        <w:spacing w:after="80" w:before="0" w:line="276" w:lineRule="auto"/>
+        <w:ind w:left="720" w:hanging="360"/>
+        <w:jc w:val="both"/>
+        <w:rPr>
+          <w:rFonts w:ascii="Times New Roman" w:cs="Times New Roman" w:eastAsia="Times New Roman" w:hAnsi="Times New Roman"/>
+          <w:sz w:val="24"/>
+          <w:szCs w:val="24"/>
+          <w:u w:val="none"/>
+        </w:rPr>
+      </w:pPr>
+      <w:r>
+        <w:rPr>
+          <w:rFonts w:ascii="Times New Roman" w:cs="Times New Roman" w:eastAsia="Times New Roman" w:hAnsi="Times New Roman"/>
+          <w:b w:val="1"/>
+          <w:bCs w:val="1"/>
+          <w:sz w:val="24"/>
+          <w:szCs w:val="24"/>
+          <w:rtl w:val="0"/>
+        </w:rPr>
+        <w:t xml:space="preserve">¿Qué conflicto de expectativas puede aparecer?</w:t>
+      </w:r>
+      <w:r>
+        <w:rPr>
+          <w:rFonts w:ascii="Times New Roman" w:cs="Times New Roman" w:eastAsia="Times New Roman" w:hAnsi="Times New Roman"/>
+          <w:sz w:val="24"/>
+          <w:szCs w:val="24"/>
+          <w:rtl w:val="0"/>
+        </w:rPr>
+        <w:t xml:space="preserve"> Los intérpretes prefieren una agenda predecible, mientras que los usuarios quieren atención inmediata. También hay tensión entre la privacidad del usuario y el registro de sesiones.</w:t>
+      </w:r>
+      <w:r>
+        <w:rPr>
+          <w:rtl w:val="0"/>
+        </w:rPr>
+      </w:r>
+    </w:p>
+    <w:p>
+      <w:pPr>
+        <w:keepNext w:val="1"/>
+        <w:spacing w:after="180" w:before="360" w:line="276" w:lineRule="auto"/>
+        <w:jc w:val="left"/>
+        <w:rPr/>
       </w:pPr>
       <w:r>
         <w:rPr>
@@ -634,13 +6521,46 @@
           <w:szCs w:val="32"/>
           <w:rtl w:val="0"/>
         </w:rPr>
-        <w:t xml:space="preserve">Product Goal</w:t>
+        <w:t xml:space="preserve">Sección 04 · Ciclo de vida del proyecto y primer Sprint</w:t>
+      </w:r>
+      <w:r>
+        <w:rPr>
+          <w:rtl w:val="0"/>
+        </w:rPr>
       </w:r>
     </w:p>
     <w:p>
       <w:pPr>
-        <w:spacing w:before="60" w:lineRule="auto"/>
-        <w:ind w:left="0" w:right="600" w:firstLine="0"/>
+        <w:keepNext w:val="1"/>
+        <w:spacing w:after="100" w:before="240" w:line="276" w:lineRule="auto"/>
+        <w:jc w:val="left"/>
+        <w:rPr>
+          <w:sz w:val="24"/>
+          <w:szCs w:val="24"/>
+        </w:rPr>
+      </w:pPr>
+      <w:r>
+        <w:rPr>
+          <w:rFonts w:ascii="Times New Roman" w:cs="Times New Roman" w:eastAsia="Times New Roman" w:hAnsi="Times New Roman"/>
+          <w:b w:val="1"/>
+          <w:bCs w:val="1"/>
+          <w:i w:val="1"/>
+          <w:iCs w:val="1"/>
+          <w:sz w:val="28"/>
+          <w:szCs w:val="28"/>
+          <w:rtl w:val="0"/>
+        </w:rPr>
+        <w:t xml:space="preserve">4.1 Mapa del ciclo de vida</w:t>
+      </w:r>
+      <w:r>
+        <w:rPr>
+          <w:rtl w:val="0"/>
+        </w:rPr>
+      </w:r>
+    </w:p>
+    <w:p>
+      <w:pPr>
+        <w:spacing w:after="60" w:before="60" w:line="276" w:lineRule="auto"/>
         <w:jc w:val="both"/>
         <w:rPr/>
       </w:pPr>
@@ -651,8 +6571,1269 @@
           <w:szCs w:val="24"/>
           <w:rtl w:val="0"/>
         </w:rPr>
-        <w:t xml:space="preserve">Para la Semana 13, entregar una plataforma web funcional que elimine las barreras de comunicación de la comunidad sorda en Costa Rica, permitiendo a los usuarios agendar citas previas o solicitar asistencia en tiempo real por videollamada con un intérprete de LESCO certificado, facilitando una comunicación fluida entre el usuario sordo y su entorno institucional o comercial y a su vez agregar una opción experimental de interpretación mediante IA. </w:t>
-      </w:r>
+        <w:t xml:space="preserve">El proyecto sigue un ciclo de vida híbrido: la fecha de cierre (Semana 13) es fija, y el producto se construye de forma adaptativa en cinco Sprints de 2 semanas.</w:t>
+      </w:r>
+      <w:r>
+        <w:rPr>
+          <w:rtl w:val="0"/>
+        </w:rPr>
+      </w:r>
+    </w:p>
+    <w:p>
+      <w:pPr>
+        <w:keepNext w:val="1"/>
+        <w:spacing w:after="60" w:before="60" w:lineRule="auto"/>
+        <w:jc w:val="center"/>
+        <w:rPr/>
+      </w:pPr>
+      <w:r>
+        <w:rPr/>
+        <w:drawing>
+          <wp:inline distB="0" distT="0" distL="0" distR="0">
+            <wp:extent cx="5486400" cy="2914650"/>
+            <wp:effectExtent b="0" l="0" r="0" t="0"/>
+            <wp:docPr descr="Mapa del ciclo de vida: 5 fases y 5 Sprints de 2 semanas" id="2" name="image1.png"/>
+            <a:graphic>
+              <a:graphicData uri="http://schemas.openxmlformats.org/drawingml/2006/picture">
+                <pic:pic>
+                  <pic:nvPicPr>
+                    <pic:cNvPr descr="Mapa del ciclo de vida: 5 fases y 5 Sprints de 2 semanas" id="0" name="image1.png"/>
+                    <pic:cNvPicPr preferRelativeResize="0"/>
+                  </pic:nvPicPr>
+                  <pic:blipFill>
+                    <a:blip r:embed="rId7"/>
+                    <a:srcRect b="0" l="0" r="0" t="0"/>
+                    <a:stretch>
+                      <a:fillRect/>
+                    </a:stretch>
+                  </pic:blipFill>
+                  <pic:spPr>
+                    <a:xfrm>
+                      <a:off x="0" y="0"/>
+                      <a:ext cx="5486400" cy="2914650"/>
+                    </a:xfrm>
+                    <a:prstGeom prst="rect"/>
+                    <a:ln/>
+                  </pic:spPr>
+                </pic:pic>
+              </a:graphicData>
+            </a:graphic>
+          </wp:inline>
+        </w:drawing>
+      </w:r>
+      <w:r>
+        <w:rPr>
+          <w:rtl w:val="0"/>
+        </w:rPr>
+      </w:r>
+    </w:p>
+    <w:p>
+      <w:pPr>
+        <w:keepNext w:val="1"/>
+        <w:spacing w:after="60" w:before="120" w:line="276" w:lineRule="auto"/>
+        <w:jc w:val="left"/>
+        <w:rPr/>
+      </w:pPr>
+      <w:r>
+        <w:rPr>
+          <w:rFonts w:ascii="Times New Roman" w:cs="Times New Roman" w:eastAsia="Times New Roman" w:hAnsi="Times New Roman"/>
+          <w:i w:val="1"/>
+          <w:iCs w:val="1"/>
+          <w:color w:val="404040"/>
+          <w:sz w:val="20"/>
+          <w:szCs w:val="20"/>
+          <w:rtl w:val="0"/>
+        </w:rPr>
+        <w:t xml:space="preserve">Figura 1. Mapa del ciclo de vida: 5 fases y 5 Sprints. Debajo de cada fase aparece el grupo de procesos dominante; en color, el Sprint 1, planificado en detalle.</w:t>
+      </w:r>
+      <w:r>
+        <w:rPr>
+          <w:rtl w:val="0"/>
+        </w:rPr>
+      </w:r>
+    </w:p>
+    <w:p>
+      <w:pPr>
+        <w:keepNext w:val="1"/>
+        <w:spacing w:after="100" w:before="240" w:line="276" w:lineRule="auto"/>
+        <w:jc w:val="left"/>
+        <w:rPr>
+          <w:sz w:val="24"/>
+          <w:szCs w:val="24"/>
+        </w:rPr>
+      </w:pPr>
+      <w:r>
+        <w:rPr>
+          <w:rFonts w:ascii="Times New Roman" w:cs="Times New Roman" w:eastAsia="Times New Roman" w:hAnsi="Times New Roman"/>
+          <w:b w:val="1"/>
+          <w:bCs w:val="1"/>
+          <w:i w:val="1"/>
+          <w:iCs w:val="1"/>
+          <w:sz w:val="28"/>
+          <w:szCs w:val="28"/>
+          <w:rtl w:val="0"/>
+        </w:rPr>
+        <w:t xml:space="preserve">4.2 Primer Sprint (Semanas 4–5)</w:t>
+      </w:r>
+      <w:r>
+        <w:rPr>
+          <w:rtl w:val="0"/>
+        </w:rPr>
+      </w:r>
+    </w:p>
+    <w:p>
+      <w:pPr>
+        <w:spacing w:after="120" w:before="60" w:line="276" w:lineRule="auto"/>
+        <w:jc w:val="both"/>
+        <w:rPr/>
+      </w:pPr>
+      <w:r>
+        <w:rPr>
+          <w:rFonts w:ascii="Times New Roman" w:cs="Times New Roman" w:eastAsia="Times New Roman" w:hAnsi="Times New Roman"/>
+          <w:b w:val="1"/>
+          <w:bCs w:val="1"/>
+          <w:sz w:val="24"/>
+          <w:szCs w:val="24"/>
+          <w:rtl w:val="0"/>
+        </w:rPr>
+        <w:t xml:space="preserve">Sprint Goal:</w:t>
+      </w:r>
+      <w:r>
+        <w:rPr>
+          <w:rFonts w:ascii="Times New Roman" w:cs="Times New Roman" w:eastAsia="Times New Roman" w:hAnsi="Times New Roman"/>
+          <w:sz w:val="24"/>
+          <w:szCs w:val="24"/>
+          <w:rtl w:val="0"/>
+        </w:rPr>
+        <w:t xml:space="preserve"> «Dejar construida la base de la plataforma: que una persona sorda y un intérprete puedan registrarse e iniciar sesión con su rol, que el intérprete publique su perfil y disponibilidad, y que se compruebe técnicamente que la videollamada es viable».</w:t>
+      </w:r>
+      <w:r>
+        <w:rPr>
+          <w:rtl w:val="0"/>
+        </w:rPr>
+      </w:r>
+    </w:p>
+    <w:p>
+      <w:pPr>
+        <w:keepNext w:val="1"/>
+        <w:spacing w:after="60" w:before="60" w:line="276" w:lineRule="auto"/>
+        <w:jc w:val="both"/>
+        <w:rPr/>
+      </w:pPr>
+      <w:r>
+        <w:rPr>
+          <w:rFonts w:ascii="Times New Roman" w:cs="Times New Roman" w:eastAsia="Times New Roman" w:hAnsi="Times New Roman"/>
+          <w:b w:val="1"/>
+          <w:bCs w:val="1"/>
+          <w:sz w:val="24"/>
+          <w:szCs w:val="24"/>
+          <w:rtl w:val="0"/>
+        </w:rPr>
+        <w:t xml:space="preserve">¿Por qué estas historias primero?</w:t>
+      </w:r>
+      <w:r>
+        <w:rPr>
+          <w:rtl w:val="0"/>
+        </w:rPr>
+      </w:r>
+    </w:p>
+    <w:p>
+      <w:pPr>
+        <w:numPr>
+          <w:ilvl w:val="0"/>
+          <w:numId w:val="1"/>
+        </w:numPr>
+        <w:spacing w:after="0" w:afterAutospacing="0" w:before="0" w:line="276" w:lineRule="auto"/>
+        <w:ind w:left="720" w:hanging="360"/>
+        <w:jc w:val="both"/>
+        <w:rPr>
+          <w:rFonts w:ascii="Times New Roman" w:cs="Times New Roman" w:eastAsia="Times New Roman" w:hAnsi="Times New Roman"/>
+          <w:sz w:val="24"/>
+          <w:szCs w:val="24"/>
+          <w:u w:val="none"/>
+        </w:rPr>
+      </w:pPr>
+      <w:r>
+        <w:rPr>
+          <w:rFonts w:ascii="Times New Roman" w:cs="Times New Roman" w:eastAsia="Times New Roman" w:hAnsi="Times New Roman"/>
+          <w:b w:val="1"/>
+          <w:bCs w:val="1"/>
+          <w:sz w:val="24"/>
+          <w:szCs w:val="24"/>
+          <w:rtl w:val="0"/>
+        </w:rPr>
+        <w:t xml:space="preserve">Son el cimiento.</w:t>
+      </w:r>
+      <w:r>
+        <w:rPr>
+          <w:rFonts w:ascii="Times New Roman" w:cs="Times New Roman" w:eastAsia="Times New Roman" w:hAnsi="Times New Roman"/>
+          <w:sz w:val="24"/>
+          <w:szCs w:val="24"/>
+          <w:rtl w:val="0"/>
+        </w:rPr>
+        <w:t xml:space="preserve"> Casi todo lo demás (agendar citas, solicitar asistencia, videollamada) depende de que existan cuentas, roles y perfiles de intérprete.</w:t>
+      </w:r>
+      <w:r>
+        <w:rPr>
+          <w:rtl w:val="0"/>
+        </w:rPr>
+      </w:r>
+    </w:p>
+    <w:p>
+      <w:pPr>
+        <w:numPr>
+          <w:ilvl w:val="0"/>
+          <w:numId w:val="1"/>
+        </w:numPr>
+        <w:spacing w:after="0" w:afterAutospacing="0" w:before="0" w:line="276" w:lineRule="auto"/>
+        <w:ind w:left="720" w:hanging="360"/>
+        <w:jc w:val="both"/>
+        <w:rPr>
+          <w:rFonts w:ascii="Times New Roman" w:cs="Times New Roman" w:eastAsia="Times New Roman" w:hAnsi="Times New Roman"/>
+          <w:sz w:val="24"/>
+          <w:szCs w:val="24"/>
+          <w:u w:val="none"/>
+        </w:rPr>
+      </w:pPr>
+      <w:r>
+        <w:rPr>
+          <w:rFonts w:ascii="Times New Roman" w:cs="Times New Roman" w:eastAsia="Times New Roman" w:hAnsi="Times New Roman"/>
+          <w:b w:val="1"/>
+          <w:bCs w:val="1"/>
+          <w:sz w:val="24"/>
+          <w:szCs w:val="24"/>
+          <w:rtl w:val="0"/>
+        </w:rPr>
+        <w:t xml:space="preserve">Reducen el mayor riesgo técnico temprano.</w:t>
+      </w:r>
+      <w:r>
+        <w:rPr>
+          <w:rFonts w:ascii="Times New Roman" w:cs="Times New Roman" w:eastAsia="Times New Roman" w:hAnsi="Times New Roman"/>
+          <w:sz w:val="24"/>
+          <w:szCs w:val="24"/>
+          <w:rtl w:val="0"/>
+        </w:rPr>
+        <w:t xml:space="preserve"> La videollamada es el corazón del producto y la parte más incierta. Probarla en el Sprint 1 permite saber a tiempo si es viable y evita descubrirlo en la Semana 12.</w:t>
+      </w:r>
+      <w:r>
+        <w:rPr>
+          <w:rtl w:val="0"/>
+        </w:rPr>
+      </w:r>
+    </w:p>
+    <w:p>
+      <w:pPr>
+        <w:numPr>
+          <w:ilvl w:val="0"/>
+          <w:numId w:val="1"/>
+        </w:numPr>
+        <w:spacing w:after="0" w:afterAutospacing="0" w:before="0" w:line="276" w:lineRule="auto"/>
+        <w:ind w:left="720" w:hanging="360"/>
+        <w:jc w:val="both"/>
+        <w:rPr>
+          <w:rFonts w:ascii="Times New Roman" w:cs="Times New Roman" w:eastAsia="Times New Roman" w:hAnsi="Times New Roman"/>
+          <w:sz w:val="24"/>
+          <w:szCs w:val="24"/>
+          <w:u w:val="none"/>
+        </w:rPr>
+      </w:pPr>
+      <w:r>
+        <w:rPr>
+          <w:rFonts w:ascii="Times New Roman" w:cs="Times New Roman" w:eastAsia="Times New Roman" w:hAnsi="Times New Roman"/>
+          <w:b w:val="1"/>
+          <w:bCs w:val="1"/>
+          <w:sz w:val="24"/>
+          <w:szCs w:val="24"/>
+          <w:rtl w:val="0"/>
+        </w:rPr>
+        <w:t xml:space="preserve">Protegen la confianza del servicio.</w:t>
+      </w:r>
+      <w:r>
+        <w:rPr>
+          <w:rFonts w:ascii="Times New Roman" w:cs="Times New Roman" w:eastAsia="Times New Roman" w:hAnsi="Times New Roman"/>
+          <w:sz w:val="24"/>
+          <w:szCs w:val="24"/>
+          <w:rtl w:val="0"/>
+        </w:rPr>
+        <w:t xml:space="preserve"> Verificar que los intérpretes estén certificados es parte de la propuesta de valor y debe existir desde el principio.</w:t>
+      </w:r>
+      <w:r>
+        <w:rPr>
+          <w:rtl w:val="0"/>
+        </w:rPr>
+      </w:r>
+    </w:p>
+    <w:p>
+      <w:pPr>
+        <w:numPr>
+          <w:ilvl w:val="0"/>
+          <w:numId w:val="1"/>
+        </w:numPr>
+        <w:spacing w:after="80" w:before="0" w:line="276" w:lineRule="auto"/>
+        <w:ind w:left="720" w:hanging="360"/>
+        <w:jc w:val="both"/>
+        <w:rPr>
+          <w:rFonts w:ascii="Times New Roman" w:cs="Times New Roman" w:eastAsia="Times New Roman" w:hAnsi="Times New Roman"/>
+          <w:sz w:val="24"/>
+          <w:szCs w:val="24"/>
+          <w:u w:val="none"/>
+        </w:rPr>
+      </w:pPr>
+      <w:r>
+        <w:rPr>
+          <w:rFonts w:ascii="Times New Roman" w:cs="Times New Roman" w:eastAsia="Times New Roman" w:hAnsi="Times New Roman"/>
+          <w:b w:val="1"/>
+          <w:bCs w:val="1"/>
+          <w:sz w:val="24"/>
+          <w:szCs w:val="24"/>
+          <w:rtl w:val="0"/>
+        </w:rPr>
+        <w:t xml:space="preserve">Dejan fuera lo experimental.</w:t>
+      </w:r>
+      <w:r>
+        <w:rPr>
+          <w:rFonts w:ascii="Times New Roman" w:cs="Times New Roman" w:eastAsia="Times New Roman" w:hAnsi="Times New Roman"/>
+          <w:sz w:val="24"/>
+          <w:szCs w:val="24"/>
+          <w:rtl w:val="0"/>
+        </w:rPr>
+        <w:t xml:space="preserve"> La interpretación con IA no depende de ellas y puede esperar a que el núcleo funcione.</w:t>
+      </w:r>
+    </w:p>
+    <w:p>
+      <w:pPr>
+        <w:spacing w:after="80" w:before="0" w:line="276" w:lineRule="auto"/>
+        <w:ind w:left="0" w:firstLine="0"/>
+        <w:jc w:val="both"/>
+        <w:rPr>
+          <w:rFonts w:ascii="Times New Roman" w:cs="Times New Roman" w:eastAsia="Times New Roman" w:hAnsi="Times New Roman"/>
+          <w:sz w:val="24"/>
+          <w:szCs w:val="24"/>
+        </w:rPr>
+      </w:pPr>
+      <w:r>
+        <w:rPr>
+          <w:rtl w:val="0"/>
+        </w:rPr>
+      </w:r>
+    </w:p>
+    <w:p>
+      <w:pPr>
+        <w:keepNext w:val="1"/>
+        <w:spacing w:after="60" w:before="120" w:line="276" w:lineRule="auto"/>
+        <w:jc w:val="left"/>
+        <w:rPr/>
+      </w:pPr>
+      <w:r>
+        <w:rPr>
+          <w:rFonts w:ascii="Times New Roman" w:cs="Times New Roman" w:eastAsia="Times New Roman" w:hAnsi="Times New Roman"/>
+          <w:i w:val="1"/>
+          <w:iCs w:val="1"/>
+          <w:color w:val="404040"/>
+          <w:sz w:val="20"/>
+          <w:szCs w:val="20"/>
+          <w:rtl w:val="0"/>
+        </w:rPr>
+        <w:t xml:space="preserve">Historias a atacar primero</w:t>
+      </w:r>
+      <w:r>
+        <w:rPr>
+          <w:rtl w:val="0"/>
+        </w:rPr>
+      </w:r>
+    </w:p>
+    <w:tbl>
+      <w:tblPr>
+        <w:tblStyle w:val="Table6"/>
+        <w:tblW w:w="9029.0" w:type="dxa"/>
+        <w:jc w:val="left"/>
+        <w:tblBorders>
+          <w:top w:color="8ea9c1" w:space="0" w:sz="4" w:val="single"/>
+          <w:left w:color="8ea9c1" w:space="0" w:sz="4" w:val="single"/>
+          <w:bottom w:color="8ea9c1" w:space="0" w:sz="4" w:val="single"/>
+          <w:right w:color="8ea9c1" w:space="0" w:sz="4" w:val="single"/>
+          <w:insideH w:color="8ea9c1" w:space="0" w:sz="4" w:val="single"/>
+          <w:insideV w:color="8ea9c1" w:space="0" w:sz="4" w:val="single"/>
+        </w:tblBorders>
+        <w:tblLayout w:type="fixed"/>
+        <w:tblLook w:val="0400"/>
+      </w:tblPr>
+      <w:tblGrid>
+        <w:gridCol w:w="850"/>
+        <w:gridCol w:w="4100"/>
+        <w:gridCol w:w="950"/>
+        <w:gridCol w:w="3129"/>
+        <w:tblGridChange w:id="0">
+          <w:tblGrid>
+            <w:gridCol w:w="850"/>
+            <w:gridCol w:w="4100"/>
+            <w:gridCol w:w="950"/>
+            <w:gridCol w:w="3129"/>
+          </w:tblGrid>
+        </w:tblGridChange>
+      </w:tblGrid>
+      <w:tr>
+        <w:trPr>
+          <w:cantSplit w:val="1"/>
+          <w:tblHeader w:val="1"/>
+        </w:trPr>
+        <w:tc>
+          <w:tcPr>
+            <w:shd w:fill="1f3864" w:val="clear"/>
+            <w:tcMar>
+              <w:top w:w="40.0" w:type="dxa"/>
+              <w:left w:w="80.0" w:type="dxa"/>
+              <w:bottom w:w="40.0" w:type="dxa"/>
+              <w:right w:w="80.0" w:type="dxa"/>
+            </w:tcMar>
+          </w:tcPr>
+          <w:p>
+            <w:pPr>
+              <w:keepNext w:val="1"/>
+              <w:spacing w:after="20" w:before="20" w:line="240" w:lineRule="auto"/>
+              <w:jc w:val="left"/>
+              <w:rPr>
+                <w:rFonts w:ascii="Times New Roman" w:cs="Times New Roman" w:eastAsia="Times New Roman" w:hAnsi="Times New Roman"/>
+                <w:sz w:val="24"/>
+                <w:szCs w:val="24"/>
+              </w:rPr>
+            </w:pPr>
+            <w:r>
+              <w:rPr>
+                <w:rFonts w:ascii="Times New Roman" w:cs="Times New Roman" w:eastAsia="Times New Roman" w:hAnsi="Times New Roman"/>
+                <w:b w:val="1"/>
+                <w:bCs w:val="1"/>
+                <w:color w:val="ffffff"/>
+                <w:sz w:val="24"/>
+                <w:szCs w:val="24"/>
+                <w:rtl w:val="0"/>
+              </w:rPr>
+              <w:t xml:space="preserve">ID</w:t>
+            </w:r>
+            <w:r>
+              <w:rPr>
+                <w:rtl w:val="0"/>
+              </w:rPr>
+            </w:r>
+          </w:p>
+        </w:tc>
+        <w:tc>
+          <w:tcPr>
+            <w:shd w:fill="1f3864" w:val="clear"/>
+            <w:tcMar>
+              <w:top w:w="40.0" w:type="dxa"/>
+              <w:left w:w="80.0" w:type="dxa"/>
+              <w:bottom w:w="40.0" w:type="dxa"/>
+              <w:right w:w="80.0" w:type="dxa"/>
+            </w:tcMar>
+          </w:tcPr>
+          <w:p>
+            <w:pPr>
+              <w:keepNext w:val="1"/>
+              <w:spacing w:after="20" w:before="20" w:line="240" w:lineRule="auto"/>
+              <w:jc w:val="left"/>
+              <w:rPr>
+                <w:rFonts w:ascii="Times New Roman" w:cs="Times New Roman" w:eastAsia="Times New Roman" w:hAnsi="Times New Roman"/>
+                <w:sz w:val="24"/>
+                <w:szCs w:val="24"/>
+              </w:rPr>
+            </w:pPr>
+            <w:r>
+              <w:rPr>
+                <w:rFonts w:ascii="Times New Roman" w:cs="Times New Roman" w:eastAsia="Times New Roman" w:hAnsi="Times New Roman"/>
+                <w:b w:val="1"/>
+                <w:bCs w:val="1"/>
+                <w:color w:val="ffffff"/>
+                <w:sz w:val="24"/>
+                <w:szCs w:val="24"/>
+                <w:rtl w:val="0"/>
+              </w:rPr>
+              <w:t xml:space="preserve">Historia o tarea</w:t>
+            </w:r>
+            <w:r>
+              <w:rPr>
+                <w:rtl w:val="0"/>
+              </w:rPr>
+            </w:r>
+          </w:p>
+        </w:tc>
+        <w:tc>
+          <w:tcPr>
+            <w:shd w:fill="1f3864" w:val="clear"/>
+            <w:tcMar>
+              <w:top w:w="40.0" w:type="dxa"/>
+              <w:left w:w="80.0" w:type="dxa"/>
+              <w:bottom w:w="40.0" w:type="dxa"/>
+              <w:right w:w="80.0" w:type="dxa"/>
+            </w:tcMar>
+          </w:tcPr>
+          <w:p>
+            <w:pPr>
+              <w:keepNext w:val="1"/>
+              <w:spacing w:after="20" w:before="20" w:line="240" w:lineRule="auto"/>
+              <w:jc w:val="left"/>
+              <w:rPr>
+                <w:rFonts w:ascii="Times New Roman" w:cs="Times New Roman" w:eastAsia="Times New Roman" w:hAnsi="Times New Roman"/>
+                <w:sz w:val="24"/>
+                <w:szCs w:val="24"/>
+              </w:rPr>
+            </w:pPr>
+            <w:r>
+              <w:rPr>
+                <w:rFonts w:ascii="Times New Roman" w:cs="Times New Roman" w:eastAsia="Times New Roman" w:hAnsi="Times New Roman"/>
+                <w:b w:val="1"/>
+                <w:bCs w:val="1"/>
+                <w:color w:val="ffffff"/>
+                <w:sz w:val="24"/>
+                <w:szCs w:val="24"/>
+                <w:rtl w:val="0"/>
+              </w:rPr>
+              <w:t xml:space="preserve">Prioridad</w:t>
+            </w:r>
+            <w:r>
+              <w:rPr>
+                <w:rtl w:val="0"/>
+              </w:rPr>
+            </w:r>
+          </w:p>
+        </w:tc>
+        <w:tc>
+          <w:tcPr>
+            <w:shd w:fill="1f3864" w:val="clear"/>
+            <w:tcMar>
+              <w:top w:w="40.0" w:type="dxa"/>
+              <w:left w:w="80.0" w:type="dxa"/>
+              <w:bottom w:w="40.0" w:type="dxa"/>
+              <w:right w:w="80.0" w:type="dxa"/>
+            </w:tcMar>
+          </w:tcPr>
+          <w:p>
+            <w:pPr>
+              <w:keepNext w:val="1"/>
+              <w:spacing w:after="20" w:before="20" w:line="240" w:lineRule="auto"/>
+              <w:jc w:val="left"/>
+              <w:rPr>
+                <w:rFonts w:ascii="Times New Roman" w:cs="Times New Roman" w:eastAsia="Times New Roman" w:hAnsi="Times New Roman"/>
+                <w:sz w:val="24"/>
+                <w:szCs w:val="24"/>
+              </w:rPr>
+            </w:pPr>
+            <w:r>
+              <w:rPr>
+                <w:rFonts w:ascii="Times New Roman" w:cs="Times New Roman" w:eastAsia="Times New Roman" w:hAnsi="Times New Roman"/>
+                <w:b w:val="1"/>
+                <w:bCs w:val="1"/>
+                <w:color w:val="ffffff"/>
+                <w:sz w:val="24"/>
+                <w:szCs w:val="24"/>
+                <w:rtl w:val="0"/>
+              </w:rPr>
+              <w:t xml:space="preserve">Criterio de aceptación resumido</w:t>
+            </w:r>
+            <w:r>
+              <w:rPr>
+                <w:rtl w:val="0"/>
+              </w:rPr>
+            </w:r>
+          </w:p>
+        </w:tc>
+      </w:tr>
+      <w:tr>
+        <w:trPr>
+          <w:cantSplit w:val="1"/>
+          <w:tblHeader w:val="0"/>
+        </w:trPr>
+        <w:tc>
+          <w:tcPr>
+            <w:tcMar>
+              <w:top w:w="40.0" w:type="dxa"/>
+              <w:left w:w="80.0" w:type="dxa"/>
+              <w:bottom w:w="40.0" w:type="dxa"/>
+              <w:right w:w="80.0" w:type="dxa"/>
+            </w:tcMar>
+          </w:tcPr>
+          <w:p>
+            <w:pPr>
+              <w:keepNext w:val="1"/>
+              <w:spacing w:after="20" w:before="20" w:line="240" w:lineRule="auto"/>
+              <w:jc w:val="left"/>
+              <w:rPr>
+                <w:rFonts w:ascii="Times New Roman" w:cs="Times New Roman" w:eastAsia="Times New Roman" w:hAnsi="Times New Roman"/>
+                <w:sz w:val="24"/>
+                <w:szCs w:val="24"/>
+              </w:rPr>
+            </w:pPr>
+            <w:r>
+              <w:rPr>
+                <w:rFonts w:ascii="Times New Roman" w:cs="Times New Roman" w:eastAsia="Times New Roman" w:hAnsi="Times New Roman"/>
+                <w:b w:val="1"/>
+                <w:bCs w:val="1"/>
+                <w:sz w:val="24"/>
+                <w:szCs w:val="24"/>
+                <w:rtl w:val="0"/>
+              </w:rPr>
+              <w:t xml:space="preserve">HU-01</w:t>
+            </w:r>
+            <w:r>
+              <w:rPr>
+                <w:rtl w:val="0"/>
+              </w:rPr>
+            </w:r>
+          </w:p>
+        </w:tc>
+        <w:tc>
+          <w:tcPr>
+            <w:tcMar>
+              <w:top w:w="40.0" w:type="dxa"/>
+              <w:left w:w="80.0" w:type="dxa"/>
+              <w:bottom w:w="40.0" w:type="dxa"/>
+              <w:right w:w="80.0" w:type="dxa"/>
+            </w:tcMar>
+          </w:tcPr>
+          <w:p>
+            <w:pPr>
+              <w:keepNext w:val="1"/>
+              <w:spacing w:after="20" w:before="20" w:line="240" w:lineRule="auto"/>
+              <w:jc w:val="left"/>
+              <w:rPr>
+                <w:rFonts w:ascii="Times New Roman" w:cs="Times New Roman" w:eastAsia="Times New Roman" w:hAnsi="Times New Roman"/>
+                <w:sz w:val="24"/>
+                <w:szCs w:val="24"/>
+              </w:rPr>
+            </w:pPr>
+            <w:r>
+              <w:rPr>
+                <w:rFonts w:ascii="Times New Roman" w:cs="Times New Roman" w:eastAsia="Times New Roman" w:hAnsi="Times New Roman"/>
+                <w:sz w:val="24"/>
+                <w:szCs w:val="24"/>
+                <w:rtl w:val="0"/>
+              </w:rPr>
+              <w:t xml:space="preserve">Como usuario (persona sorda o funcionario institucional), quiero registrarme e iniciar sesión para acceder a la plataforma.</w:t>
+            </w:r>
+          </w:p>
+        </w:tc>
+        <w:tc>
+          <w:tcPr>
+            <w:tcMar>
+              <w:top w:w="40.0" w:type="dxa"/>
+              <w:left w:w="80.0" w:type="dxa"/>
+              <w:bottom w:w="40.0" w:type="dxa"/>
+              <w:right w:w="80.0" w:type="dxa"/>
+            </w:tcMar>
+          </w:tcPr>
+          <w:p>
+            <w:pPr>
+              <w:keepNext w:val="1"/>
+              <w:spacing w:after="20" w:before="20" w:line="240" w:lineRule="auto"/>
+              <w:jc w:val="left"/>
+              <w:rPr>
+                <w:rFonts w:ascii="Times New Roman" w:cs="Times New Roman" w:eastAsia="Times New Roman" w:hAnsi="Times New Roman"/>
+                <w:sz w:val="24"/>
+                <w:szCs w:val="24"/>
+              </w:rPr>
+            </w:pPr>
+            <w:r>
+              <w:rPr>
+                <w:rFonts w:ascii="Times New Roman" w:cs="Times New Roman" w:eastAsia="Times New Roman" w:hAnsi="Times New Roman"/>
+                <w:sz w:val="24"/>
+                <w:szCs w:val="24"/>
+                <w:rtl w:val="0"/>
+              </w:rPr>
+              <w:t xml:space="preserve">Alta</w:t>
+            </w:r>
+          </w:p>
+        </w:tc>
+        <w:tc>
+          <w:tcPr>
+            <w:tcMar>
+              <w:top w:w="40.0" w:type="dxa"/>
+              <w:left w:w="80.0" w:type="dxa"/>
+              <w:bottom w:w="40.0" w:type="dxa"/>
+              <w:right w:w="80.0" w:type="dxa"/>
+            </w:tcMar>
+          </w:tcPr>
+          <w:p>
+            <w:pPr>
+              <w:keepNext w:val="1"/>
+              <w:spacing w:after="20" w:before="20" w:line="240" w:lineRule="auto"/>
+              <w:jc w:val="left"/>
+              <w:rPr>
+                <w:rFonts w:ascii="Times New Roman" w:cs="Times New Roman" w:eastAsia="Times New Roman" w:hAnsi="Times New Roman"/>
+                <w:sz w:val="24"/>
+                <w:szCs w:val="24"/>
+              </w:rPr>
+            </w:pPr>
+            <w:r>
+              <w:rPr>
+                <w:rFonts w:ascii="Times New Roman" w:cs="Times New Roman" w:eastAsia="Times New Roman" w:hAnsi="Times New Roman"/>
+                <w:sz w:val="24"/>
+                <w:szCs w:val="24"/>
+                <w:rtl w:val="0"/>
+              </w:rPr>
+              <w:t xml:space="preserve">Registro e inicio de sesión funcionan; cada cuenta tiene un rol asignado.</w:t>
+            </w:r>
+          </w:p>
+        </w:tc>
+      </w:tr>
+      <w:tr>
+        <w:trPr>
+          <w:cantSplit w:val="1"/>
+          <w:tblHeader w:val="0"/>
+        </w:trPr>
+        <w:tc>
+          <w:tcPr>
+            <w:shd w:fill="f2f6fa" w:val="clear"/>
+            <w:tcMar>
+              <w:top w:w="40.0" w:type="dxa"/>
+              <w:left w:w="80.0" w:type="dxa"/>
+              <w:bottom w:w="40.0" w:type="dxa"/>
+              <w:right w:w="80.0" w:type="dxa"/>
+            </w:tcMar>
+          </w:tcPr>
+          <w:p>
+            <w:pPr>
+              <w:keepNext w:val="1"/>
+              <w:spacing w:after="20" w:before="20" w:line="240" w:lineRule="auto"/>
+              <w:jc w:val="left"/>
+              <w:rPr>
+                <w:rFonts w:ascii="Times New Roman" w:cs="Times New Roman" w:eastAsia="Times New Roman" w:hAnsi="Times New Roman"/>
+                <w:sz w:val="24"/>
+                <w:szCs w:val="24"/>
+              </w:rPr>
+            </w:pPr>
+            <w:r>
+              <w:rPr>
+                <w:rFonts w:ascii="Times New Roman" w:cs="Times New Roman" w:eastAsia="Times New Roman" w:hAnsi="Times New Roman"/>
+                <w:b w:val="1"/>
+                <w:bCs w:val="1"/>
+                <w:sz w:val="24"/>
+                <w:szCs w:val="24"/>
+                <w:rtl w:val="0"/>
+              </w:rPr>
+              <w:t xml:space="preserve">HU-02</w:t>
+            </w:r>
+            <w:r>
+              <w:rPr>
+                <w:rtl w:val="0"/>
+              </w:rPr>
+            </w:r>
+          </w:p>
+        </w:tc>
+        <w:tc>
+          <w:tcPr>
+            <w:shd w:fill="f2f6fa" w:val="clear"/>
+            <w:tcMar>
+              <w:top w:w="40.0" w:type="dxa"/>
+              <w:left w:w="80.0" w:type="dxa"/>
+              <w:bottom w:w="40.0" w:type="dxa"/>
+              <w:right w:w="80.0" w:type="dxa"/>
+            </w:tcMar>
+          </w:tcPr>
+          <w:p>
+            <w:pPr>
+              <w:keepNext w:val="1"/>
+              <w:spacing w:after="20" w:before="20" w:line="240" w:lineRule="auto"/>
+              <w:jc w:val="left"/>
+              <w:rPr>
+                <w:rFonts w:ascii="Times New Roman" w:cs="Times New Roman" w:eastAsia="Times New Roman" w:hAnsi="Times New Roman"/>
+                <w:sz w:val="24"/>
+                <w:szCs w:val="24"/>
+              </w:rPr>
+            </w:pPr>
+            <w:r>
+              <w:rPr>
+                <w:rFonts w:ascii="Times New Roman" w:cs="Times New Roman" w:eastAsia="Times New Roman" w:hAnsi="Times New Roman"/>
+                <w:sz w:val="24"/>
+                <w:szCs w:val="24"/>
+                <w:rtl w:val="0"/>
+              </w:rPr>
+              <w:t xml:space="preserve">Como administrador, quiero verificar la certificación LESCO de un intérprete para garantizar que solo intérpretes certificados atiendan.</w:t>
+            </w:r>
+          </w:p>
+        </w:tc>
+        <w:tc>
+          <w:tcPr>
+            <w:shd w:fill="f2f6fa" w:val="clear"/>
+            <w:tcMar>
+              <w:top w:w="40.0" w:type="dxa"/>
+              <w:left w:w="80.0" w:type="dxa"/>
+              <w:bottom w:w="40.0" w:type="dxa"/>
+              <w:right w:w="80.0" w:type="dxa"/>
+            </w:tcMar>
+          </w:tcPr>
+          <w:p>
+            <w:pPr>
+              <w:keepNext w:val="1"/>
+              <w:spacing w:after="20" w:before="20" w:line="240" w:lineRule="auto"/>
+              <w:jc w:val="left"/>
+              <w:rPr>
+                <w:rFonts w:ascii="Times New Roman" w:cs="Times New Roman" w:eastAsia="Times New Roman" w:hAnsi="Times New Roman"/>
+                <w:sz w:val="24"/>
+                <w:szCs w:val="24"/>
+              </w:rPr>
+            </w:pPr>
+            <w:r>
+              <w:rPr>
+                <w:rFonts w:ascii="Times New Roman" w:cs="Times New Roman" w:eastAsia="Times New Roman" w:hAnsi="Times New Roman"/>
+                <w:sz w:val="24"/>
+                <w:szCs w:val="24"/>
+                <w:rtl w:val="0"/>
+              </w:rPr>
+              <w:t xml:space="preserve">Alta</w:t>
+            </w:r>
+          </w:p>
+        </w:tc>
+        <w:tc>
+          <w:tcPr>
+            <w:shd w:fill="f2f6fa" w:val="clear"/>
+            <w:tcMar>
+              <w:top w:w="40.0" w:type="dxa"/>
+              <w:left w:w="80.0" w:type="dxa"/>
+              <w:bottom w:w="40.0" w:type="dxa"/>
+              <w:right w:w="80.0" w:type="dxa"/>
+            </w:tcMar>
+          </w:tcPr>
+          <w:p>
+            <w:pPr>
+              <w:keepNext w:val="1"/>
+              <w:spacing w:after="20" w:before="20" w:line="240" w:lineRule="auto"/>
+              <w:jc w:val="left"/>
+              <w:rPr>
+                <w:rFonts w:ascii="Times New Roman" w:cs="Times New Roman" w:eastAsia="Times New Roman" w:hAnsi="Times New Roman"/>
+                <w:sz w:val="24"/>
+                <w:szCs w:val="24"/>
+              </w:rPr>
+            </w:pPr>
+            <w:r>
+              <w:rPr>
+                <w:rFonts w:ascii="Times New Roman" w:cs="Times New Roman" w:eastAsia="Times New Roman" w:hAnsi="Times New Roman"/>
+                <w:sz w:val="24"/>
+                <w:szCs w:val="24"/>
+                <w:rtl w:val="0"/>
+              </w:rPr>
+              <w:t xml:space="preserve">El administrador puede aprobar o rechazar el perfil; solo los aprobados quedan visibles.</w:t>
+            </w:r>
+          </w:p>
+        </w:tc>
+      </w:tr>
+      <w:tr>
+        <w:trPr>
+          <w:cantSplit w:val="1"/>
+          <w:tblHeader w:val="0"/>
+        </w:trPr>
+        <w:tc>
+          <w:tcPr>
+            <w:tcMar>
+              <w:top w:w="40.0" w:type="dxa"/>
+              <w:left w:w="80.0" w:type="dxa"/>
+              <w:bottom w:w="40.0" w:type="dxa"/>
+              <w:right w:w="80.0" w:type="dxa"/>
+            </w:tcMar>
+          </w:tcPr>
+          <w:p>
+            <w:pPr>
+              <w:keepNext w:val="1"/>
+              <w:spacing w:after="20" w:before="20" w:line="240" w:lineRule="auto"/>
+              <w:jc w:val="left"/>
+              <w:rPr>
+                <w:rFonts w:ascii="Times New Roman" w:cs="Times New Roman" w:eastAsia="Times New Roman" w:hAnsi="Times New Roman"/>
+                <w:sz w:val="24"/>
+                <w:szCs w:val="24"/>
+              </w:rPr>
+            </w:pPr>
+            <w:r>
+              <w:rPr>
+                <w:rFonts w:ascii="Times New Roman" w:cs="Times New Roman" w:eastAsia="Times New Roman" w:hAnsi="Times New Roman"/>
+                <w:b w:val="1"/>
+                <w:bCs w:val="1"/>
+                <w:sz w:val="24"/>
+                <w:szCs w:val="24"/>
+                <w:rtl w:val="0"/>
+              </w:rPr>
+              <w:t xml:space="preserve">HU-03</w:t>
+            </w:r>
+            <w:r>
+              <w:rPr>
+                <w:rtl w:val="0"/>
+              </w:rPr>
+            </w:r>
+          </w:p>
+        </w:tc>
+        <w:tc>
+          <w:tcPr>
+            <w:tcMar>
+              <w:top w:w="40.0" w:type="dxa"/>
+              <w:left w:w="80.0" w:type="dxa"/>
+              <w:bottom w:w="40.0" w:type="dxa"/>
+              <w:right w:w="80.0" w:type="dxa"/>
+            </w:tcMar>
+          </w:tcPr>
+          <w:p>
+            <w:pPr>
+              <w:keepNext w:val="1"/>
+              <w:spacing w:after="20" w:before="20" w:line="240" w:lineRule="auto"/>
+              <w:jc w:val="left"/>
+              <w:rPr>
+                <w:rFonts w:ascii="Times New Roman" w:cs="Times New Roman" w:eastAsia="Times New Roman" w:hAnsi="Times New Roman"/>
+                <w:sz w:val="24"/>
+                <w:szCs w:val="24"/>
+              </w:rPr>
+            </w:pPr>
+            <w:r>
+              <w:rPr>
+                <w:rFonts w:ascii="Times New Roman" w:cs="Times New Roman" w:eastAsia="Times New Roman" w:hAnsi="Times New Roman"/>
+                <w:sz w:val="24"/>
+                <w:szCs w:val="24"/>
+                <w:rtl w:val="0"/>
+              </w:rPr>
+              <w:t xml:space="preserve">Como intérprete, quiero registrar mi perfil y mi disponibilidad horaria para que me puedan agendar.</w:t>
+            </w:r>
+          </w:p>
+        </w:tc>
+        <w:tc>
+          <w:tcPr>
+            <w:tcMar>
+              <w:top w:w="40.0" w:type="dxa"/>
+              <w:left w:w="80.0" w:type="dxa"/>
+              <w:bottom w:w="40.0" w:type="dxa"/>
+              <w:right w:w="80.0" w:type="dxa"/>
+            </w:tcMar>
+          </w:tcPr>
+          <w:p>
+            <w:pPr>
+              <w:keepNext w:val="1"/>
+              <w:spacing w:after="20" w:before="20" w:line="240" w:lineRule="auto"/>
+              <w:jc w:val="left"/>
+              <w:rPr>
+                <w:rFonts w:ascii="Times New Roman" w:cs="Times New Roman" w:eastAsia="Times New Roman" w:hAnsi="Times New Roman"/>
+                <w:sz w:val="24"/>
+                <w:szCs w:val="24"/>
+              </w:rPr>
+            </w:pPr>
+            <w:r>
+              <w:rPr>
+                <w:rFonts w:ascii="Times New Roman" w:cs="Times New Roman" w:eastAsia="Times New Roman" w:hAnsi="Times New Roman"/>
+                <w:sz w:val="24"/>
+                <w:szCs w:val="24"/>
+                <w:rtl w:val="0"/>
+              </w:rPr>
+              <w:t xml:space="preserve">Alta</w:t>
+            </w:r>
+          </w:p>
+        </w:tc>
+        <w:tc>
+          <w:tcPr>
+            <w:tcMar>
+              <w:top w:w="40.0" w:type="dxa"/>
+              <w:left w:w="80.0" w:type="dxa"/>
+              <w:bottom w:w="40.0" w:type="dxa"/>
+              <w:right w:w="80.0" w:type="dxa"/>
+            </w:tcMar>
+          </w:tcPr>
+          <w:p>
+            <w:pPr>
+              <w:keepNext w:val="1"/>
+              <w:spacing w:after="20" w:before="20" w:line="240" w:lineRule="auto"/>
+              <w:jc w:val="left"/>
+              <w:rPr>
+                <w:rFonts w:ascii="Times New Roman" w:cs="Times New Roman" w:eastAsia="Times New Roman" w:hAnsi="Times New Roman"/>
+                <w:sz w:val="24"/>
+                <w:szCs w:val="24"/>
+              </w:rPr>
+            </w:pPr>
+            <w:r>
+              <w:rPr>
+                <w:rFonts w:ascii="Times New Roman" w:cs="Times New Roman" w:eastAsia="Times New Roman" w:hAnsi="Times New Roman"/>
+                <w:sz w:val="24"/>
+                <w:szCs w:val="24"/>
+                <w:rtl w:val="0"/>
+              </w:rPr>
+              <w:t xml:space="preserve">El intérprete guarda y edita su disponibilidad y esta se consulta correctamente.</w:t>
+            </w:r>
+          </w:p>
+        </w:tc>
+      </w:tr>
+      <w:tr>
+        <w:trPr>
+          <w:cantSplit w:val="1"/>
+          <w:tblHeader w:val="0"/>
+        </w:trPr>
+        <w:tc>
+          <w:tcPr>
+            <w:shd w:fill="f2f6fa" w:val="clear"/>
+            <w:tcMar>
+              <w:top w:w="40.0" w:type="dxa"/>
+              <w:left w:w="80.0" w:type="dxa"/>
+              <w:bottom w:w="40.0" w:type="dxa"/>
+              <w:right w:w="80.0" w:type="dxa"/>
+            </w:tcMar>
+          </w:tcPr>
+          <w:p>
+            <w:pPr>
+              <w:keepNext w:val="1"/>
+              <w:spacing w:after="20" w:before="20" w:line="240" w:lineRule="auto"/>
+              <w:jc w:val="left"/>
+              <w:rPr>
+                <w:rFonts w:ascii="Times New Roman" w:cs="Times New Roman" w:eastAsia="Times New Roman" w:hAnsi="Times New Roman"/>
+                <w:sz w:val="24"/>
+                <w:szCs w:val="24"/>
+              </w:rPr>
+            </w:pPr>
+            <w:r>
+              <w:rPr>
+                <w:rFonts w:ascii="Times New Roman" w:cs="Times New Roman" w:eastAsia="Times New Roman" w:hAnsi="Times New Roman"/>
+                <w:b w:val="1"/>
+                <w:bCs w:val="1"/>
+                <w:sz w:val="24"/>
+                <w:szCs w:val="24"/>
+                <w:rtl w:val="0"/>
+              </w:rPr>
+              <w:t xml:space="preserve">HU-04</w:t>
+            </w:r>
+            <w:r>
+              <w:rPr>
+                <w:rtl w:val="0"/>
+              </w:rPr>
+            </w:r>
+          </w:p>
+        </w:tc>
+        <w:tc>
+          <w:tcPr>
+            <w:shd w:fill="f2f6fa" w:val="clear"/>
+            <w:tcMar>
+              <w:top w:w="40.0" w:type="dxa"/>
+              <w:left w:w="80.0" w:type="dxa"/>
+              <w:bottom w:w="40.0" w:type="dxa"/>
+              <w:right w:w="80.0" w:type="dxa"/>
+            </w:tcMar>
+          </w:tcPr>
+          <w:p>
+            <w:pPr>
+              <w:keepNext w:val="1"/>
+              <w:spacing w:after="20" w:before="20" w:line="240" w:lineRule="auto"/>
+              <w:jc w:val="left"/>
+              <w:rPr>
+                <w:rFonts w:ascii="Times New Roman" w:cs="Times New Roman" w:eastAsia="Times New Roman" w:hAnsi="Times New Roman"/>
+                <w:sz w:val="24"/>
+                <w:szCs w:val="24"/>
+              </w:rPr>
+            </w:pPr>
+            <w:r>
+              <w:rPr>
+                <w:rFonts w:ascii="Times New Roman" w:cs="Times New Roman" w:eastAsia="Times New Roman" w:hAnsi="Times New Roman"/>
+                <w:sz w:val="24"/>
+                <w:szCs w:val="24"/>
+                <w:rtl w:val="0"/>
+              </w:rPr>
+              <w:t xml:space="preserve">Como persona sorda, quiero una interfaz clara, visual y de lenguaje sencillo para usar la plataforma sin depender de un acompañante.</w:t>
+            </w:r>
+          </w:p>
+        </w:tc>
+        <w:tc>
+          <w:tcPr>
+            <w:shd w:fill="f2f6fa" w:val="clear"/>
+            <w:tcMar>
+              <w:top w:w="40.0" w:type="dxa"/>
+              <w:left w:w="80.0" w:type="dxa"/>
+              <w:bottom w:w="40.0" w:type="dxa"/>
+              <w:right w:w="80.0" w:type="dxa"/>
+            </w:tcMar>
+          </w:tcPr>
+          <w:p>
+            <w:pPr>
+              <w:keepNext w:val="1"/>
+              <w:spacing w:after="20" w:before="20" w:line="240" w:lineRule="auto"/>
+              <w:jc w:val="left"/>
+              <w:rPr>
+                <w:rFonts w:ascii="Times New Roman" w:cs="Times New Roman" w:eastAsia="Times New Roman" w:hAnsi="Times New Roman"/>
+                <w:sz w:val="24"/>
+                <w:szCs w:val="24"/>
+              </w:rPr>
+            </w:pPr>
+            <w:r>
+              <w:rPr>
+                <w:rFonts w:ascii="Times New Roman" w:cs="Times New Roman" w:eastAsia="Times New Roman" w:hAnsi="Times New Roman"/>
+                <w:sz w:val="24"/>
+                <w:szCs w:val="24"/>
+                <w:rtl w:val="0"/>
+              </w:rPr>
+              <w:t xml:space="preserve">Media</w:t>
+            </w:r>
+          </w:p>
+        </w:tc>
+        <w:tc>
+          <w:tcPr>
+            <w:shd w:fill="f2f6fa" w:val="clear"/>
+            <w:tcMar>
+              <w:top w:w="40.0" w:type="dxa"/>
+              <w:left w:w="80.0" w:type="dxa"/>
+              <w:bottom w:w="40.0" w:type="dxa"/>
+              <w:right w:w="80.0" w:type="dxa"/>
+            </w:tcMar>
+          </w:tcPr>
+          <w:p>
+            <w:pPr>
+              <w:keepNext w:val="1"/>
+              <w:spacing w:after="20" w:before="20" w:line="240" w:lineRule="auto"/>
+              <w:jc w:val="left"/>
+              <w:rPr>
+                <w:rFonts w:ascii="Times New Roman" w:cs="Times New Roman" w:eastAsia="Times New Roman" w:hAnsi="Times New Roman"/>
+                <w:sz w:val="24"/>
+                <w:szCs w:val="24"/>
+              </w:rPr>
+            </w:pPr>
+            <w:r>
+              <w:rPr>
+                <w:rFonts w:ascii="Times New Roman" w:cs="Times New Roman" w:eastAsia="Times New Roman" w:hAnsi="Times New Roman"/>
+                <w:sz w:val="24"/>
+                <w:szCs w:val="24"/>
+                <w:rtl w:val="0"/>
+              </w:rPr>
+              <w:t xml:space="preserve">Estructura base de la interfaz con contraste adecuado, iconografía clara y textos simples.</w:t>
+            </w:r>
+          </w:p>
+        </w:tc>
+      </w:tr>
+      <w:tr>
+        <w:trPr>
+          <w:cantSplit w:val="1"/>
+          <w:tblHeader w:val="0"/>
+        </w:trPr>
+        <w:tc>
+          <w:tcPr>
+            <w:tcMar>
+              <w:top w:w="40.0" w:type="dxa"/>
+              <w:left w:w="80.0" w:type="dxa"/>
+              <w:bottom w:w="40.0" w:type="dxa"/>
+              <w:right w:w="80.0" w:type="dxa"/>
+            </w:tcMar>
+          </w:tcPr>
+          <w:p>
+            <w:pPr>
+              <w:spacing w:after="20" w:before="20" w:line="240" w:lineRule="auto"/>
+              <w:jc w:val="left"/>
+              <w:rPr>
+                <w:rFonts w:ascii="Times New Roman" w:cs="Times New Roman" w:eastAsia="Times New Roman" w:hAnsi="Times New Roman"/>
+                <w:sz w:val="24"/>
+                <w:szCs w:val="24"/>
+              </w:rPr>
+            </w:pPr>
+            <w:r>
+              <w:rPr>
+                <w:rFonts w:ascii="Times New Roman" w:cs="Times New Roman" w:eastAsia="Times New Roman" w:hAnsi="Times New Roman"/>
+                <w:b w:val="1"/>
+                <w:bCs w:val="1"/>
+                <w:sz w:val="24"/>
+                <w:szCs w:val="24"/>
+                <w:rtl w:val="0"/>
+              </w:rPr>
+              <w:t xml:space="preserve">SP-01</w:t>
+            </w:r>
+            <w:r>
+              <w:rPr>
+                <w:rtl w:val="0"/>
+              </w:rPr>
+            </w:r>
+          </w:p>
+        </w:tc>
+        <w:tc>
+          <w:tcPr>
+            <w:tcMar>
+              <w:top w:w="40.0" w:type="dxa"/>
+              <w:left w:w="80.0" w:type="dxa"/>
+              <w:bottom w:w="40.0" w:type="dxa"/>
+              <w:right w:w="80.0" w:type="dxa"/>
+            </w:tcMar>
+          </w:tcPr>
+          <w:p>
+            <w:pPr>
+              <w:spacing w:after="20" w:before="20" w:line="240" w:lineRule="auto"/>
+              <w:jc w:val="left"/>
+              <w:rPr>
+                <w:rFonts w:ascii="Times New Roman" w:cs="Times New Roman" w:eastAsia="Times New Roman" w:hAnsi="Times New Roman"/>
+                <w:sz w:val="24"/>
+                <w:szCs w:val="24"/>
+              </w:rPr>
+            </w:pPr>
+            <w:r>
+              <w:rPr>
+                <w:rFonts w:ascii="Times New Roman" w:cs="Times New Roman" w:eastAsia="Times New Roman" w:hAnsi="Times New Roman"/>
+                <w:sz w:val="24"/>
+                <w:szCs w:val="24"/>
+                <w:rtl w:val="0"/>
+              </w:rPr>
+              <w:t xml:space="preserve">Prueba de concepto (spike) de videollamada entre dos navegadores.</w:t>
+            </w:r>
+          </w:p>
+        </w:tc>
+        <w:tc>
+          <w:tcPr>
+            <w:tcMar>
+              <w:top w:w="40.0" w:type="dxa"/>
+              <w:left w:w="80.0" w:type="dxa"/>
+              <w:bottom w:w="40.0" w:type="dxa"/>
+              <w:right w:w="80.0" w:type="dxa"/>
+            </w:tcMar>
+          </w:tcPr>
+          <w:p>
+            <w:pPr>
+              <w:spacing w:after="20" w:before="20" w:line="240" w:lineRule="auto"/>
+              <w:jc w:val="left"/>
+              <w:rPr>
+                <w:rFonts w:ascii="Times New Roman" w:cs="Times New Roman" w:eastAsia="Times New Roman" w:hAnsi="Times New Roman"/>
+                <w:sz w:val="24"/>
+                <w:szCs w:val="24"/>
+              </w:rPr>
+            </w:pPr>
+            <w:r>
+              <w:rPr>
+                <w:rFonts w:ascii="Times New Roman" w:cs="Times New Roman" w:eastAsia="Times New Roman" w:hAnsi="Times New Roman"/>
+                <w:sz w:val="24"/>
+                <w:szCs w:val="24"/>
+                <w:rtl w:val="0"/>
+              </w:rPr>
+              <w:t xml:space="preserve">Alta</w:t>
+            </w:r>
+          </w:p>
+        </w:tc>
+        <w:tc>
+          <w:tcPr>
+            <w:tcMar>
+              <w:top w:w="40.0" w:type="dxa"/>
+              <w:left w:w="80.0" w:type="dxa"/>
+              <w:bottom w:w="40.0" w:type="dxa"/>
+              <w:right w:w="80.0" w:type="dxa"/>
+            </w:tcMar>
+          </w:tcPr>
+          <w:p>
+            <w:pPr>
+              <w:spacing w:after="20" w:before="20" w:line="240" w:lineRule="auto"/>
+              <w:jc w:val="left"/>
+              <w:rPr>
+                <w:rFonts w:ascii="Times New Roman" w:cs="Times New Roman" w:eastAsia="Times New Roman" w:hAnsi="Times New Roman"/>
+                <w:sz w:val="24"/>
+                <w:szCs w:val="24"/>
+              </w:rPr>
+            </w:pPr>
+            <w:r>
+              <w:rPr>
+                <w:rFonts w:ascii="Times New Roman" w:cs="Times New Roman" w:eastAsia="Times New Roman" w:hAnsi="Times New Roman"/>
+                <w:sz w:val="24"/>
+                <w:szCs w:val="24"/>
+                <w:rtl w:val="0"/>
+              </w:rPr>
+              <w:t xml:space="preserve">Dos usuarios logran conectarse por video en un entorno de prueba y se documenta la tecnología elegida.</w:t>
+            </w:r>
+          </w:p>
+        </w:tc>
+      </w:tr>
+    </w:tbl>
+    <w:p>
+      <w:pPr>
+        <w:spacing w:after="60" w:before="0" w:line="276" w:lineRule="auto"/>
+        <w:jc w:val="both"/>
+        <w:rPr/>
+      </w:pPr>
       <w:r>
         <w:rPr>
           <w:rtl w:val="0"/>
@@ -669,7 +7850,347 @@
 </file>
 
 <file path=word/numbering.xml><?xml version="1.0" encoding="utf-8"?>
-<w:numbering xmlns:mc="http://schemas.openxmlformats.org/markup-compatibility/2006" xmlns:o="urn:schemas-microsoft-com:office:office" xmlns:r="http://schemas.openxmlformats.org/officeDocument/2006/relationships" xmlns:m="http://schemas.openxmlformats.org/officeDocument/2006/math" xmlns:v="urn:schemas-microsoft-com:vml" xmlns:wp="http://schemas.openxmlformats.org/drawingml/2006/wordprocessingDrawing" xmlns:w10="urn:schemas-microsoft-com:office:word" xmlns:w="http://schemas.openxmlformats.org/wordprocessingml/2006/main" xmlns:wne="http://schemas.microsoft.com/office/word/2006/wordml" xmlns:sl="http://schemas.openxmlformats.org/schemaLibrary/2006/main" xmlns:a="http://schemas.openxmlformats.org/drawingml/2006/main" xmlns:pic="http://schemas.openxmlformats.org/drawingml/2006/picture" xmlns:c="http://schemas.openxmlformats.org/drawingml/2006/chart" xmlns:lc="http://schemas.openxmlformats.org/drawingml/2006/lockedCanvas" xmlns:dgm="http://schemas.openxmlformats.org/drawingml/2006/diagram" xmlns:wps="http://schemas.microsoft.com/office/word/2010/wordprocessingShape" xmlns:wpg="http://schemas.microsoft.com/office/word/2010/wordprocessingGroup" xmlns:w14="http://schemas.microsoft.com/office/word/2010/wordml" xmlns:w15="http://schemas.microsoft.com/office/word/2012/wordml" xmlns:w16="http://schemas.microsoft.com/office/word/2018/wordml" xmlns:w16cex="http://schemas.microsoft.com/office/word/2018/wordml/cex" xmlns:w16cid="http://schemas.microsoft.com/office/word/2016/wordml/cid" xmlns="http://schemas.microsoft.com/office/tasks/2019/documenttasks" xmlns:cr="http://schemas.microsoft.com/office/comments/2020/reactions"/>
+<w:numbering xmlns:mc="http://schemas.openxmlformats.org/markup-compatibility/2006" xmlns:o="urn:schemas-microsoft-com:office:office" xmlns:r="http://schemas.openxmlformats.org/officeDocument/2006/relationships" xmlns:m="http://schemas.openxmlformats.org/officeDocument/2006/math" xmlns:v="urn:schemas-microsoft-com:vml" xmlns:wp="http://schemas.openxmlformats.org/drawingml/2006/wordprocessingDrawing" xmlns:w10="urn:schemas-microsoft-com:office:word" xmlns:w="http://schemas.openxmlformats.org/wordprocessingml/2006/main" xmlns:wne="http://schemas.microsoft.com/office/word/2006/wordml" xmlns:sl="http://schemas.openxmlformats.org/schemaLibrary/2006/main" xmlns:a="http://schemas.openxmlformats.org/drawingml/2006/main" xmlns:pic="http://schemas.openxmlformats.org/drawingml/2006/picture" xmlns:c="http://schemas.openxmlformats.org/drawingml/2006/chart" xmlns:lc="http://schemas.openxmlformats.org/drawingml/2006/lockedCanvas" xmlns:dgm="http://schemas.openxmlformats.org/drawingml/2006/diagram" xmlns:wps="http://schemas.microsoft.com/office/word/2010/wordprocessingShape" xmlns:wpg="http://schemas.microsoft.com/office/word/2010/wordprocessingGroup" xmlns:w14="http://schemas.microsoft.com/office/word/2010/wordml" xmlns:w15="http://schemas.microsoft.com/office/word/2012/wordml" xmlns:w16="http://schemas.microsoft.com/office/word/2018/wordml" xmlns:w16cex="http://schemas.microsoft.com/office/word/2018/wordml/cex" xmlns:w16cid="http://schemas.microsoft.com/office/word/2016/wordml/cid" xmlns="http://schemas.microsoft.com/office/tasks/2019/documenttasks" xmlns:cr="http://schemas.microsoft.com/office/comments/2020/reactions">
+  <w:abstractNum w:abstractNumId="1">
+    <w:lvl w:ilvl="0">
+      <w:start w:val="1"/>
+      <w:numFmt w:val="bullet"/>
+      <w:lvlText w:val="●"/>
+      <w:lvlJc w:val="left"/>
+      <w:pPr>
+        <w:ind w:left="720" w:hanging="360"/>
+      </w:pPr>
+      <w:rPr>
+        <w:u w:val="none"/>
+      </w:rPr>
+    </w:lvl>
+    <w:lvl w:ilvl="1">
+      <w:start w:val="1"/>
+      <w:numFmt w:val="bullet"/>
+      <w:lvlText w:val="○"/>
+      <w:lvlJc w:val="left"/>
+      <w:pPr>
+        <w:ind w:left="1440" w:hanging="360"/>
+      </w:pPr>
+      <w:rPr>
+        <w:u w:val="none"/>
+      </w:rPr>
+    </w:lvl>
+    <w:lvl w:ilvl="2">
+      <w:start w:val="1"/>
+      <w:numFmt w:val="bullet"/>
+      <w:lvlText w:val="■"/>
+      <w:lvlJc w:val="left"/>
+      <w:pPr>
+        <w:ind w:left="2160" w:hanging="360"/>
+      </w:pPr>
+      <w:rPr>
+        <w:u w:val="none"/>
+      </w:rPr>
+    </w:lvl>
+    <w:lvl w:ilvl="3">
+      <w:start w:val="1"/>
+      <w:numFmt w:val="bullet"/>
+      <w:lvlText w:val="●"/>
+      <w:lvlJc w:val="left"/>
+      <w:pPr>
+        <w:ind w:left="2880" w:hanging="360"/>
+      </w:pPr>
+      <w:rPr>
+        <w:u w:val="none"/>
+      </w:rPr>
+    </w:lvl>
+    <w:lvl w:ilvl="4">
+      <w:start w:val="1"/>
+      <w:numFmt w:val="bullet"/>
+      <w:lvlText w:val="○"/>
+      <w:lvlJc w:val="left"/>
+      <w:pPr>
+        <w:ind w:left="3600" w:hanging="360"/>
+      </w:pPr>
+      <w:rPr>
+        <w:u w:val="none"/>
+      </w:rPr>
+    </w:lvl>
+    <w:lvl w:ilvl="5">
+      <w:start w:val="1"/>
+      <w:numFmt w:val="bullet"/>
+      <w:lvlText w:val="■"/>
+      <w:lvlJc w:val="left"/>
+      <w:pPr>
+        <w:ind w:left="4320" w:hanging="360"/>
+      </w:pPr>
+      <w:rPr>
+        <w:u w:val="none"/>
+      </w:rPr>
+    </w:lvl>
+    <w:lvl w:ilvl="6">
+      <w:start w:val="1"/>
+      <w:numFmt w:val="bullet"/>
+      <w:lvlText w:val="●"/>
+      <w:lvlJc w:val="left"/>
+      <w:pPr>
+        <w:ind w:left="5040" w:hanging="360"/>
+      </w:pPr>
+      <w:rPr>
+        <w:u w:val="none"/>
+      </w:rPr>
+    </w:lvl>
+    <w:lvl w:ilvl="7">
+      <w:start w:val="1"/>
+      <w:numFmt w:val="bullet"/>
+      <w:lvlText w:val="○"/>
+      <w:lvlJc w:val="left"/>
+      <w:pPr>
+        <w:ind w:left="5760" w:hanging="360"/>
+      </w:pPr>
+      <w:rPr>
+        <w:u w:val="none"/>
+      </w:rPr>
+    </w:lvl>
+    <w:lvl w:ilvl="8">
+      <w:start w:val="1"/>
+      <w:numFmt w:val="bullet"/>
+      <w:lvlText w:val="■"/>
+      <w:lvlJc w:val="left"/>
+      <w:pPr>
+        <w:ind w:left="6480" w:hanging="360"/>
+      </w:pPr>
+      <w:rPr>
+        <w:u w:val="none"/>
+      </w:rPr>
+    </w:lvl>
+  </w:abstractNum>
+  <w:abstractNum w:abstractNumId="2">
+    <w:lvl w:ilvl="0">
+      <w:start w:val="1"/>
+      <w:numFmt w:val="bullet"/>
+      <w:lvlText w:val="●"/>
+      <w:lvlJc w:val="left"/>
+      <w:pPr>
+        <w:ind w:left="720" w:hanging="360"/>
+      </w:pPr>
+      <w:rPr>
+        <w:u w:val="none"/>
+      </w:rPr>
+    </w:lvl>
+    <w:lvl w:ilvl="1">
+      <w:start w:val="1"/>
+      <w:numFmt w:val="bullet"/>
+      <w:lvlText w:val="○"/>
+      <w:lvlJc w:val="left"/>
+      <w:pPr>
+        <w:ind w:left="1440" w:hanging="360"/>
+      </w:pPr>
+      <w:rPr>
+        <w:u w:val="none"/>
+      </w:rPr>
+    </w:lvl>
+    <w:lvl w:ilvl="2">
+      <w:start w:val="1"/>
+      <w:numFmt w:val="bullet"/>
+      <w:lvlText w:val="■"/>
+      <w:lvlJc w:val="left"/>
+      <w:pPr>
+        <w:ind w:left="2160" w:hanging="360"/>
+      </w:pPr>
+      <w:rPr>
+        <w:u w:val="none"/>
+      </w:rPr>
+    </w:lvl>
+    <w:lvl w:ilvl="3">
+      <w:start w:val="1"/>
+      <w:numFmt w:val="bullet"/>
+      <w:lvlText w:val="●"/>
+      <w:lvlJc w:val="left"/>
+      <w:pPr>
+        <w:ind w:left="2880" w:hanging="360"/>
+      </w:pPr>
+      <w:rPr>
+        <w:u w:val="none"/>
+      </w:rPr>
+    </w:lvl>
+    <w:lvl w:ilvl="4">
+      <w:start w:val="1"/>
+      <w:numFmt w:val="bullet"/>
+      <w:lvlText w:val="○"/>
+      <w:lvlJc w:val="left"/>
+      <w:pPr>
+        <w:ind w:left="3600" w:hanging="360"/>
+      </w:pPr>
+      <w:rPr>
+        <w:u w:val="none"/>
+      </w:rPr>
+    </w:lvl>
+    <w:lvl w:ilvl="5">
+      <w:start w:val="1"/>
+      <w:numFmt w:val="bullet"/>
+      <w:lvlText w:val="■"/>
+      <w:lvlJc w:val="left"/>
+      <w:pPr>
+        <w:ind w:left="4320" w:hanging="360"/>
+      </w:pPr>
+      <w:rPr>
+        <w:u w:val="none"/>
+      </w:rPr>
+    </w:lvl>
+    <w:lvl w:ilvl="6">
+      <w:start w:val="1"/>
+      <w:numFmt w:val="bullet"/>
+      <w:lvlText w:val="●"/>
+      <w:lvlJc w:val="left"/>
+      <w:pPr>
+        <w:ind w:left="5040" w:hanging="360"/>
+      </w:pPr>
+      <w:rPr>
+        <w:u w:val="none"/>
+      </w:rPr>
+    </w:lvl>
+    <w:lvl w:ilvl="7">
+      <w:start w:val="1"/>
+      <w:numFmt w:val="bullet"/>
+      <w:lvlText w:val="○"/>
+      <w:lvlJc w:val="left"/>
+      <w:pPr>
+        <w:ind w:left="5760" w:hanging="360"/>
+      </w:pPr>
+      <w:rPr>
+        <w:u w:val="none"/>
+      </w:rPr>
+    </w:lvl>
+    <w:lvl w:ilvl="8">
+      <w:start w:val="1"/>
+      <w:numFmt w:val="bullet"/>
+      <w:lvlText w:val="■"/>
+      <w:lvlJc w:val="left"/>
+      <w:pPr>
+        <w:ind w:left="6480" w:hanging="360"/>
+      </w:pPr>
+      <w:rPr>
+        <w:u w:val="none"/>
+      </w:rPr>
+    </w:lvl>
+  </w:abstractNum>
+  <w:abstractNum w:abstractNumId="3">
+    <w:lvl w:ilvl="0">
+      <w:start w:val="1"/>
+      <w:numFmt w:val="bullet"/>
+      <w:lvlText w:val="●"/>
+      <w:lvlJc w:val="left"/>
+      <w:pPr>
+        <w:ind w:left="720" w:hanging="360"/>
+      </w:pPr>
+      <w:rPr>
+        <w:u w:val="none"/>
+      </w:rPr>
+    </w:lvl>
+    <w:lvl w:ilvl="1">
+      <w:start w:val="1"/>
+      <w:numFmt w:val="bullet"/>
+      <w:lvlText w:val="○"/>
+      <w:lvlJc w:val="left"/>
+      <w:pPr>
+        <w:ind w:left="1440" w:hanging="360"/>
+      </w:pPr>
+      <w:rPr>
+        <w:u w:val="none"/>
+      </w:rPr>
+    </w:lvl>
+    <w:lvl w:ilvl="2">
+      <w:start w:val="1"/>
+      <w:numFmt w:val="bullet"/>
+      <w:lvlText w:val="■"/>
+      <w:lvlJc w:val="left"/>
+      <w:pPr>
+        <w:ind w:left="2160" w:hanging="360"/>
+      </w:pPr>
+      <w:rPr>
+        <w:u w:val="none"/>
+      </w:rPr>
+    </w:lvl>
+    <w:lvl w:ilvl="3">
+      <w:start w:val="1"/>
+      <w:numFmt w:val="bullet"/>
+      <w:lvlText w:val="●"/>
+      <w:lvlJc w:val="left"/>
+      <w:pPr>
+        <w:ind w:left="2880" w:hanging="360"/>
+      </w:pPr>
+      <w:rPr>
+        <w:u w:val="none"/>
+      </w:rPr>
+    </w:lvl>
+    <w:lvl w:ilvl="4">
+      <w:start w:val="1"/>
+      <w:numFmt w:val="bullet"/>
+      <w:lvlText w:val="○"/>
+      <w:lvlJc w:val="left"/>
+      <w:pPr>
+        <w:ind w:left="3600" w:hanging="360"/>
+      </w:pPr>
+      <w:rPr>
+        <w:u w:val="none"/>
+      </w:rPr>
+    </w:lvl>
+    <w:lvl w:ilvl="5">
+      <w:start w:val="1"/>
+      <w:numFmt w:val="bullet"/>
+      <w:lvlText w:val="■"/>
+      <w:lvlJc w:val="left"/>
+      <w:pPr>
+        <w:ind w:left="4320" w:hanging="360"/>
+      </w:pPr>
+      <w:rPr>
+        <w:u w:val="none"/>
+      </w:rPr>
+    </w:lvl>
+    <w:lvl w:ilvl="6">
+      <w:start w:val="1"/>
+      <w:numFmt w:val="bullet"/>
+      <w:lvlText w:val="●"/>
+      <w:lvlJc w:val="left"/>
+      <w:pPr>
+        <w:ind w:left="5040" w:hanging="360"/>
+      </w:pPr>
+      <w:rPr>
+        <w:u w:val="none"/>
+      </w:rPr>
+    </w:lvl>
+    <w:lvl w:ilvl="7">
+      <w:start w:val="1"/>
+      <w:numFmt w:val="bullet"/>
+      <w:lvlText w:val="○"/>
+      <w:lvlJc w:val="left"/>
+      <w:pPr>
+        <w:ind w:left="5760" w:hanging="360"/>
+      </w:pPr>
+      <w:rPr>
+        <w:u w:val="none"/>
+      </w:rPr>
+    </w:lvl>
+    <w:lvl w:ilvl="8">
+      <w:start w:val="1"/>
+      <w:numFmt w:val="bullet"/>
+      <w:lvlText w:val="■"/>
+      <w:lvlJc w:val="left"/>
+      <w:pPr>
+        <w:ind w:left="6480" w:hanging="360"/>
+      </w:pPr>
+      <w:rPr>
+        <w:u w:val="none"/>
+      </w:rPr>
+    </w:lvl>
+  </w:abstractNum>
+  <w:num w:numId="1">
+    <w:abstractNumId w:val="1"/>
+  </w:num>
+  <w:num w:numId="2">
+    <w:abstractNumId w:val="2"/>
+  </w:num>
+  <w:num w:numId="3">
+    <w:abstractNumId w:val="3"/>
+  </w:num>
+</w:numbering>
 </file>
 
 <file path=word/styles.xml><?xml version="1.0" encoding="utf-8"?>
@@ -836,6 +8357,84 @@
       <w:sz w:val="30"/>
       <w:szCs w:val="30"/>
     </w:rPr>
+  </w:style>
+  <w:style w:type="table" w:styleId="Table1">
+    <w:basedOn w:val="TableNormal"/>
+    <w:tblPr>
+      <w:tblStyleRowBandSize w:val="1"/>
+      <w:tblStyleColBandSize w:val="1"/>
+      <w:tblCellMar>
+        <w:top w:w="0.0" w:type="dxa"/>
+        <w:left w:w="115.0" w:type="dxa"/>
+        <w:bottom w:w="0.0" w:type="dxa"/>
+        <w:right w:w="115.0" w:type="dxa"/>
+      </w:tblCellMar>
+    </w:tblPr>
+  </w:style>
+  <w:style w:type="table" w:styleId="Table2">
+    <w:basedOn w:val="TableNormal"/>
+    <w:tblPr>
+      <w:tblStyleRowBandSize w:val="1"/>
+      <w:tblStyleColBandSize w:val="1"/>
+      <w:tblCellMar>
+        <w:top w:w="0.0" w:type="dxa"/>
+        <w:left w:w="115.0" w:type="dxa"/>
+        <w:bottom w:w="0.0" w:type="dxa"/>
+        <w:right w:w="115.0" w:type="dxa"/>
+      </w:tblCellMar>
+    </w:tblPr>
+  </w:style>
+  <w:style w:type="table" w:styleId="Table3">
+    <w:basedOn w:val="TableNormal"/>
+    <w:tblPr>
+      <w:tblStyleRowBandSize w:val="1"/>
+      <w:tblStyleColBandSize w:val="1"/>
+      <w:tblCellMar>
+        <w:top w:w="0.0" w:type="dxa"/>
+        <w:left w:w="115.0" w:type="dxa"/>
+        <w:bottom w:w="0.0" w:type="dxa"/>
+        <w:right w:w="115.0" w:type="dxa"/>
+      </w:tblCellMar>
+    </w:tblPr>
+  </w:style>
+  <w:style w:type="table" w:styleId="Table4">
+    <w:basedOn w:val="TableNormal"/>
+    <w:tblPr>
+      <w:tblStyleRowBandSize w:val="1"/>
+      <w:tblStyleColBandSize w:val="1"/>
+      <w:tblCellMar>
+        <w:top w:w="0.0" w:type="dxa"/>
+        <w:left w:w="115.0" w:type="dxa"/>
+        <w:bottom w:w="0.0" w:type="dxa"/>
+        <w:right w:w="115.0" w:type="dxa"/>
+      </w:tblCellMar>
+    </w:tblPr>
+  </w:style>
+  <w:style w:type="table" w:styleId="Table5">
+    <w:basedOn w:val="TableNormal"/>
+    <w:tblPr>
+      <w:tblStyleRowBandSize w:val="1"/>
+      <w:tblStyleColBandSize w:val="1"/>
+      <w:tblCellMar>
+        <w:top w:w="0.0" w:type="dxa"/>
+        <w:left w:w="115.0" w:type="dxa"/>
+        <w:bottom w:w="0.0" w:type="dxa"/>
+        <w:right w:w="115.0" w:type="dxa"/>
+      </w:tblCellMar>
+    </w:tblPr>
+  </w:style>
+  <w:style w:type="table" w:styleId="Table6">
+    <w:basedOn w:val="TableNormal"/>
+    <w:tblPr>
+      <w:tblStyleRowBandSize w:val="1"/>
+      <w:tblStyleColBandSize w:val="1"/>
+      <w:tblCellMar>
+        <w:top w:w="0.0" w:type="dxa"/>
+        <w:left w:w="115.0" w:type="dxa"/>
+        <w:bottom w:w="0.0" w:type="dxa"/>
+        <w:right w:w="115.0" w:type="dxa"/>
+      </w:tblCellMar>
+    </w:tblPr>
   </w:style>
 </w:styles>
 </file>
